--- a/courseware/LP-CompTIA Security+ (SY0-701).docx
+++ b/courseware/LP-CompTIA Security+ (SY0-701).docx
@@ -179,7 +179,7 @@
           <w:color w:val="1F6FEB"/>
           <w:sz w:val="24"/>
         </w:rPr>
-        <w:t>Version 1.0</w:t>
+        <w:t>Version 2.0</w:t>
       </w:r>
     </w:p>
     <w:p>
@@ -341,6 +341,64 @@
           </w:p>
         </w:tc>
       </w:tr>
+      <w:tr>
+        <w:tc>
+          <w:tcPr>
+            <w:tcW w:type="dxa" w:w="2160"/>
+          </w:tcPr>
+          <w:p>
+            <w:r/>
+            <w:r>
+              <w:rPr>
+                <w:sz w:val="19"/>
+              </w:rPr>
+              <w:t>2.0</w:t>
+            </w:r>
+          </w:p>
+        </w:tc>
+        <w:tc>
+          <w:tcPr>
+            <w:tcW w:type="dxa" w:w="2160"/>
+          </w:tcPr>
+          <w:p>
+            <w:r/>
+            <w:r>
+              <w:rPr>
+                <w:sz w:val="19"/>
+              </w:rPr>
+              <w:t>18 August 2026</w:t>
+            </w:r>
+          </w:p>
+        </w:tc>
+        <w:tc>
+          <w:tcPr>
+            <w:tcW w:type="dxa" w:w="2160"/>
+          </w:tcPr>
+          <w:p>
+            <w:r/>
+            <w:r>
+              <w:rPr>
+                <w:sz w:val="19"/>
+              </w:rPr>
+              <w:t>Reorganised to 5 days aligned to the SY0-701 exam domains (one domain per day); added full concept coverage per exam objective and 7 new labs (43 total); added exam-registration and practice-exam sections.</w:t>
+            </w:r>
+          </w:p>
+        </w:tc>
+        <w:tc>
+          <w:tcPr>
+            <w:tcW w:type="dxa" w:w="2160"/>
+          </w:tcPr>
+          <w:p>
+            <w:r/>
+            <w:r>
+              <w:rPr>
+                <w:sz w:val="19"/>
+              </w:rPr>
+              <w:t>Dr. Alfred Ang</w:t>
+            </w:r>
+          </w:p>
+        </w:tc>
+      </w:tr>
     </w:tbl>
     <w:p>
       <w:r>
@@ -361,12 +419,198 @@
       </w:r>
     </w:p>
     <w:p>
+      <w:pPr>
+        <w:tabs>
+          <w:tab w:pos="9072" w:val="right" w:leader="dot"/>
+        </w:tabs>
+        <w:spacing w:after="60"/>
+      </w:pPr>
       <w:r>
-        <w:fldChar w:fldCharType="begin"/>
-        <w:instrText xml:space="preserve">TOC \o "1-3" \h \z \u</w:instrText>
-        <w:fldChar w:fldCharType="separate"/>
-        <w:t>Right-click and choose “Update Field”, or press F9, to build the table of contents.</w:t>
-        <w:fldChar w:fldCharType="end"/>
+        <w:rPr>
+          <w:rFonts w:ascii="Arial" w:hAnsi="Arial"/>
+          <w:b/>
+          <w:color w:val="333333"/>
+          <w:sz w:val="22"/>
+        </w:rPr>
+        <w:t>Course Information</w:t>
+        <w:tab/>
+        <w:t>4</w:t>
+      </w:r>
+    </w:p>
+    <w:p>
+      <w:pPr>
+        <w:tabs>
+          <w:tab w:pos="9072" w:val="right" w:leader="dot"/>
+        </w:tabs>
+        <w:spacing w:after="60"/>
+      </w:pPr>
+      <w:r>
+        <w:rPr>
+          <w:rFonts w:ascii="Arial" w:hAnsi="Arial"/>
+          <w:b/>
+          <w:color w:val="333333"/>
+          <w:sz w:val="22"/>
+        </w:rPr>
+        <w:t>Learning Outcomes</w:t>
+        <w:tab/>
+        <w:t>4</w:t>
+      </w:r>
+    </w:p>
+    <w:p>
+      <w:pPr>
+        <w:tabs>
+          <w:tab w:pos="9072" w:val="right" w:leader="dot"/>
+        </w:tabs>
+        <w:spacing w:after="60"/>
+      </w:pPr>
+      <w:r>
+        <w:rPr>
+          <w:rFonts w:ascii="Arial" w:hAnsi="Arial"/>
+          <w:b/>
+          <w:color w:val="333333"/>
+          <w:sz w:val="22"/>
+        </w:rPr>
+        <w:t>Assessment</w:t>
+        <w:tab/>
+        <w:t>4</w:t>
+      </w:r>
+    </w:p>
+    <w:p>
+      <w:pPr>
+        <w:tabs>
+          <w:tab w:pos="9072" w:val="right" w:leader="dot"/>
+        </w:tabs>
+        <w:spacing w:after="60"/>
+      </w:pPr>
+      <w:r>
+        <w:rPr>
+          <w:rFonts w:ascii="Arial" w:hAnsi="Arial"/>
+          <w:b/>
+          <w:color w:val="333333"/>
+          <w:sz w:val="22"/>
+        </w:rPr>
+        <w:t>Course Schedule</w:t>
+        <w:tab/>
+        <w:t>4</w:t>
+      </w:r>
+    </w:p>
+    <w:p>
+      <w:pPr>
+        <w:tabs>
+          <w:tab w:pos="9072" w:val="right" w:leader="dot"/>
+        </w:tabs>
+        <w:spacing w:after="60"/>
+        <w:ind w:left="432"/>
+      </w:pPr>
+      <w:r>
+        <w:rPr>
+          <w:rFonts w:ascii="Arial" w:hAnsi="Arial"/>
+          <w:b w:val="0"/>
+          <w:color w:val="333333"/>
+          <w:sz w:val="21"/>
+        </w:rPr>
+        <w:t>Day 1 — Domain 1 — General Security Concepts (12%)</w:t>
+        <w:tab/>
+        <w:t>4</w:t>
+      </w:r>
+    </w:p>
+    <w:p>
+      <w:pPr>
+        <w:tabs>
+          <w:tab w:pos="9072" w:val="right" w:leader="dot"/>
+        </w:tabs>
+        <w:spacing w:after="60"/>
+        <w:ind w:left="432"/>
+      </w:pPr>
+      <w:r>
+        <w:rPr>
+          <w:rFonts w:ascii="Arial" w:hAnsi="Arial"/>
+          <w:b w:val="0"/>
+          <w:color w:val="333333"/>
+          <w:sz w:val="21"/>
+        </w:rPr>
+        <w:t>Day 2 — Domain 2 — Threats, Vulnerabilities &amp; Mitigations (22%)</w:t>
+        <w:tab/>
+        <w:t>5</w:t>
+      </w:r>
+    </w:p>
+    <w:p>
+      <w:pPr>
+        <w:tabs>
+          <w:tab w:pos="9072" w:val="right" w:leader="dot"/>
+        </w:tabs>
+        <w:spacing w:after="60"/>
+        <w:ind w:left="432"/>
+      </w:pPr>
+      <w:r>
+        <w:rPr>
+          <w:rFonts w:ascii="Arial" w:hAnsi="Arial"/>
+          <w:b w:val="0"/>
+          <w:color w:val="333333"/>
+          <w:sz w:val="21"/>
+        </w:rPr>
+        <w:t>Day 3 — Domain 3 — Security Architecture (18%)</w:t>
+        <w:tab/>
+        <w:t>6</w:t>
+      </w:r>
+    </w:p>
+    <w:p>
+      <w:pPr>
+        <w:tabs>
+          <w:tab w:pos="9072" w:val="right" w:leader="dot"/>
+        </w:tabs>
+        <w:spacing w:after="60"/>
+        <w:ind w:left="432"/>
+      </w:pPr>
+      <w:r>
+        <w:rPr>
+          <w:rFonts w:ascii="Arial" w:hAnsi="Arial"/>
+          <w:b w:val="0"/>
+          <w:color w:val="333333"/>
+          <w:sz w:val="21"/>
+        </w:rPr>
+        <w:t>Day 4 — Domain 4 — Security Operations (28%)</w:t>
+        <w:tab/>
+        <w:t>7</w:t>
+      </w:r>
+    </w:p>
+    <w:p>
+      <w:pPr>
+        <w:tabs>
+          <w:tab w:pos="9072" w:val="right" w:leader="dot"/>
+        </w:tabs>
+        <w:spacing w:after="60"/>
+        <w:ind w:left="432"/>
+      </w:pPr>
+      <w:r>
+        <w:rPr>
+          <w:rFonts w:ascii="Arial" w:hAnsi="Arial"/>
+          <w:b w:val="0"/>
+          <w:color w:val="333333"/>
+          <w:sz w:val="21"/>
+        </w:rPr>
+        <w:t>Day 5 — Domain 5 — Program Management, Oversight &amp; Assessment (20%)</w:t>
+        <w:tab/>
+        <w:t>7</w:t>
+      </w:r>
+    </w:p>
+    <w:p>
+      <w:pPr>
+        <w:tabs>
+          <w:tab w:pos="9072" w:val="right" w:leader="dot"/>
+        </w:tabs>
+        <w:spacing w:after="60"/>
+      </w:pPr>
+      <w:r>
+        <w:rPr>
+          <w:rFonts w:ascii="Arial" w:hAnsi="Arial"/>
+          <w:b/>
+          <w:color w:val="333333"/>
+          <w:sz w:val="22"/>
+        </w:rPr>
+        <w:t>Lab Reference (aligned to exam domains)</w:t>
+        <w:tab/>
+        <w:t>8</w:t>
       </w:r>
     </w:p>
     <w:p>
@@ -515,7 +759,7 @@
               <w:rPr>
                 <w:sz w:val="20"/>
               </w:rPr>
-              <w:t>3 days · 8 training hours per day (24 hours)</w:t>
+              <w:t>5 days · 8 training hours per day (40 hours)</w:t>
             </w:r>
           </w:p>
         </w:tc>
@@ -638,7 +882,7 @@
         <w:rPr>
           <w:sz w:val="21"/>
         </w:rPr>
-        <w:t>LO1: Apply general security concepts — control categories and types, the CIA triad and AAA, cryptographic primitives (hashing, symmetric/asymmetric encryption) and PKI.</w:t>
+        <w:t>LO1: Apply general security concepts — control categories and types, the CIA triad and AAA, Zero Trust, change management, cryptographic primitives (hashing, symmetric/asymmetric encryption) and PKI.</w:t>
       </w:r>
     </w:p>
     <w:p>
@@ -649,7 +893,7 @@
         <w:rPr>
           <w:sz w:val="21"/>
         </w:rPr>
-        <w:t>LO2: Identify threats, vulnerabilities and mitigations — phishing, password and web attacks (SQLi, XSS), malware, denial-of-service, vulnerability scanning and host hardening.</w:t>
+        <w:t>LO2: Identify threats, vulnerabilities and mitigations — threat actors, social engineering, password and web attacks (SQLi, XSS), malware, denial-of-service, wireless attacks and hardening.</w:t>
       </w:r>
     </w:p>
     <w:p>
@@ -660,7 +904,7 @@
         <w:rPr>
           <w:sz w:val="21"/>
         </w:rPr>
-        <w:t>LO3: Implement secure architecture — network segmentation, firewalls, WAF, VPN, data-at-rest encryption, TLS hardening and resilient backup.</w:t>
+        <w:t>LO3: Implement secure architecture — cloud and enterprise models, network segmentation, firewalls, WAF, VPN, container security, data-at-rest encryption, TLS hardening and resilient backup/RAID.</w:t>
       </w:r>
     </w:p>
     <w:p>
@@ -671,7 +915,7 @@
         <w:rPr>
           <w:sz w:val="21"/>
         </w:rPr>
-        <w:t>LO4: Run security operations — SSH/identity hardening, MFA, SIEM, IDS, EDR, file-integrity monitoring, vulnerability management, incident response and automation.</w:t>
+        <w:t>LO4: Run security operations — SSH/identity hardening, MFA, SIEM, IDS, EDR, file-integrity monitoring, packet analysis, vulnerability management, incident response, forensics and automation.</w:t>
       </w:r>
     </w:p>
     <w:p>
@@ -682,7 +926,7 @@
         <w:rPr>
           <w:sz w:val="21"/>
         </w:rPr>
-        <w:t>LO5: Manage the security program — risk registers and CVSS, reconnaissance, penetration testing, compliance auditing and security-awareness testing.</w:t>
+        <w:t>LO5: Manage the security program — governance, risk registers and CVSS, third-party risk, reconnaissance, penetration testing, compliance auditing and security-awareness testing.</w:t>
       </w:r>
     </w:p>
     <w:p>
@@ -734,7 +978,7 @@
         <w:rPr>
           <w:sz w:val="21"/>
         </w:rPr>
-        <w:t>Final assessment is conducted on Day 3 from 4:30 pm.</w:t>
+        <w:t>Final assessment is conducted on Day 5 from 4:30 pm.</w:t>
       </w:r>
     </w:p>
     <w:p>
@@ -761,7 +1005,7 @@
         <w:pStyle w:val="Heading2"/>
       </w:pPr>
       <w:r>
-        <w:t>Day 1 — General Security Concepts &amp; Threats</w:t>
+        <w:t>Day 1 — Domain 1 — General Security Concepts (12%)</w:t>
       </w:r>
     </w:p>
     <w:tbl>
@@ -880,7 +1124,7 @@
                 <w:b w:val="0"/>
                 <w:sz w:val="19"/>
               </w:rPr>
-              <w:t>Welcome, course introduction, ground rules and mandatory digital attendance (AM)</w:t>
+              <w:t>Welcome, course introduction, exam-domain overview, ground rules and mandatory digital attendance (AM)</w:t>
             </w:r>
           </w:p>
         </w:tc>
@@ -933,7 +1177,7 @@
                 <w:b/>
                 <w:sz w:val="19"/>
               </w:rPr>
-              <w:t>Domain 1 — General Security Concepts: control categories &amp; types, CIA triad &amp; AAA, hashing, symmetric/asymmetric encryption and PKI (concepts + demo)</w:t>
+              <w:t>Domain 1 concepts: security control categories &amp; types, defence in depth, gap analysis (Obj 1.1)</w:t>
             </w:r>
           </w:p>
         </w:tc>
@@ -995,13 +1239,14 @@
         <w:tc>
           <w:tcPr>
             <w:tcW w:type="dxa" w:w="1656"/>
+            <w:shd w:val="clear" w:color="auto" w:fill="E8F0FE"/>
           </w:tcPr>
           <w:p>
             <w:r/>
             <w:r>
               <w:rPr>
                 <w:rFonts w:ascii="Arial" w:hAnsi="Arial"/>
-                <w:b w:val="0"/>
+                <w:b/>
                 <w:sz w:val="19"/>
               </w:rPr>
               <w:t>11:15–13:00</w:t>
@@ -1011,6 +1256,7 @@
         <w:tc>
           <w:tcPr>
             <w:tcW w:type="dxa" w:w="1296"/>
+            <w:shd w:val="clear" w:color="auto" w:fill="E8F0FE"/>
           </w:tcPr>
           <w:p>
             <w:r/>
@@ -1027,16 +1273,17 @@
         <w:tc>
           <w:tcPr>
             <w:tcW w:type="dxa" w:w="6840"/>
+            <w:shd w:val="clear" w:color="auto" w:fill="E8F0FE"/>
           </w:tcPr>
           <w:p>
             <w:r/>
             <w:r>
               <w:rPr>
                 <w:rFonts w:ascii="Arial" w:hAnsi="Arial"/>
-                <w:b w:val="0"/>
+                <w:b/>
                 <w:sz w:val="19"/>
               </w:rPr>
-              <w:t>Hands-on: Lab 1: Security Controls Categorization; Lab 2: CIA Triad and AAA on Linux; Lab 3: Hashing, Salting, and Digital Signatures; Lab 4: Symmetric vs. Asymmetric Encryption; Lab 5: PKI: Build Your Own Certificate Authority</w:t>
+              <w:t>Domain 1 concepts: CIA/DAD triad, AAA, MFA, Zero Trust, physical security, deception; change management (Obj 1.2–1.3)</w:t>
             </w:r>
           </w:p>
         </w:tc>
@@ -1108,7 +1355,7 @@
                 <w:b/>
                 <w:sz w:val="19"/>
               </w:rPr>
-              <w:t>14:00–14:45</w:t>
+              <w:t>14:00–15:00</w:t>
             </w:r>
           </w:p>
         </w:tc>
@@ -1125,7 +1372,7 @@
                 <w:b w:val="0"/>
                 <w:sz w:val="19"/>
               </w:rPr>
-              <w:t>45 min</w:t>
+              <w:t>60 min</w:t>
             </w:r>
           </w:p>
         </w:tc>
@@ -1142,7 +1389,7 @@
                 <w:b/>
                 <w:sz w:val="19"/>
               </w:rPr>
-              <w:t>Domain 2 — Threats, Vulnerabilities &amp; Mitigations: social engineering, malware, web &amp; password attacks, scanning and hardening (concepts)</w:t>
+              <w:t>Domain 1 concepts: cryptography — symmetric/asymmetric, hashing, digital signatures, PKI, key protection, obfuscation (Obj 1.4)</w:t>
             </w:r>
           </w:p>
         </w:tc>
@@ -1160,7 +1407,7 @@
                 <w:b w:val="0"/>
                 <w:sz w:val="19"/>
               </w:rPr>
-              <w:t>14:45–16:15</w:t>
+              <w:t>15:00–16:15</w:t>
             </w:r>
           </w:p>
         </w:tc>
@@ -1176,7 +1423,7 @@
                 <w:b w:val="0"/>
                 <w:sz w:val="19"/>
               </w:rPr>
-              <w:t>90 min</w:t>
+              <w:t>75 min</w:t>
             </w:r>
           </w:p>
         </w:tc>
@@ -1192,7 +1439,7 @@
                 <w:b w:val="0"/>
                 <w:sz w:val="19"/>
               </w:rPr>
-              <w:t>Hands-on: Lab 6: Phishing Email Header Analysis (SPF / DKIM / DMARC); Lab 7: Password Attacks: Spraying, Brute Force, Cracking; Lab 8: Malware Static Analysis (Safe Sample); Lab 9: SQL Injection (SQLi)</w:t>
+              <w:t>Hands-on: Lab 1: Security Controls Categorization; Lab 2: CIA Triad and AAA on Linux; Lab 3: Hashing, Salting, and Digital Signatures</w:t>
             </w:r>
           </w:p>
         </w:tc>
@@ -1295,7 +1542,7 @@
                 <w:b w:val="0"/>
                 <w:sz w:val="19"/>
               </w:rPr>
-              <w:t>Hands-on: Lab 10: Cross-Site Scripting (XSS); Lab 11: DoS Simulation and Detection; Lab 12: Vulnerability Scanning with Nikto and Nuclei; Lab 13: Linux Hardening Baseline with Lynis</w:t>
+              <w:t>Hands-on: Lab 4: Symmetric vs. Asymmetric Encryption; Lab 5: PKI: Build Your Own Certificate Authority</w:t>
             </w:r>
           </w:p>
         </w:tc>
@@ -1369,7 +1616,7 @@
         <w:pStyle w:val="Heading2"/>
       </w:pPr>
       <w:r>
-        <w:t>Day 2 — Security Architecture &amp; Security Operations</w:t>
+        <w:t>Day 2 — Domain 2 — Threats, Vulnerabilities &amp; Mitigations (22%)</w:t>
       </w:r>
     </w:p>
     <w:tbl>
@@ -1507,7 +1754,7 @@
                 <w:b/>
                 <w:sz w:val="19"/>
               </w:rPr>
-              <w:t>9:45–10:30</w:t>
+              <w:t>9:45–11:00</w:t>
             </w:r>
           </w:p>
         </w:tc>
@@ -1524,7 +1771,7 @@
                 <w:b w:val="0"/>
                 <w:sz w:val="19"/>
               </w:rPr>
-              <w:t>45 min</w:t>
+              <w:t>75 min</w:t>
             </w:r>
           </w:p>
         </w:tc>
@@ -1541,7 +1788,7 @@
                 <w:b/>
                 <w:sz w:val="19"/>
               </w:rPr>
-              <w:t>Domain 3 — Security Architecture: segmentation, firewalls, WAF, VPN, encryption at rest, TLS and backup (concepts + demo)</w:t>
+              <w:t>Domain 2 concepts: threat actors &amp; motivations, vectors &amp; attack surface; malware, DoS/DDoS, network &amp; application attacks (Obj 2.1–2.2)</w:t>
             </w:r>
           </w:p>
         </w:tc>
@@ -1560,7 +1807,7 @@
                 <w:b w:val="0"/>
                 <w:sz w:val="19"/>
               </w:rPr>
-              <w:t>10:30–10:45</w:t>
+              <w:t>11:00–11:15</w:t>
             </w:r>
           </w:p>
         </w:tc>
@@ -1603,6 +1850,24 @@
         <w:tc>
           <w:tcPr>
             <w:tcW w:type="dxa" w:w="1656"/>
+            <w:shd w:val="clear" w:color="auto" w:fill="E8F0FE"/>
+          </w:tcPr>
+          <w:p>
+            <w:r/>
+            <w:r>
+              <w:rPr>
+                <w:rFonts w:ascii="Arial" w:hAnsi="Arial"/>
+                <w:b/>
+                <w:sz w:val="19"/>
+              </w:rPr>
+              <w:t>11:15–13:00</w:t>
+            </w:r>
+          </w:p>
+        </w:tc>
+        <w:tc>
+          <w:tcPr>
+            <w:tcW w:type="dxa" w:w="1296"/>
+            <w:shd w:val="clear" w:color="auto" w:fill="E8F0FE"/>
           </w:tcPr>
           <w:p>
             <w:r/>
@@ -1612,39 +1877,24 @@
                 <w:b w:val="0"/>
                 <w:sz w:val="19"/>
               </w:rPr>
-              <w:t>10:45–13:00</w:t>
+              <w:t>105 min</w:t>
             </w:r>
           </w:p>
         </w:tc>
         <w:tc>
           <w:tcPr>
-            <w:tcW w:type="dxa" w:w="1296"/>
+            <w:tcW w:type="dxa" w:w="6840"/>
+            <w:shd w:val="clear" w:color="auto" w:fill="E8F0FE"/>
           </w:tcPr>
           <w:p>
             <w:r/>
             <w:r>
               <w:rPr>
                 <w:rFonts w:ascii="Arial" w:hAnsi="Arial"/>
-                <w:b w:val="0"/>
+                <w:b/>
                 <w:sz w:val="19"/>
               </w:rPr>
-              <w:t>135 min</w:t>
-            </w:r>
-          </w:p>
-        </w:tc>
-        <w:tc>
-          <w:tcPr>
-            <w:tcW w:type="dxa" w:w="6840"/>
-          </w:tcPr>
-          <w:p>
-            <w:r/>
-            <w:r>
-              <w:rPr>
-                <w:rFonts w:ascii="Arial" w:hAnsi="Arial"/>
-                <w:b w:val="0"/>
-                <w:sz w:val="19"/>
-              </w:rPr>
-              <w:t>Hands-on: Lab 14: Network Segmentation with Linux Namespaces; Lab 15: Stateful Firewall with UFW and nftables; Lab 16: Web Application Firewall with ModSecurity; Lab 17: Site-to-Site VPN with WireGuard; Lab 18: Data at Rest: LUKS Full-Disk Encryption</w:t>
+              <w:t>Domain 2 concepts: social engineering, IOCs, password &amp; wireless attacks, vulnerability types &amp; mitigations (Obj 2.3–2.5). Hands-on: Lab 6: Phishing Email Header Analysis (SPF / DKIM / DMARC); Lab 7: Password Attacks: Spraying, Brute Force, Cracking</w:t>
             </w:r>
           </w:p>
         </w:tc>
@@ -1706,24 +1956,6 @@
         <w:tc>
           <w:tcPr>
             <w:tcW w:type="dxa" w:w="1656"/>
-            <w:shd w:val="clear" w:color="auto" w:fill="E8F0FE"/>
-          </w:tcPr>
-          <w:p>
-            <w:r/>
-            <w:r>
-              <w:rPr>
-                <w:rFonts w:ascii="Arial" w:hAnsi="Arial"/>
-                <w:b/>
-                <w:sz w:val="19"/>
-              </w:rPr>
-              <w:t>14:00–14:30</w:t>
-            </w:r>
-          </w:p>
-        </w:tc>
-        <w:tc>
-          <w:tcPr>
-            <w:tcW w:type="dxa" w:w="1296"/>
-            <w:shd w:val="clear" w:color="auto" w:fill="E8F0FE"/>
           </w:tcPr>
           <w:p>
             <w:r/>
@@ -1733,42 +1965,7 @@
                 <w:b w:val="0"/>
                 <w:sz w:val="19"/>
               </w:rPr>
-              <w:t>30 min</w:t>
-            </w:r>
-          </w:p>
-        </w:tc>
-        <w:tc>
-          <w:tcPr>
-            <w:tcW w:type="dxa" w:w="6840"/>
-            <w:shd w:val="clear" w:color="auto" w:fill="E8F0FE"/>
-          </w:tcPr>
-          <w:p>
-            <w:r/>
-            <w:r>
-              <w:rPr>
-                <w:rFonts w:ascii="Arial" w:hAnsi="Arial"/>
-                <w:b/>
-                <w:sz w:val="19"/>
-              </w:rPr>
-              <w:t>Domain 4 — Security Operations: hardening, IAM/MFA, SIEM, IDS, EDR, FIM, vuln management, IR and automation (concepts)</w:t>
-            </w:r>
-          </w:p>
-        </w:tc>
-      </w:tr>
-      <w:tr>
-        <w:tc>
-          <w:tcPr>
-            <w:tcW w:type="dxa" w:w="1656"/>
-          </w:tcPr>
-          <w:p>
-            <w:r/>
-            <w:r>
-              <w:rPr>
-                <w:rFonts w:ascii="Arial" w:hAnsi="Arial"/>
-                <w:b w:val="0"/>
-                <w:sz w:val="19"/>
-              </w:rPr>
-              <w:t>14:30–16:15</w:t>
+              <w:t>14:00–16:15</w:t>
             </w:r>
           </w:p>
         </w:tc>
@@ -1784,7 +1981,7 @@
                 <w:b w:val="0"/>
                 <w:sz w:val="19"/>
               </w:rPr>
-              <w:t>105 min</w:t>
+              <w:t>135 min</w:t>
             </w:r>
           </w:p>
         </w:tc>
@@ -1800,7 +1997,7 @@
                 <w:b w:val="0"/>
                 <w:sz w:val="19"/>
               </w:rPr>
-              <w:t>Hands-on: Lab 19: TLS Hardening and Cipher Audit; Lab 20: Backup and Recovery with restic; Lab 21: SSH Hardening + Fail2ban; Lab 22: IAM with PAM and sudo; Lab 23: Multi-Factor Authentication with TOTP</w:t>
+              <w:t>Hands-on: Lab 8: Malware Static Analysis (Safe Sample); Lab 9: SQL Injection (SQLi); Lab 10: Cross-Site Scripting (XSS)</w:t>
             </w:r>
           </w:p>
         </w:tc>
@@ -1903,7 +2100,7 @@
                 <w:b w:val="0"/>
                 <w:sz w:val="19"/>
               </w:rPr>
-              <w:t>Hands-on: Lab 24: SIEM Basics with Wazuh; Lab 25: Network IDS with Suricata; Lab 26: Endpoint Detection with osquery</w:t>
+              <w:t>Hands-on: Lab 11: DoS Simulation and Detection; Lab 12: Vulnerability Scanning with Nikto and Nuclei; Lab 13: Linux Hardening Baseline with Lynis</w:t>
             </w:r>
           </w:p>
         </w:tc>
@@ -1977,7 +2174,7 @@
         <w:pStyle w:val="Heading2"/>
       </w:pPr>
       <w:r>
-        <w:t>Day 3 — Security Operations, Program Management &amp; Assessment</w:t>
+        <w:t>Day 3 — Domain 3 — Security Architecture (18%)</w:t>
       </w:r>
     </w:p>
     <w:tbl>
@@ -2105,6 +2302,24 @@
         <w:tc>
           <w:tcPr>
             <w:tcW w:type="dxa" w:w="1656"/>
+            <w:shd w:val="clear" w:color="auto" w:fill="E8F0FE"/>
+          </w:tcPr>
+          <w:p>
+            <w:r/>
+            <w:r>
+              <w:rPr>
+                <w:rFonts w:ascii="Arial" w:hAnsi="Arial"/>
+                <w:b/>
+                <w:sz w:val="19"/>
+              </w:rPr>
+              <w:t>9:45–11:00</w:t>
+            </w:r>
+          </w:p>
+        </w:tc>
+        <w:tc>
+          <w:tcPr>
+            <w:tcW w:type="dxa" w:w="1296"/>
+            <w:shd w:val="clear" w:color="auto" w:fill="E8F0FE"/>
           </w:tcPr>
           <w:p>
             <w:r/>
@@ -2114,7 +2329,809 @@
                 <w:b w:val="0"/>
                 <w:sz w:val="19"/>
               </w:rPr>
-              <w:t>9:45–11:15</w:t>
+              <w:t>75 min</w:t>
+            </w:r>
+          </w:p>
+        </w:tc>
+        <w:tc>
+          <w:tcPr>
+            <w:tcW w:type="dxa" w:w="6840"/>
+            <w:shd w:val="clear" w:color="auto" w:fill="E8F0FE"/>
+          </w:tcPr>
+          <w:p>
+            <w:r/>
+            <w:r>
+              <w:rPr>
+                <w:rFonts w:ascii="Arial" w:hAnsi="Arial"/>
+                <w:b/>
+                <w:sz w:val="19"/>
+              </w:rPr>
+              <w:t>Domain 3 concepts: architecture models, cloud shared responsibility, IoT/OT; enterprise infrastructure, segmentation, firewalls, WAF, IDS/IPS, VPN (Obj 3.1–3.2)</w:t>
+            </w:r>
+          </w:p>
+        </w:tc>
+      </w:tr>
+      <w:tr>
+        <w:tc>
+          <w:tcPr>
+            <w:tcW w:type="dxa" w:w="1656"/>
+            <w:shd w:val="clear" w:color="auto" w:fill="FFF4E5"/>
+          </w:tcPr>
+          <w:p>
+            <w:r/>
+            <w:r>
+              <w:rPr>
+                <w:rFonts w:ascii="Arial" w:hAnsi="Arial"/>
+                <w:b w:val="0"/>
+                <w:sz w:val="19"/>
+              </w:rPr>
+              <w:t>11:00–11:15</w:t>
+            </w:r>
+          </w:p>
+        </w:tc>
+        <w:tc>
+          <w:tcPr>
+            <w:tcW w:type="dxa" w:w="1296"/>
+            <w:shd w:val="clear" w:color="auto" w:fill="FFF4E5"/>
+          </w:tcPr>
+          <w:p>
+            <w:r/>
+            <w:r>
+              <w:rPr>
+                <w:rFonts w:ascii="Arial" w:hAnsi="Arial"/>
+                <w:b w:val="0"/>
+                <w:sz w:val="19"/>
+              </w:rPr>
+              <w:t>15 min</w:t>
+            </w:r>
+          </w:p>
+        </w:tc>
+        <w:tc>
+          <w:tcPr>
+            <w:tcW w:type="dxa" w:w="6840"/>
+            <w:shd w:val="clear" w:color="auto" w:fill="FFF4E5"/>
+          </w:tcPr>
+          <w:p>
+            <w:r/>
+            <w:r>
+              <w:rPr>
+                <w:rFonts w:ascii="Arial" w:hAnsi="Arial"/>
+                <w:b w:val="0"/>
+                <w:sz w:val="19"/>
+              </w:rPr>
+              <w:t>Tea break</w:t>
+            </w:r>
+          </w:p>
+        </w:tc>
+      </w:tr>
+      <w:tr>
+        <w:tc>
+          <w:tcPr>
+            <w:tcW w:type="dxa" w:w="1656"/>
+            <w:shd w:val="clear" w:color="auto" w:fill="E8F0FE"/>
+          </w:tcPr>
+          <w:p>
+            <w:r/>
+            <w:r>
+              <w:rPr>
+                <w:rFonts w:ascii="Arial" w:hAnsi="Arial"/>
+                <w:b/>
+                <w:sz w:val="19"/>
+              </w:rPr>
+              <w:t>11:15–13:00</w:t>
+            </w:r>
+          </w:p>
+        </w:tc>
+        <w:tc>
+          <w:tcPr>
+            <w:tcW w:type="dxa" w:w="1296"/>
+            <w:shd w:val="clear" w:color="auto" w:fill="E8F0FE"/>
+          </w:tcPr>
+          <w:p>
+            <w:r/>
+            <w:r>
+              <w:rPr>
+                <w:rFonts w:ascii="Arial" w:hAnsi="Arial"/>
+                <w:b w:val="0"/>
+                <w:sz w:val="19"/>
+              </w:rPr>
+              <w:t>105 min</w:t>
+            </w:r>
+          </w:p>
+        </w:tc>
+        <w:tc>
+          <w:tcPr>
+            <w:tcW w:type="dxa" w:w="6840"/>
+            <w:shd w:val="clear" w:color="auto" w:fill="E8F0FE"/>
+          </w:tcPr>
+          <w:p>
+            <w:r/>
+            <w:r>
+              <w:rPr>
+                <w:rFonts w:ascii="Arial" w:hAnsi="Arial"/>
+                <w:b/>
+                <w:sz w:val="19"/>
+              </w:rPr>
+              <w:t>Domain 3 concepts: data protection &amp; states, encryption, DLP; resilience, RAID, backup 3-2-1 (Obj 3.3–3.4). Hands-on: Lab 14: Network Segmentation with Linux Namespaces; Lab 15: Stateful Firewall with UFW and nftables</w:t>
+            </w:r>
+          </w:p>
+        </w:tc>
+      </w:tr>
+      <w:tr>
+        <w:tc>
+          <w:tcPr>
+            <w:tcW w:type="dxa" w:w="1656"/>
+            <w:shd w:val="clear" w:color="auto" w:fill="FDE9D9"/>
+          </w:tcPr>
+          <w:p>
+            <w:r/>
+            <w:r>
+              <w:rPr>
+                <w:rFonts w:ascii="Arial" w:hAnsi="Arial"/>
+                <w:b w:val="0"/>
+                <w:sz w:val="19"/>
+              </w:rPr>
+              <w:t>13:00–14:00</w:t>
+            </w:r>
+          </w:p>
+        </w:tc>
+        <w:tc>
+          <w:tcPr>
+            <w:tcW w:type="dxa" w:w="1296"/>
+            <w:shd w:val="clear" w:color="auto" w:fill="FDE9D9"/>
+          </w:tcPr>
+          <w:p>
+            <w:r/>
+            <w:r>
+              <w:rPr>
+                <w:rFonts w:ascii="Arial" w:hAnsi="Arial"/>
+                <w:b w:val="0"/>
+                <w:sz w:val="19"/>
+              </w:rPr>
+              <w:t>60 min</w:t>
+            </w:r>
+          </w:p>
+        </w:tc>
+        <w:tc>
+          <w:tcPr>
+            <w:tcW w:type="dxa" w:w="6840"/>
+            <w:shd w:val="clear" w:color="auto" w:fill="FDE9D9"/>
+          </w:tcPr>
+          <w:p>
+            <w:r/>
+            <w:r>
+              <w:rPr>
+                <w:rFonts w:ascii="Arial" w:hAnsi="Arial"/>
+                <w:b w:val="0"/>
+                <w:sz w:val="19"/>
+              </w:rPr>
+              <w:t>Lunch break</w:t>
+            </w:r>
+          </w:p>
+        </w:tc>
+      </w:tr>
+      <w:tr>
+        <w:tc>
+          <w:tcPr>
+            <w:tcW w:type="dxa" w:w="1656"/>
+          </w:tcPr>
+          <w:p>
+            <w:r/>
+            <w:r>
+              <w:rPr>
+                <w:rFonts w:ascii="Arial" w:hAnsi="Arial"/>
+                <w:b w:val="0"/>
+                <w:sz w:val="19"/>
+              </w:rPr>
+              <w:t>14:00–16:15</w:t>
+            </w:r>
+          </w:p>
+        </w:tc>
+        <w:tc>
+          <w:tcPr>
+            <w:tcW w:type="dxa" w:w="1296"/>
+          </w:tcPr>
+          <w:p>
+            <w:r/>
+            <w:r>
+              <w:rPr>
+                <w:rFonts w:ascii="Arial" w:hAnsi="Arial"/>
+                <w:b w:val="0"/>
+                <w:sz w:val="19"/>
+              </w:rPr>
+              <w:t>135 min</w:t>
+            </w:r>
+          </w:p>
+        </w:tc>
+        <w:tc>
+          <w:tcPr>
+            <w:tcW w:type="dxa" w:w="6840"/>
+          </w:tcPr>
+          <w:p>
+            <w:r/>
+            <w:r>
+              <w:rPr>
+                <w:rFonts w:ascii="Arial" w:hAnsi="Arial"/>
+                <w:b w:val="0"/>
+                <w:sz w:val="19"/>
+              </w:rPr>
+              <w:t>Hands-on: Lab 16: Web Application Firewall with ModSecurity; Lab 17: Site-to-Site VPN with WireGuard; Lab 18: Data at Rest: LUKS Full-Disk Encryption; Lab 19: TLS Hardening and Cipher Audit</w:t>
+            </w:r>
+          </w:p>
+        </w:tc>
+      </w:tr>
+      <w:tr>
+        <w:tc>
+          <w:tcPr>
+            <w:tcW w:type="dxa" w:w="1656"/>
+            <w:shd w:val="clear" w:color="auto" w:fill="FFF4E5"/>
+          </w:tcPr>
+          <w:p>
+            <w:r/>
+            <w:r>
+              <w:rPr>
+                <w:rFonts w:ascii="Arial" w:hAnsi="Arial"/>
+                <w:b w:val="0"/>
+                <w:sz w:val="19"/>
+              </w:rPr>
+              <w:t>16:15–16:30</w:t>
+            </w:r>
+          </w:p>
+        </w:tc>
+        <w:tc>
+          <w:tcPr>
+            <w:tcW w:type="dxa" w:w="1296"/>
+            <w:shd w:val="clear" w:color="auto" w:fill="FFF4E5"/>
+          </w:tcPr>
+          <w:p>
+            <w:r/>
+            <w:r>
+              <w:rPr>
+                <w:rFonts w:ascii="Arial" w:hAnsi="Arial"/>
+                <w:b w:val="0"/>
+                <w:sz w:val="19"/>
+              </w:rPr>
+              <w:t>15 min</w:t>
+            </w:r>
+          </w:p>
+        </w:tc>
+        <w:tc>
+          <w:tcPr>
+            <w:tcW w:type="dxa" w:w="6840"/>
+            <w:shd w:val="clear" w:color="auto" w:fill="FFF4E5"/>
+          </w:tcPr>
+          <w:p>
+            <w:r/>
+            <w:r>
+              <w:rPr>
+                <w:rFonts w:ascii="Arial" w:hAnsi="Arial"/>
+                <w:b w:val="0"/>
+                <w:sz w:val="19"/>
+              </w:rPr>
+              <w:t>Tea break</w:t>
+            </w:r>
+          </w:p>
+        </w:tc>
+      </w:tr>
+      <w:tr>
+        <w:tc>
+          <w:tcPr>
+            <w:tcW w:type="dxa" w:w="1656"/>
+          </w:tcPr>
+          <w:p>
+            <w:r/>
+            <w:r>
+              <w:rPr>
+                <w:rFonts w:ascii="Arial" w:hAnsi="Arial"/>
+                <w:b w:val="0"/>
+                <w:sz w:val="19"/>
+              </w:rPr>
+              <w:t>16:30–18:15</w:t>
+            </w:r>
+          </w:p>
+        </w:tc>
+        <w:tc>
+          <w:tcPr>
+            <w:tcW w:type="dxa" w:w="1296"/>
+          </w:tcPr>
+          <w:p>
+            <w:r/>
+            <w:r>
+              <w:rPr>
+                <w:rFonts w:ascii="Arial" w:hAnsi="Arial"/>
+                <w:b w:val="0"/>
+                <w:sz w:val="19"/>
+              </w:rPr>
+              <w:t>105 min</w:t>
+            </w:r>
+          </w:p>
+        </w:tc>
+        <w:tc>
+          <w:tcPr>
+            <w:tcW w:type="dxa" w:w="6840"/>
+          </w:tcPr>
+          <w:p>
+            <w:r/>
+            <w:r>
+              <w:rPr>
+                <w:rFonts w:ascii="Arial" w:hAnsi="Arial"/>
+                <w:b w:val="0"/>
+                <w:sz w:val="19"/>
+              </w:rPr>
+              <w:t>Hands-on: Lab 20: Backup and Recovery with restic; Lab 37: Cloud Shared Responsibility &amp; IAM Least Privilege; Lab 38: Container Security with Docker; Lab 39: Storage Resilience with Software RAID (mdadm)</w:t>
+            </w:r>
+          </w:p>
+        </w:tc>
+      </w:tr>
+      <w:tr>
+        <w:tc>
+          <w:tcPr>
+            <w:tcW w:type="dxa" w:w="1656"/>
+            <w:shd w:val="clear" w:color="auto" w:fill="F3F5F8"/>
+          </w:tcPr>
+          <w:p>
+            <w:r/>
+            <w:r>
+              <w:rPr>
+                <w:rFonts w:ascii="Arial" w:hAnsi="Arial"/>
+                <w:b w:val="0"/>
+                <w:sz w:val="19"/>
+              </w:rPr>
+              <w:t>18:15–18:30</w:t>
+            </w:r>
+          </w:p>
+        </w:tc>
+        <w:tc>
+          <w:tcPr>
+            <w:tcW w:type="dxa" w:w="1296"/>
+            <w:shd w:val="clear" w:color="auto" w:fill="F3F5F8"/>
+          </w:tcPr>
+          <w:p>
+            <w:r/>
+            <w:r>
+              <w:rPr>
+                <w:rFonts w:ascii="Arial" w:hAnsi="Arial"/>
+                <w:b w:val="0"/>
+                <w:sz w:val="19"/>
+              </w:rPr>
+              <w:t>15 min</w:t>
+            </w:r>
+          </w:p>
+        </w:tc>
+        <w:tc>
+          <w:tcPr>
+            <w:tcW w:type="dxa" w:w="6840"/>
+            <w:shd w:val="clear" w:color="auto" w:fill="F3F5F8"/>
+          </w:tcPr>
+          <w:p>
+            <w:r/>
+            <w:r>
+              <w:rPr>
+                <w:rFonts w:ascii="Arial" w:hAnsi="Arial"/>
+                <w:b w:val="0"/>
+                <w:sz w:val="19"/>
+              </w:rPr>
+              <w:t>Day 3 recap, Q&amp;A and PM digital attendance</w:t>
+            </w:r>
+          </w:p>
+        </w:tc>
+      </w:tr>
+    </w:tbl>
+    <w:p>
+      <w:r>
+        <w:rPr>
+          <w:i/>
+          <w:color w:val="555B66"/>
+          <w:sz w:val="19"/>
+        </w:rPr>
+        <w:t>Total training time: 480 minutes (8 hours).</w:t>
+      </w:r>
+    </w:p>
+    <w:p>
+      <w:pPr>
+        <w:pStyle w:val="Heading2"/>
+      </w:pPr>
+      <w:r>
+        <w:t>Day 4 — Domain 4 — Security Operations (28%)</w:t>
+      </w:r>
+    </w:p>
+    <w:tbl>
+      <w:tblPr>
+        <w:tblStyle w:val="TableGrid"/>
+        <w:tblW w:type="auto" w:w="0"/>
+        <w:jc w:val="center"/>
+        <w:tblLook w:firstColumn="1" w:firstRow="1" w:lastColumn="0" w:lastRow="0" w:noHBand="0" w:noVBand="1" w:val="04A0"/>
+      </w:tblPr>
+      <w:tblGrid>
+        <w:gridCol w:w="2880"/>
+        <w:gridCol w:w="2880"/>
+        <w:gridCol w:w="2880"/>
+      </w:tblGrid>
+      <w:tr>
+        <w:tc>
+          <w:tcPr>
+            <w:tcW w:type="dxa" w:w="1656"/>
+            <w:shd w:val="clear" w:color="auto" w:fill="1F6FEB"/>
+          </w:tcPr>
+          <w:p>
+            <w:r/>
+            <w:r>
+              <w:rPr>
+                <w:rFonts w:ascii="Arial" w:hAnsi="Arial"/>
+                <w:b/>
+                <w:color w:val="FFFFFF"/>
+                <w:sz w:val="20"/>
+              </w:rPr>
+              <w:t>Time</w:t>
+            </w:r>
+          </w:p>
+        </w:tc>
+        <w:tc>
+          <w:tcPr>
+            <w:tcW w:type="dxa" w:w="1296"/>
+            <w:shd w:val="clear" w:color="auto" w:fill="1F6FEB"/>
+          </w:tcPr>
+          <w:p>
+            <w:r/>
+            <w:r>
+              <w:rPr>
+                <w:rFonts w:ascii="Arial" w:hAnsi="Arial"/>
+                <w:b/>
+                <w:color w:val="FFFFFF"/>
+                <w:sz w:val="20"/>
+              </w:rPr>
+              <w:t>Duration</w:t>
+            </w:r>
+          </w:p>
+        </w:tc>
+        <w:tc>
+          <w:tcPr>
+            <w:tcW w:type="dxa" w:w="6840"/>
+            <w:shd w:val="clear" w:color="auto" w:fill="1F6FEB"/>
+          </w:tcPr>
+          <w:p>
+            <w:r/>
+            <w:r>
+              <w:rPr>
+                <w:rFonts w:ascii="Arial" w:hAnsi="Arial"/>
+                <w:b/>
+                <w:color w:val="FFFFFF"/>
+                <w:sz w:val="20"/>
+              </w:rPr>
+              <w:t>Topic / Activity</w:t>
+            </w:r>
+          </w:p>
+        </w:tc>
+      </w:tr>
+      <w:tr>
+        <w:tc>
+          <w:tcPr>
+            <w:tcW w:type="dxa" w:w="1656"/>
+            <w:shd w:val="clear" w:color="auto" w:fill="F3F5F8"/>
+          </w:tcPr>
+          <w:p>
+            <w:r/>
+            <w:r>
+              <w:rPr>
+                <w:rFonts w:ascii="Arial" w:hAnsi="Arial"/>
+                <w:b w:val="0"/>
+                <w:sz w:val="19"/>
+              </w:rPr>
+              <w:t>9:30–9:45</w:t>
+            </w:r>
+          </w:p>
+        </w:tc>
+        <w:tc>
+          <w:tcPr>
+            <w:tcW w:type="dxa" w:w="1296"/>
+            <w:shd w:val="clear" w:color="auto" w:fill="F3F5F8"/>
+          </w:tcPr>
+          <w:p>
+            <w:r/>
+            <w:r>
+              <w:rPr>
+                <w:rFonts w:ascii="Arial" w:hAnsi="Arial"/>
+                <w:b w:val="0"/>
+                <w:sz w:val="19"/>
+              </w:rPr>
+              <w:t>15 min</w:t>
+            </w:r>
+          </w:p>
+        </w:tc>
+        <w:tc>
+          <w:tcPr>
+            <w:tcW w:type="dxa" w:w="6840"/>
+            <w:shd w:val="clear" w:color="auto" w:fill="F3F5F8"/>
+          </w:tcPr>
+          <w:p>
+            <w:r/>
+            <w:r>
+              <w:rPr>
+                <w:rFonts w:ascii="Arial" w:hAnsi="Arial"/>
+                <w:b w:val="0"/>
+                <w:sz w:val="19"/>
+              </w:rPr>
+              <w:t>Day 3 recap and mandatory digital attendance (AM)</w:t>
+            </w:r>
+          </w:p>
+        </w:tc>
+      </w:tr>
+      <w:tr>
+        <w:tc>
+          <w:tcPr>
+            <w:tcW w:type="dxa" w:w="1656"/>
+            <w:shd w:val="clear" w:color="auto" w:fill="E8F0FE"/>
+          </w:tcPr>
+          <w:p>
+            <w:r/>
+            <w:r>
+              <w:rPr>
+                <w:rFonts w:ascii="Arial" w:hAnsi="Arial"/>
+                <w:b/>
+                <w:sz w:val="19"/>
+              </w:rPr>
+              <w:t>9:45–11:00</w:t>
+            </w:r>
+          </w:p>
+        </w:tc>
+        <w:tc>
+          <w:tcPr>
+            <w:tcW w:type="dxa" w:w="1296"/>
+            <w:shd w:val="clear" w:color="auto" w:fill="E8F0FE"/>
+          </w:tcPr>
+          <w:p>
+            <w:r/>
+            <w:r>
+              <w:rPr>
+                <w:rFonts w:ascii="Arial" w:hAnsi="Arial"/>
+                <w:b w:val="0"/>
+                <w:sz w:val="19"/>
+              </w:rPr>
+              <w:t>75 min</w:t>
+            </w:r>
+          </w:p>
+        </w:tc>
+        <w:tc>
+          <w:tcPr>
+            <w:tcW w:type="dxa" w:w="6840"/>
+            <w:shd w:val="clear" w:color="auto" w:fill="E8F0FE"/>
+          </w:tcPr>
+          <w:p>
+            <w:r/>
+            <w:r>
+              <w:rPr>
+                <w:rFonts w:ascii="Arial" w:hAnsi="Arial"/>
+                <w:b/>
+                <w:sz w:val="19"/>
+              </w:rPr>
+              <w:t>Domain 4 concepts: secure baselines &amp; hardening, asset management; monitoring stack — SIEM, IDS/IPS, EDR, FIM, packet analysis (Obj 4.1–4.4)</w:t>
+            </w:r>
+          </w:p>
+        </w:tc>
+      </w:tr>
+      <w:tr>
+        <w:tc>
+          <w:tcPr>
+            <w:tcW w:type="dxa" w:w="1656"/>
+            <w:shd w:val="clear" w:color="auto" w:fill="FFF4E5"/>
+          </w:tcPr>
+          <w:p>
+            <w:r/>
+            <w:r>
+              <w:rPr>
+                <w:rFonts w:ascii="Arial" w:hAnsi="Arial"/>
+                <w:b w:val="0"/>
+                <w:sz w:val="19"/>
+              </w:rPr>
+              <w:t>11:00–11:15</w:t>
+            </w:r>
+          </w:p>
+        </w:tc>
+        <w:tc>
+          <w:tcPr>
+            <w:tcW w:type="dxa" w:w="1296"/>
+            <w:shd w:val="clear" w:color="auto" w:fill="FFF4E5"/>
+          </w:tcPr>
+          <w:p>
+            <w:r/>
+            <w:r>
+              <w:rPr>
+                <w:rFonts w:ascii="Arial" w:hAnsi="Arial"/>
+                <w:b w:val="0"/>
+                <w:sz w:val="19"/>
+              </w:rPr>
+              <w:t>15 min</w:t>
+            </w:r>
+          </w:p>
+        </w:tc>
+        <w:tc>
+          <w:tcPr>
+            <w:tcW w:type="dxa" w:w="6840"/>
+            <w:shd w:val="clear" w:color="auto" w:fill="FFF4E5"/>
+          </w:tcPr>
+          <w:p>
+            <w:r/>
+            <w:r>
+              <w:rPr>
+                <w:rFonts w:ascii="Arial" w:hAnsi="Arial"/>
+                <w:b w:val="0"/>
+                <w:sz w:val="19"/>
+              </w:rPr>
+              <w:t>Tea break</w:t>
+            </w:r>
+          </w:p>
+        </w:tc>
+      </w:tr>
+      <w:tr>
+        <w:tc>
+          <w:tcPr>
+            <w:tcW w:type="dxa" w:w="1656"/>
+          </w:tcPr>
+          <w:p>
+            <w:r/>
+            <w:r>
+              <w:rPr>
+                <w:rFonts w:ascii="Arial" w:hAnsi="Arial"/>
+                <w:b w:val="0"/>
+                <w:sz w:val="19"/>
+              </w:rPr>
+              <w:t>11:15–13:00</w:t>
+            </w:r>
+          </w:p>
+        </w:tc>
+        <w:tc>
+          <w:tcPr>
+            <w:tcW w:type="dxa" w:w="1296"/>
+          </w:tcPr>
+          <w:p>
+            <w:r/>
+            <w:r>
+              <w:rPr>
+                <w:rFonts w:ascii="Arial" w:hAnsi="Arial"/>
+                <w:b w:val="0"/>
+                <w:sz w:val="19"/>
+              </w:rPr>
+              <w:t>105 min</w:t>
+            </w:r>
+          </w:p>
+        </w:tc>
+        <w:tc>
+          <w:tcPr>
+            <w:tcW w:type="dxa" w:w="6840"/>
+          </w:tcPr>
+          <w:p>
+            <w:r/>
+            <w:r>
+              <w:rPr>
+                <w:rFonts w:ascii="Arial" w:hAnsi="Arial"/>
+                <w:b w:val="0"/>
+                <w:sz w:val="19"/>
+              </w:rPr>
+              <w:t>Hands-on: Lab 21: SSH Hardening + Fail2ban; Lab 22: IAM with PAM and sudo; Lab 23: Multi-Factor Authentication with TOTP; Lab 24: SIEM Basics with Wazuh</w:t>
+            </w:r>
+          </w:p>
+        </w:tc>
+      </w:tr>
+      <w:tr>
+        <w:tc>
+          <w:tcPr>
+            <w:tcW w:type="dxa" w:w="1656"/>
+            <w:shd w:val="clear" w:color="auto" w:fill="FDE9D9"/>
+          </w:tcPr>
+          <w:p>
+            <w:r/>
+            <w:r>
+              <w:rPr>
+                <w:rFonts w:ascii="Arial" w:hAnsi="Arial"/>
+                <w:b w:val="0"/>
+                <w:sz w:val="19"/>
+              </w:rPr>
+              <w:t>13:00–14:00</w:t>
+            </w:r>
+          </w:p>
+        </w:tc>
+        <w:tc>
+          <w:tcPr>
+            <w:tcW w:type="dxa" w:w="1296"/>
+            <w:shd w:val="clear" w:color="auto" w:fill="FDE9D9"/>
+          </w:tcPr>
+          <w:p>
+            <w:r/>
+            <w:r>
+              <w:rPr>
+                <w:rFonts w:ascii="Arial" w:hAnsi="Arial"/>
+                <w:b w:val="0"/>
+                <w:sz w:val="19"/>
+              </w:rPr>
+              <w:t>60 min</w:t>
+            </w:r>
+          </w:p>
+        </w:tc>
+        <w:tc>
+          <w:tcPr>
+            <w:tcW w:type="dxa" w:w="6840"/>
+            <w:shd w:val="clear" w:color="auto" w:fill="FDE9D9"/>
+          </w:tcPr>
+          <w:p>
+            <w:r/>
+            <w:r>
+              <w:rPr>
+                <w:rFonts w:ascii="Arial" w:hAnsi="Arial"/>
+                <w:b w:val="0"/>
+                <w:sz w:val="19"/>
+              </w:rPr>
+              <w:t>Lunch break</w:t>
+            </w:r>
+          </w:p>
+        </w:tc>
+      </w:tr>
+      <w:tr>
+        <w:tc>
+          <w:tcPr>
+            <w:tcW w:type="dxa" w:w="1656"/>
+            <w:shd w:val="clear" w:color="auto" w:fill="E8F0FE"/>
+          </w:tcPr>
+          <w:p>
+            <w:r/>
+            <w:r>
+              <w:rPr>
+                <w:rFonts w:ascii="Arial" w:hAnsi="Arial"/>
+                <w:b/>
+                <w:sz w:val="19"/>
+              </w:rPr>
+              <w:t>14:00–14:45</w:t>
+            </w:r>
+          </w:p>
+        </w:tc>
+        <w:tc>
+          <w:tcPr>
+            <w:tcW w:type="dxa" w:w="1296"/>
+            <w:shd w:val="clear" w:color="auto" w:fill="E8F0FE"/>
+          </w:tcPr>
+          <w:p>
+            <w:r/>
+            <w:r>
+              <w:rPr>
+                <w:rFonts w:ascii="Arial" w:hAnsi="Arial"/>
+                <w:b w:val="0"/>
+                <w:sz w:val="19"/>
+              </w:rPr>
+              <w:t>45 min</w:t>
+            </w:r>
+          </w:p>
+        </w:tc>
+        <w:tc>
+          <w:tcPr>
+            <w:tcW w:type="dxa" w:w="6840"/>
+            <w:shd w:val="clear" w:color="auto" w:fill="E8F0FE"/>
+          </w:tcPr>
+          <w:p>
+            <w:r/>
+            <w:r>
+              <w:rPr>
+                <w:rFonts w:ascii="Arial" w:hAnsi="Arial"/>
+                <w:b/>
+                <w:sz w:val="19"/>
+              </w:rPr>
+              <w:t>Domain 4 concepts: vulnerability management &amp; CVSS, IAM/MFA &amp; authorization models, automation/SOAR, incident response &amp; forensics (Obj 4.3–4.8)</w:t>
+            </w:r>
+          </w:p>
+        </w:tc>
+      </w:tr>
+      <w:tr>
+        <w:tc>
+          <w:tcPr>
+            <w:tcW w:type="dxa" w:w="1656"/>
+          </w:tcPr>
+          <w:p>
+            <w:r/>
+            <w:r>
+              <w:rPr>
+                <w:rFonts w:ascii="Arial" w:hAnsi="Arial"/>
+                <w:b w:val="0"/>
+                <w:sz w:val="19"/>
+              </w:rPr>
+              <w:t>14:45–16:15</w:t>
             </w:r>
           </w:p>
         </w:tc>
@@ -2146,7 +3163,356 @@
                 <w:b w:val="0"/>
                 <w:sz w:val="19"/>
               </w:rPr>
-              <w:t>Hands-on: Lab 27: File Integrity Monitoring with AIDE; Lab 28: Vulnerability Management with Trivy; Lab 29: Incident Response and Forensics; Lab 30: Automation and Orchestration (Mini-SOAR)</w:t>
+              <w:t>Hands-on: Lab 25: Network IDS with Suricata; Lab 26: Endpoint Detection with osquery; Lab 27: File Integrity Monitoring with AIDE; Lab 28: Vulnerability Management with Trivy</w:t>
+            </w:r>
+          </w:p>
+        </w:tc>
+      </w:tr>
+      <w:tr>
+        <w:tc>
+          <w:tcPr>
+            <w:tcW w:type="dxa" w:w="1656"/>
+            <w:shd w:val="clear" w:color="auto" w:fill="FFF4E5"/>
+          </w:tcPr>
+          <w:p>
+            <w:r/>
+            <w:r>
+              <w:rPr>
+                <w:rFonts w:ascii="Arial" w:hAnsi="Arial"/>
+                <w:b w:val="0"/>
+                <w:sz w:val="19"/>
+              </w:rPr>
+              <w:t>16:15–16:30</w:t>
+            </w:r>
+          </w:p>
+        </w:tc>
+        <w:tc>
+          <w:tcPr>
+            <w:tcW w:type="dxa" w:w="1296"/>
+            <w:shd w:val="clear" w:color="auto" w:fill="FFF4E5"/>
+          </w:tcPr>
+          <w:p>
+            <w:r/>
+            <w:r>
+              <w:rPr>
+                <w:rFonts w:ascii="Arial" w:hAnsi="Arial"/>
+                <w:b w:val="0"/>
+                <w:sz w:val="19"/>
+              </w:rPr>
+              <w:t>15 min</w:t>
+            </w:r>
+          </w:p>
+        </w:tc>
+        <w:tc>
+          <w:tcPr>
+            <w:tcW w:type="dxa" w:w="6840"/>
+            <w:shd w:val="clear" w:color="auto" w:fill="FFF4E5"/>
+          </w:tcPr>
+          <w:p>
+            <w:r/>
+            <w:r>
+              <w:rPr>
+                <w:rFonts w:ascii="Arial" w:hAnsi="Arial"/>
+                <w:b w:val="0"/>
+                <w:sz w:val="19"/>
+              </w:rPr>
+              <w:t>Tea break</w:t>
+            </w:r>
+          </w:p>
+        </w:tc>
+      </w:tr>
+      <w:tr>
+        <w:tc>
+          <w:tcPr>
+            <w:tcW w:type="dxa" w:w="1656"/>
+          </w:tcPr>
+          <w:p>
+            <w:r/>
+            <w:r>
+              <w:rPr>
+                <w:rFonts w:ascii="Arial" w:hAnsi="Arial"/>
+                <w:b w:val="0"/>
+                <w:sz w:val="19"/>
+              </w:rPr>
+              <w:t>16:30–18:15</w:t>
+            </w:r>
+          </w:p>
+        </w:tc>
+        <w:tc>
+          <w:tcPr>
+            <w:tcW w:type="dxa" w:w="1296"/>
+          </w:tcPr>
+          <w:p>
+            <w:r/>
+            <w:r>
+              <w:rPr>
+                <w:rFonts w:ascii="Arial" w:hAnsi="Arial"/>
+                <w:b w:val="0"/>
+                <w:sz w:val="19"/>
+              </w:rPr>
+              <w:t>105 min</w:t>
+            </w:r>
+          </w:p>
+        </w:tc>
+        <w:tc>
+          <w:tcPr>
+            <w:tcW w:type="dxa" w:w="6840"/>
+          </w:tcPr>
+          <w:p>
+            <w:r/>
+            <w:r>
+              <w:rPr>
+                <w:rFonts w:ascii="Arial" w:hAnsi="Arial"/>
+                <w:b w:val="0"/>
+                <w:sz w:val="19"/>
+              </w:rPr>
+              <w:t>Hands-on: Lab 29: Incident Response and Forensics; Lab 30: Automation and Orchestration (Mini-SOAR); Lab 40: Packet Capture &amp; Traffic Analysis; Lab 41: Mobile &amp; Endpoint Hardening Baseline; Lab 42: Secure Data Sanitisation (Media Disposal); Lab 43: Digital Forensics — Evidence Acquisition &amp; Hashing</w:t>
+            </w:r>
+          </w:p>
+        </w:tc>
+      </w:tr>
+      <w:tr>
+        <w:tc>
+          <w:tcPr>
+            <w:tcW w:type="dxa" w:w="1656"/>
+            <w:shd w:val="clear" w:color="auto" w:fill="F3F5F8"/>
+          </w:tcPr>
+          <w:p>
+            <w:r/>
+            <w:r>
+              <w:rPr>
+                <w:rFonts w:ascii="Arial" w:hAnsi="Arial"/>
+                <w:b w:val="0"/>
+                <w:sz w:val="19"/>
+              </w:rPr>
+              <w:t>18:15–18:30</w:t>
+            </w:r>
+          </w:p>
+        </w:tc>
+        <w:tc>
+          <w:tcPr>
+            <w:tcW w:type="dxa" w:w="1296"/>
+            <w:shd w:val="clear" w:color="auto" w:fill="F3F5F8"/>
+          </w:tcPr>
+          <w:p>
+            <w:r/>
+            <w:r>
+              <w:rPr>
+                <w:rFonts w:ascii="Arial" w:hAnsi="Arial"/>
+                <w:b w:val="0"/>
+                <w:sz w:val="19"/>
+              </w:rPr>
+              <w:t>15 min</w:t>
+            </w:r>
+          </w:p>
+        </w:tc>
+        <w:tc>
+          <w:tcPr>
+            <w:tcW w:type="dxa" w:w="6840"/>
+            <w:shd w:val="clear" w:color="auto" w:fill="F3F5F8"/>
+          </w:tcPr>
+          <w:p>
+            <w:r/>
+            <w:r>
+              <w:rPr>
+                <w:rFonts w:ascii="Arial" w:hAnsi="Arial"/>
+                <w:b w:val="0"/>
+                <w:sz w:val="19"/>
+              </w:rPr>
+              <w:t>Day 4 recap, Q&amp;A and PM digital attendance</w:t>
+            </w:r>
+          </w:p>
+        </w:tc>
+      </w:tr>
+    </w:tbl>
+    <w:p>
+      <w:r>
+        <w:rPr>
+          <w:i/>
+          <w:color w:val="555B66"/>
+          <w:sz w:val="19"/>
+        </w:rPr>
+        <w:t>Total training time: 480 minutes (8 hours).</w:t>
+      </w:r>
+    </w:p>
+    <w:p>
+      <w:pPr>
+        <w:pStyle w:val="Heading2"/>
+      </w:pPr>
+      <w:r>
+        <w:t>Day 5 — Domain 5 — Program Management, Oversight &amp; Assessment (20%)</w:t>
+      </w:r>
+    </w:p>
+    <w:tbl>
+      <w:tblPr>
+        <w:tblStyle w:val="TableGrid"/>
+        <w:tblW w:type="auto" w:w="0"/>
+        <w:jc w:val="center"/>
+        <w:tblLook w:firstColumn="1" w:firstRow="1" w:lastColumn="0" w:lastRow="0" w:noHBand="0" w:noVBand="1" w:val="04A0"/>
+      </w:tblPr>
+      <w:tblGrid>
+        <w:gridCol w:w="2880"/>
+        <w:gridCol w:w="2880"/>
+        <w:gridCol w:w="2880"/>
+      </w:tblGrid>
+      <w:tr>
+        <w:tc>
+          <w:tcPr>
+            <w:tcW w:type="dxa" w:w="1656"/>
+            <w:shd w:val="clear" w:color="auto" w:fill="1F6FEB"/>
+          </w:tcPr>
+          <w:p>
+            <w:r/>
+            <w:r>
+              <w:rPr>
+                <w:rFonts w:ascii="Arial" w:hAnsi="Arial"/>
+                <w:b/>
+                <w:color w:val="FFFFFF"/>
+                <w:sz w:val="20"/>
+              </w:rPr>
+              <w:t>Time</w:t>
+            </w:r>
+          </w:p>
+        </w:tc>
+        <w:tc>
+          <w:tcPr>
+            <w:tcW w:type="dxa" w:w="1296"/>
+            <w:shd w:val="clear" w:color="auto" w:fill="1F6FEB"/>
+          </w:tcPr>
+          <w:p>
+            <w:r/>
+            <w:r>
+              <w:rPr>
+                <w:rFonts w:ascii="Arial" w:hAnsi="Arial"/>
+                <w:b/>
+                <w:color w:val="FFFFFF"/>
+                <w:sz w:val="20"/>
+              </w:rPr>
+              <w:t>Duration</w:t>
+            </w:r>
+          </w:p>
+        </w:tc>
+        <w:tc>
+          <w:tcPr>
+            <w:tcW w:type="dxa" w:w="6840"/>
+            <w:shd w:val="clear" w:color="auto" w:fill="1F6FEB"/>
+          </w:tcPr>
+          <w:p>
+            <w:r/>
+            <w:r>
+              <w:rPr>
+                <w:rFonts w:ascii="Arial" w:hAnsi="Arial"/>
+                <w:b/>
+                <w:color w:val="FFFFFF"/>
+                <w:sz w:val="20"/>
+              </w:rPr>
+              <w:t>Topic / Activity</w:t>
+            </w:r>
+          </w:p>
+        </w:tc>
+      </w:tr>
+      <w:tr>
+        <w:tc>
+          <w:tcPr>
+            <w:tcW w:type="dxa" w:w="1656"/>
+            <w:shd w:val="clear" w:color="auto" w:fill="F3F5F8"/>
+          </w:tcPr>
+          <w:p>
+            <w:r/>
+            <w:r>
+              <w:rPr>
+                <w:rFonts w:ascii="Arial" w:hAnsi="Arial"/>
+                <w:b w:val="0"/>
+                <w:sz w:val="19"/>
+              </w:rPr>
+              <w:t>9:30–9:45</w:t>
+            </w:r>
+          </w:p>
+        </w:tc>
+        <w:tc>
+          <w:tcPr>
+            <w:tcW w:type="dxa" w:w="1296"/>
+            <w:shd w:val="clear" w:color="auto" w:fill="F3F5F8"/>
+          </w:tcPr>
+          <w:p>
+            <w:r/>
+            <w:r>
+              <w:rPr>
+                <w:rFonts w:ascii="Arial" w:hAnsi="Arial"/>
+                <w:b w:val="0"/>
+                <w:sz w:val="19"/>
+              </w:rPr>
+              <w:t>15 min</w:t>
+            </w:r>
+          </w:p>
+        </w:tc>
+        <w:tc>
+          <w:tcPr>
+            <w:tcW w:type="dxa" w:w="6840"/>
+            <w:shd w:val="clear" w:color="auto" w:fill="F3F5F8"/>
+          </w:tcPr>
+          <w:p>
+            <w:r/>
+            <w:r>
+              <w:rPr>
+                <w:rFonts w:ascii="Arial" w:hAnsi="Arial"/>
+                <w:b w:val="0"/>
+                <w:sz w:val="19"/>
+              </w:rPr>
+              <w:t>Day 4 recap and mandatory digital attendance (AM)</w:t>
+            </w:r>
+          </w:p>
+        </w:tc>
+      </w:tr>
+      <w:tr>
+        <w:tc>
+          <w:tcPr>
+            <w:tcW w:type="dxa" w:w="1656"/>
+            <w:shd w:val="clear" w:color="auto" w:fill="E8F0FE"/>
+          </w:tcPr>
+          <w:p>
+            <w:r/>
+            <w:r>
+              <w:rPr>
+                <w:rFonts w:ascii="Arial" w:hAnsi="Arial"/>
+                <w:b/>
+                <w:sz w:val="19"/>
+              </w:rPr>
+              <w:t>9:45–11:15</w:t>
+            </w:r>
+          </w:p>
+        </w:tc>
+        <w:tc>
+          <w:tcPr>
+            <w:tcW w:type="dxa" w:w="1296"/>
+            <w:shd w:val="clear" w:color="auto" w:fill="E8F0FE"/>
+          </w:tcPr>
+          <w:p>
+            <w:r/>
+            <w:r>
+              <w:rPr>
+                <w:rFonts w:ascii="Arial" w:hAnsi="Arial"/>
+                <w:b w:val="0"/>
+                <w:sz w:val="19"/>
+              </w:rPr>
+              <w:t>90 min</w:t>
+            </w:r>
+          </w:p>
+        </w:tc>
+        <w:tc>
+          <w:tcPr>
+            <w:tcW w:type="dxa" w:w="6840"/>
+            <w:shd w:val="clear" w:color="auto" w:fill="E8F0FE"/>
+          </w:tcPr>
+          <w:p>
+            <w:r/>
+            <w:r>
+              <w:rPr>
+                <w:rFonts w:ascii="Arial" w:hAnsi="Arial"/>
+                <w:b/>
+                <w:sz w:val="19"/>
+              </w:rPr>
+              <w:t>Domain 5 concepts: governance, policies/standards/procedures; risk management &amp; CVSS, third-party risk (Obj 5.1–5.3). Hands-on: Lab 31: Risk Register, CVSS Scoring, and Quantitative Risk</w:t>
             </w:r>
           </w:p>
         </w:tc>
@@ -2252,7 +3618,7 @@
                 <w:b/>
                 <w:sz w:val="19"/>
               </w:rPr>
-              <w:t>Domain 5 — Security Program Management &amp; Oversight: risk &amp; CVSS, reconnaissance, pentesting, compliance and awareness (concepts). Hands-on: Lab 31: Risk Register, CVSS Scoring, and Quantitative Risk; Lab 32: Passive Reconnaissance / OSINT</w:t>
+              <w:t>Domain 5 concepts: audits &amp; assessments, penetration testing, reconnaissance, security awareness &amp; compliance (Obj 5.4–5.6). Hands-on: Lab 32: Passive Reconnaissance / OSINT; Lab 33: Active Reconnaissance with Nmap</w:t>
             </w:r>
           </w:p>
         </w:tc>
@@ -2323,7 +3689,7 @@
                 <w:b w:val="0"/>
                 <w:sz w:val="19"/>
               </w:rPr>
-              <w:t>14:00–16:00</w:t>
+              <w:t>14:00–15:45</w:t>
             </w:r>
           </w:p>
         </w:tc>
@@ -2339,7 +3705,7 @@
                 <w:b w:val="0"/>
                 <w:sz w:val="19"/>
               </w:rPr>
-              <w:t>120 min</w:t>
+              <w:t>105 min</w:t>
             </w:r>
           </w:p>
         </w:tc>
@@ -2355,7 +3721,7 @@
                 <w:b w:val="0"/>
                 <w:sz w:val="19"/>
               </w:rPr>
-              <w:t>Hands-on: Lab 33: Active Reconnaissance with Nmap; Lab 34: Penetration Testing with Metasploit (Authorised Lab); Lab 35: Compliance Audit with OpenSCAP; Lab 36: Security Awareness: Run a Phishing Simulation with GoPhish</w:t>
+              <w:t>Hands-on: Lab 34: Penetration Testing with Metasploit (Authorised Lab); Lab 35: Compliance Audit with OpenSCAP; Lab 36: Security Awareness: Run a Phishing Simulation with GoPhish</w:t>
             </w:r>
           </w:p>
         </w:tc>
@@ -2374,7 +3740,7 @@
                 <w:b w:val="0"/>
                 <w:sz w:val="19"/>
               </w:rPr>
-              <w:t>16:00–16:15</w:t>
+              <w:t>15:45–16:00</w:t>
             </w:r>
           </w:p>
         </w:tc>
@@ -2427,7 +3793,7 @@
                 <w:b/>
                 <w:sz w:val="19"/>
               </w:rPr>
-              <w:t>16:15–16:30</w:t>
+              <w:t>16:00–16:30</w:t>
             </w:r>
           </w:p>
         </w:tc>
@@ -2444,7 +3810,7 @@
                 <w:b w:val="0"/>
                 <w:sz w:val="19"/>
               </w:rPr>
-              <w:t>15 min</w:t>
+              <w:t>30 min</w:t>
             </w:r>
           </w:p>
         </w:tc>
@@ -2461,7 +3827,7 @@
                 <w:b/>
                 <w:sz w:val="19"/>
               </w:rPr>
-              <w:t>Briefing for Assessment</w:t>
+              <w:t>Briefing for Assessment and exam-registration walkthrough</w:t>
             </w:r>
           </w:p>
         </w:tc>
@@ -2809,7 +4175,7 @@
                 <w:b w:val="0"/>
                 <w:sz w:val="19"/>
               </w:rPr>
-              <w:t>Lab 14, Lab 15, Lab 16, Lab 17, Lab 18, Lab 19, Lab 20</w:t>
+              <w:t>Lab 14, Lab 15, Lab 16, Lab 17, Lab 18, Lab 19, Lab 20, Lab 37, Lab 38, Lab 39</w:t>
             </w:r>
           </w:p>
         </w:tc>
@@ -2861,7 +4227,7 @@
                 <w:b w:val="0"/>
                 <w:sz w:val="19"/>
               </w:rPr>
-              <w:t>Lab 21, Lab 22, Lab 23, Lab 24, Lab 25, Lab 26, Lab 27, Lab 28, Lab 29, Lab 30</w:t>
+              <w:t>Lab 21, Lab 22, Lab 23, Lab 24, Lab 25, Lab 26, Lab 27, Lab 28, Lab 29, Lab 30, Lab 40, Lab 41, Lab 42, Lab 43</w:t>
             </w:r>
           </w:p>
         </w:tc>

--- a/courseware/LP-CompTIA Security+ (SY0-701).docx
+++ b/courseware/LP-CompTIA Security+ (SY0-701).docx
@@ -179,7 +179,7 @@
           <w:color w:val="1F6FEB"/>
           <w:sz w:val="24"/>
         </w:rPr>
-        <w:t>Version 2.0</w:t>
+        <w:t>Version 3.0</w:t>
       </w:r>
     </w:p>
     <w:p>
@@ -380,7 +380,65 @@
               <w:rPr>
                 <w:sz w:val="19"/>
               </w:rPr>
-              <w:t>Reorganised to 5 days aligned to the SY0-701 exam domains (one domain per day); added full concept coverage per exam objective and 7 new labs (43 total); added exam-registration and practice-exam sections.</w:t>
+              <w:t>Reorganised to 5 days aligned to the SY0-701 exam domains; 43 labs; exam-registration and practice-exam sections.</w:t>
+            </w:r>
+          </w:p>
+        </w:tc>
+        <w:tc>
+          <w:tcPr>
+            <w:tcW w:type="dxa" w:w="2160"/>
+          </w:tcPr>
+          <w:p>
+            <w:r/>
+            <w:r>
+              <w:rPr>
+                <w:sz w:val="19"/>
+              </w:rPr>
+              <w:t>Dr. Alfred Ang</w:t>
+            </w:r>
+          </w:p>
+        </w:tc>
+      </w:tr>
+      <w:tr>
+        <w:tc>
+          <w:tcPr>
+            <w:tcW w:type="dxa" w:w="2160"/>
+          </w:tcPr>
+          <w:p>
+            <w:r/>
+            <w:r>
+              <w:rPr>
+                <w:sz w:val="19"/>
+              </w:rPr>
+              <w:t>3.0</w:t>
+            </w:r>
+          </w:p>
+        </w:tc>
+        <w:tc>
+          <w:tcPr>
+            <w:tcW w:type="dxa" w:w="2160"/>
+          </w:tcPr>
+          <w:p>
+            <w:r/>
+            <w:r>
+              <w:rPr>
+                <w:sz w:val="19"/>
+              </w:rPr>
+              <w:t>28 October 2026</w:t>
+            </w:r>
+          </w:p>
+        </w:tc>
+        <w:tc>
+          <w:tcPr>
+            <w:tcW w:type="dxa" w:w="2160"/>
+          </w:tcPr>
+          <w:p>
+            <w:r/>
+            <w:r>
+              <w:rPr>
+                <w:sz w:val="19"/>
+              </w:rPr>
+              <w:t>Re-sequenced to the official SY0-701 blueprint (5 domains, 28 objectives); concept content expanded per objective; 52 labs aligned one-to-one with objectives (9 new labs); exam tips and practice questions per domain; 5-day schedule (one domain per day, 40 training hours with the Day-5 final assessment) to match the published WSQ course duration. Labs and topic order aligned to the CyberLab simulator; practice exam added at the end; WSQ final assessment retained on Day 5.</w:t>
             </w:r>
           </w:p>
         </w:tc>
@@ -470,6 +528,25 @@
           <w:color w:val="333333"/>
           <w:sz w:val="22"/>
         </w:rPr>
+        <w:t>Learning Reinforcement</w:t>
+        <w:tab/>
+        <w:t>4</w:t>
+      </w:r>
+    </w:p>
+    <w:p>
+      <w:pPr>
+        <w:tabs>
+          <w:tab w:pos="9072" w:val="right" w:leader="dot"/>
+        </w:tabs>
+        <w:spacing w:after="60"/>
+      </w:pPr>
+      <w:r>
+        <w:rPr>
+          <w:rFonts w:ascii="Arial" w:hAnsi="Arial"/>
+          <w:b/>
+          <w:color w:val="333333"/>
+          <w:sz w:val="22"/>
+        </w:rPr>
         <w:t>Assessment</w:t>
         <w:tab/>
         <w:t>4</w:t>
@@ -491,7 +568,7 @@
         </w:rPr>
         <w:t>Course Schedule</w:t>
         <w:tab/>
-        <w:t>4</w:t>
+        <w:t>5</w:t>
       </w:r>
     </w:p>
     <w:p>
@@ -511,7 +588,7 @@
         </w:rPr>
         <w:t>Day 1 — Domain 1 — General Security Concepts (12%)</w:t>
         <w:tab/>
-        <w:t>4</w:t>
+        <w:t>5</w:t>
       </w:r>
     </w:p>
     <w:p>
@@ -529,7 +606,7 @@
           <w:color w:val="333333"/>
           <w:sz w:val="21"/>
         </w:rPr>
-        <w:t>Day 2 — Domain 2 — Threats, Vulnerabilities &amp; Mitigations (22%)</w:t>
+        <w:t>Day 2 — Domain 2 — Threats, Vulnerabilities and Mitigations (22%)</w:t>
         <w:tab/>
         <w:t>5</w:t>
       </w:r>
@@ -571,7 +648,7 @@
         </w:rPr>
         <w:t>Day 4 — Domain 4 — Security Operations (28%)</w:t>
         <w:tab/>
-        <w:t>7</w:t>
+        <w:t>6</w:t>
       </w:r>
     </w:p>
     <w:p>
@@ -589,7 +666,7 @@
           <w:color w:val="333333"/>
           <w:sz w:val="21"/>
         </w:rPr>
-        <w:t>Day 5 — Domain 5 — Program Management, Oversight &amp; Assessment (20%)</w:t>
+        <w:t>Day 5 — Domain 5 — Security Program Management and Oversight (20%), Exam Readiness &amp; Assessment</w:t>
         <w:tab/>
         <w:t>7</w:t>
       </w:r>
@@ -608,7 +685,26 @@
           <w:color w:val="333333"/>
           <w:sz w:val="22"/>
         </w:rPr>
-        <w:t>Lab Reference (aligned to exam domains)</w:t>
+        <w:t>Lab Reference (aligned to the exam domains)</w:t>
+        <w:tab/>
+        <w:t>7</w:t>
+      </w:r>
+    </w:p>
+    <w:p>
+      <w:pPr>
+        <w:tabs>
+          <w:tab w:pos="9072" w:val="right" w:leader="dot"/>
+        </w:tabs>
+        <w:spacing w:after="60"/>
+      </w:pPr>
+      <w:r>
+        <w:rPr>
+          <w:rFonts w:ascii="Arial" w:hAnsi="Arial"/>
+          <w:b/>
+          <w:color w:val="333333"/>
+          <w:sz w:val="22"/>
+        </w:rPr>
+        <w:t>SY0-701 Exam Objective Coverage</w:t>
         <w:tab/>
         <w:t>8</w:t>
       </w:r>
@@ -759,7 +855,7 @@
               <w:rPr>
                 <w:sz w:val="20"/>
               </w:rPr>
-              <w:t>5 days · 8 training hours per day (40 hours)</w:t>
+              <w:t>5 days · 8 training hours per day (40 hours), 1h lunch, tea breaks within</w:t>
             </w:r>
           </w:p>
         </w:tc>
@@ -882,7 +978,7 @@
         <w:rPr>
           <w:sz w:val="21"/>
         </w:rPr>
-        <w:t>LO1: Apply general security concepts — control categories and types, the CIA triad and AAA, Zero Trust, change management, cryptographic primitives (hashing, symmetric/asymmetric encryption) and PKI.</w:t>
+        <w:t>LO1: Explain general security concepts — control types, CIA and AAA, Zero Trust, physical security, deception, change management and cryptography with PKI.</w:t>
       </w:r>
     </w:p>
     <w:p>
@@ -893,7 +989,7 @@
         <w:rPr>
           <w:sz w:val="21"/>
         </w:rPr>
-        <w:t>LO2: Identify threats, vulnerabilities and mitigations — threat actors, social engineering, password and web attacks (SQLi, XSS), malware, denial-of-service, wireless attacks and hardening.</w:t>
+        <w:t>LO2: Analyse threat actors, vectors and social engineering, application and platform vulnerabilities, indicators of attack, and mitigation techniques.</w:t>
       </w:r>
     </w:p>
     <w:p>
@@ -904,7 +1000,7 @@
         <w:rPr>
           <w:sz w:val="21"/>
         </w:rPr>
-        <w:t>LO3: Implement secure architecture — cloud and enterprise models, network segmentation, firewalls, WAF, VPN, container security, data-at-rest encryption, TLS hardening and resilient backup/RAID.</w:t>
+        <w:t>LO3: Apply secure architecture — cloud and on-premises models, secure enterprise infrastructure, data protection, and resilience and recovery.</w:t>
       </w:r>
     </w:p>
     <w:p>
@@ -915,7 +1011,7 @@
         <w:rPr>
           <w:sz w:val="21"/>
         </w:rPr>
-        <w:t>LO4: Run security operations — SSH/identity hardening, MFA, SIEM, IDS, EDR, file-integrity monitoring, packet analysis, vulnerability management, incident response, forensics and automation.</w:t>
+        <w:t>LO4: Perform security operations — hardening, asset and vulnerability management, monitoring, security capabilities, IAM, automation and incident response.</w:t>
       </w:r>
     </w:p>
     <w:p>
@@ -926,7 +1022,70 @@
         <w:rPr>
           <w:sz w:val="21"/>
         </w:rPr>
-        <w:t>LO5: Manage the security program — governance, risk registers and CVSS, third-party risk, reconnaissance, penetration testing, compliance auditing and security-awareness testing.</w:t>
+        <w:t>LO5: Support program oversight — governance, risk and third-party risk, compliance, audits and penetration testing, and security awareness.</w:t>
+      </w:r>
+    </w:p>
+    <w:p>
+      <w:pPr>
+        <w:pStyle w:val="Heading1"/>
+      </w:pPr>
+      <w:r>
+        <w:t>Learning Reinforcement</w:t>
+      </w:r>
+    </w:p>
+    <w:p>
+      <w:pPr>
+        <w:pStyle w:val="ListBullet"/>
+      </w:pPr>
+      <w:r>
+        <w:rPr>
+          <w:sz w:val="21"/>
+        </w:rPr>
+        <w:t>Every SY0-701 objective is taught first and then practised in at least one hands-on lab in the browser-based Killercoda playground.</w:t>
+      </w:r>
+    </w:p>
+    <w:p>
+      <w:pPr>
+        <w:pStyle w:val="ListBullet"/>
+      </w:pPr>
+      <w:r>
+        <w:rPr>
+          <w:sz w:val="21"/>
+        </w:rPr>
+        <w:t>Each lab ends with a 'Test it' verification step so learners can confirm their own progress, plus a challenge task for fast finishers.</w:t>
+      </w:r>
+    </w:p>
+    <w:p>
+      <w:pPr>
+        <w:pStyle w:val="ListBullet"/>
+      </w:pPr>
+      <w:r>
+        <w:rPr>
+          <w:sz w:val="21"/>
+        </w:rPr>
+        <w:t>Each objective closes with exam tips that highlight commonly confused terms and high-yield facts.</w:t>
+      </w:r>
+    </w:p>
+    <w:p>
+      <w:pPr>
+        <w:pStyle w:val="ListBullet"/>
+      </w:pPr>
+      <w:r>
+        <w:rPr>
+          <w:sz w:val="21"/>
+        </w:rPr>
+        <w:t>Each domain closes with exam-style practice questions, reviewed together in the recap session.</w:t>
+      </w:r>
+    </w:p>
+    <w:p>
+      <w:pPr>
+        <w:pStyle w:val="ListBullet"/>
+      </w:pPr>
+      <w:r>
+        <w:rPr>
+          <w:sz w:val="21"/>
+        </w:rPr>
+        <w:t>The trainer circulates during lab time to give individual feedback and unblock learners.</w:t>
       </w:r>
     </w:p>
     <w:p>
@@ -978,7 +1137,7 @@
         <w:rPr>
           <w:sz w:val="21"/>
         </w:rPr>
-        <w:t>Final assessment is conducted on Day 5 from 4:30 pm.</w:t>
+        <w:t>Final assessment is conducted on Day 5 from 4:00 pm (briefing 4:00 pm, WA 4:30 pm, PP 5:30 pm).</w:t>
       </w:r>
     </w:p>
     <w:p>
@@ -1013,12 +1172,13 @@
         <w:tblStyle w:val="TableGrid"/>
         <w:tblW w:type="auto" w:w="0"/>
         <w:jc w:val="center"/>
+        <w:tblLayout w:type="fixed"/>
         <w:tblLook w:firstColumn="1" w:firstRow="1" w:lastColumn="0" w:lastRow="0" w:noHBand="0" w:noVBand="1" w:val="04A0"/>
       </w:tblPr>
       <w:tblGrid>
-        <w:gridCol w:w="2880"/>
-        <w:gridCol w:w="2880"/>
-        <w:gridCol w:w="2880"/>
+        <w:gridCol w:w="1656"/>
+        <w:gridCol w:w="1296"/>
+        <w:gridCol w:w="6840"/>
       </w:tblGrid>
       <w:tr>
         <w:tc>
@@ -1124,7 +1284,7 @@
                 <w:b w:val="0"/>
                 <w:sz w:val="19"/>
               </w:rPr>
-              <w:t>Welcome, course introduction, exam-domain overview, ground rules and mandatory digital attendance (AM)</w:t>
+              <w:t>Welcome, course introduction, the SY0-701 exam format and domains, ground rules, mandatory digital attendance (AM) and lab environment setup</w:t>
             </w:r>
           </w:p>
         </w:tc>
@@ -1177,7 +1337,7 @@
                 <w:b/>
                 <w:sz w:val="19"/>
               </w:rPr>
-              <w:t>Domain 1 concepts: security control categories &amp; types, defence in depth, gap analysis (Obj 1.1)</w:t>
+              <w:t>Domain 1 General Security Concepts — Objective 1.1 security controls and 1.2 fundamental concepts (CIA, AAA, Zero Trust, physical security, deception)</w:t>
             </w:r>
           </w:p>
         </w:tc>
@@ -1239,6 +1399,109 @@
         <w:tc>
           <w:tcPr>
             <w:tcW w:type="dxa" w:w="1656"/>
+          </w:tcPr>
+          <w:p>
+            <w:r/>
+            <w:r>
+              <w:rPr>
+                <w:rFonts w:ascii="Arial" w:hAnsi="Arial"/>
+                <w:b w:val="0"/>
+                <w:sz w:val="19"/>
+              </w:rPr>
+              <w:t>11:15–13:00</w:t>
+            </w:r>
+          </w:p>
+        </w:tc>
+        <w:tc>
+          <w:tcPr>
+            <w:tcW w:type="dxa" w:w="1296"/>
+          </w:tcPr>
+          <w:p>
+            <w:r/>
+            <w:r>
+              <w:rPr>
+                <w:rFonts w:ascii="Arial" w:hAnsi="Arial"/>
+                <w:b w:val="0"/>
+                <w:sz w:val="19"/>
+              </w:rPr>
+              <w:t>105 min</w:t>
+            </w:r>
+          </w:p>
+        </w:tc>
+        <w:tc>
+          <w:tcPr>
+            <w:tcW w:type="dxa" w:w="6840"/>
+          </w:tcPr>
+          <w:p>
+            <w:r/>
+            <w:r>
+              <w:rPr>
+                <w:rFonts w:ascii="Arial" w:hAnsi="Arial"/>
+                <w:b w:val="0"/>
+                <w:sz w:val="19"/>
+              </w:rPr>
+              <w:t>Hands-on: Lab 1: Security Controls Categorization; Lab 2: CIA Triad and AAA on Linux; Lab 3: Deception: Honeypots, Honeyfiles and Honeytokens</w:t>
+            </w:r>
+          </w:p>
+        </w:tc>
+      </w:tr>
+      <w:tr>
+        <w:tc>
+          <w:tcPr>
+            <w:tcW w:type="dxa" w:w="1656"/>
+            <w:shd w:val="clear" w:color="auto" w:fill="FDE9D9"/>
+          </w:tcPr>
+          <w:p>
+            <w:r/>
+            <w:r>
+              <w:rPr>
+                <w:rFonts w:ascii="Arial" w:hAnsi="Arial"/>
+                <w:b w:val="0"/>
+                <w:sz w:val="19"/>
+              </w:rPr>
+              <w:t>13:00–14:00</w:t>
+            </w:r>
+          </w:p>
+        </w:tc>
+        <w:tc>
+          <w:tcPr>
+            <w:tcW w:type="dxa" w:w="1296"/>
+            <w:shd w:val="clear" w:color="auto" w:fill="FDE9D9"/>
+          </w:tcPr>
+          <w:p>
+            <w:r/>
+            <w:r>
+              <w:rPr>
+                <w:rFonts w:ascii="Arial" w:hAnsi="Arial"/>
+                <w:b w:val="0"/>
+                <w:sz w:val="19"/>
+              </w:rPr>
+              <w:t>60 min</w:t>
+            </w:r>
+          </w:p>
+        </w:tc>
+        <w:tc>
+          <w:tcPr>
+            <w:tcW w:type="dxa" w:w="6840"/>
+            <w:shd w:val="clear" w:color="auto" w:fill="FDE9D9"/>
+          </w:tcPr>
+          <w:p>
+            <w:r/>
+            <w:r>
+              <w:rPr>
+                <w:rFonts w:ascii="Arial" w:hAnsi="Arial"/>
+                <w:b w:val="0"/>
+                <w:sz w:val="19"/>
+              </w:rPr>
+              <w:t>Lunch break</w:t>
+            </w:r>
+          </w:p>
+        </w:tc>
+      </w:tr>
+      <w:tr>
+        <w:tc>
+          <w:tcPr>
+            <w:tcW w:type="dxa" w:w="1656"/>
             <w:shd w:val="clear" w:color="auto" w:fill="E8F0FE"/>
           </w:tcPr>
           <w:p>
@@ -1249,7 +1512,7 @@
                 <w:b/>
                 <w:sz w:val="19"/>
               </w:rPr>
-              <w:t>11:15–13:00</w:t>
+              <w:t>14:00–15:00</w:t>
             </w:r>
           </w:p>
         </w:tc>
@@ -1266,7 +1529,7 @@
                 <w:b w:val="0"/>
                 <w:sz w:val="19"/>
               </w:rPr>
-              <w:t>105 min</w:t>
+              <w:t>60 min</w:t>
             </w:r>
           </w:p>
         </w:tc>
@@ -1283,7 +1546,7 @@
                 <w:b/>
                 <w:sz w:val="19"/>
               </w:rPr>
-              <w:t>Domain 1 concepts: CIA/DAD triad, AAA, MFA, Zero Trust, physical security, deception; change management (Obj 1.2–1.3)</w:t>
+              <w:t>Objective 1.3 change management and 1.4 cryptographic solutions (encryption, hashing, signatures, PKI, key protection, obfuscation)</w:t>
             </w:r>
           </w:p>
         </w:tc>
@@ -1292,7 +1555,6 @@
         <w:tc>
           <w:tcPr>
             <w:tcW w:type="dxa" w:w="1656"/>
-            <w:shd w:val="clear" w:color="auto" w:fill="FDE9D9"/>
           </w:tcPr>
           <w:p>
             <w:r/>
@@ -1302,14 +1564,13 @@
                 <w:b w:val="0"/>
                 <w:sz w:val="19"/>
               </w:rPr>
-              <w:t>13:00–14:00</w:t>
+              <w:t>15:00–16:30</w:t>
             </w:r>
           </w:p>
         </w:tc>
         <w:tc>
           <w:tcPr>
             <w:tcW w:type="dxa" w:w="1296"/>
-            <w:shd w:val="clear" w:color="auto" w:fill="FDE9D9"/>
           </w:tcPr>
           <w:p>
             <w:r/>
@@ -1319,14 +1580,13 @@
                 <w:b w:val="0"/>
                 <w:sz w:val="19"/>
               </w:rPr>
-              <w:t>60 min</w:t>
+              <w:t>90 min</w:t>
             </w:r>
           </w:p>
         </w:tc>
         <w:tc>
           <w:tcPr>
             <w:tcW w:type="dxa" w:w="6840"/>
-            <w:shd w:val="clear" w:color="auto" w:fill="FDE9D9"/>
           </w:tcPr>
           <w:p>
             <w:r/>
@@ -1336,7 +1596,7 @@
                 <w:b w:val="0"/>
                 <w:sz w:val="19"/>
               </w:rPr>
-              <w:t>Lunch break</w:t>
+              <w:t>Hands-on: Lab 4: Change Management with Version-Controlled Configuration; Lab 5: Hashing, Salting, and Digital Signatures</w:t>
             </w:r>
           </w:p>
         </w:tc>
@@ -1345,24 +1605,7 @@
         <w:tc>
           <w:tcPr>
             <w:tcW w:type="dxa" w:w="1656"/>
-            <w:shd w:val="clear" w:color="auto" w:fill="E8F0FE"/>
-          </w:tcPr>
-          <w:p>
-            <w:r/>
-            <w:r>
-              <w:rPr>
-                <w:rFonts w:ascii="Arial" w:hAnsi="Arial"/>
-                <w:b/>
-                <w:sz w:val="19"/>
-              </w:rPr>
-              <w:t>14:00–15:00</w:t>
-            </w:r>
-          </w:p>
-        </w:tc>
-        <w:tc>
-          <w:tcPr>
-            <w:tcW w:type="dxa" w:w="1296"/>
-            <w:shd w:val="clear" w:color="auto" w:fill="E8F0FE"/>
+            <w:shd w:val="clear" w:color="auto" w:fill="FFF4E5"/>
           </w:tcPr>
           <w:p>
             <w:r/>
@@ -1372,32 +1615,14 @@
                 <w:b w:val="0"/>
                 <w:sz w:val="19"/>
               </w:rPr>
-              <w:t>60 min</w:t>
-            </w:r>
-          </w:p>
-        </w:tc>
-        <w:tc>
-          <w:tcPr>
-            <w:tcW w:type="dxa" w:w="6840"/>
-            <w:shd w:val="clear" w:color="auto" w:fill="E8F0FE"/>
-          </w:tcPr>
-          <w:p>
-            <w:r/>
-            <w:r>
-              <w:rPr>
-                <w:rFonts w:ascii="Arial" w:hAnsi="Arial"/>
-                <w:b/>
-                <w:sz w:val="19"/>
-              </w:rPr>
-              <w:t>Domain 1 concepts: cryptography — symmetric/asymmetric, hashing, digital signatures, PKI, key protection, obfuscation (Obj 1.4)</w:t>
-            </w:r>
-          </w:p>
-        </w:tc>
-      </w:tr>
-      <w:tr>
-        <w:tc>
-          <w:tcPr>
-            <w:tcW w:type="dxa" w:w="1656"/>
+              <w:t>16:30–16:45</w:t>
+            </w:r>
+          </w:p>
+        </w:tc>
+        <w:tc>
+          <w:tcPr>
+            <w:tcW w:type="dxa" w:w="1296"/>
+            <w:shd w:val="clear" w:color="auto" w:fill="FFF4E5"/>
           </w:tcPr>
           <w:p>
             <w:r/>
@@ -1407,13 +1632,14 @@
                 <w:b w:val="0"/>
                 <w:sz w:val="19"/>
               </w:rPr>
-              <w:t>15:00–16:15</w:t>
-            </w:r>
-          </w:p>
-        </w:tc>
-        <w:tc>
-          <w:tcPr>
-            <w:tcW w:type="dxa" w:w="1296"/>
+              <w:t>15 min</w:t>
+            </w:r>
+          </w:p>
+        </w:tc>
+        <w:tc>
+          <w:tcPr>
+            <w:tcW w:type="dxa" w:w="6840"/>
+            <w:shd w:val="clear" w:color="auto" w:fill="FFF4E5"/>
           </w:tcPr>
           <w:p>
             <w:r/>
@@ -1423,13 +1649,15 @@
                 <w:b w:val="0"/>
                 <w:sz w:val="19"/>
               </w:rPr>
-              <w:t>75 min</w:t>
-            </w:r>
-          </w:p>
-        </w:tc>
-        <w:tc>
-          <w:tcPr>
-            <w:tcW w:type="dxa" w:w="6840"/>
+              <w:t>Tea break</w:t>
+            </w:r>
+          </w:p>
+        </w:tc>
+      </w:tr>
+      <w:tr>
+        <w:tc>
+          <w:tcPr>
+            <w:tcW w:type="dxa" w:w="1656"/>
           </w:tcPr>
           <w:p>
             <w:r/>
@@ -1439,16 +1667,13 @@
                 <w:b w:val="0"/>
                 <w:sz w:val="19"/>
               </w:rPr>
-              <w:t>Hands-on: Lab 1: Security Controls Categorization; Lab 2: CIA Triad and AAA on Linux; Lab 3: Hashing, Salting, and Digital Signatures</w:t>
-            </w:r>
-          </w:p>
-        </w:tc>
-      </w:tr>
-      <w:tr>
-        <w:tc>
-          <w:tcPr>
-            <w:tcW w:type="dxa" w:w="1656"/>
-            <w:shd w:val="clear" w:color="auto" w:fill="FFF4E5"/>
+              <w:t>16:45–17:45</w:t>
+            </w:r>
+          </w:p>
+        </w:tc>
+        <w:tc>
+          <w:tcPr>
+            <w:tcW w:type="dxa" w:w="1296"/>
           </w:tcPr>
           <w:p>
             <w:r/>
@@ -1458,14 +1683,13 @@
                 <w:b w:val="0"/>
                 <w:sz w:val="19"/>
               </w:rPr>
-              <w:t>16:15–16:30</w:t>
-            </w:r>
-          </w:p>
-        </w:tc>
-        <w:tc>
-          <w:tcPr>
-            <w:tcW w:type="dxa" w:w="1296"/>
-            <w:shd w:val="clear" w:color="auto" w:fill="FFF4E5"/>
+              <w:t>60 min</w:t>
+            </w:r>
+          </w:p>
+        </w:tc>
+        <w:tc>
+          <w:tcPr>
+            <w:tcW w:type="dxa" w:w="6840"/>
           </w:tcPr>
           <w:p>
             <w:r/>
@@ -1475,14 +1699,16 @@
                 <w:b w:val="0"/>
                 <w:sz w:val="19"/>
               </w:rPr>
-              <w:t>15 min</w:t>
-            </w:r>
-          </w:p>
-        </w:tc>
-        <w:tc>
-          <w:tcPr>
-            <w:tcW w:type="dxa" w:w="6840"/>
-            <w:shd w:val="clear" w:color="auto" w:fill="FFF4E5"/>
+              <w:t>Hands-on: Lab 6: Symmetric vs. Asymmetric Encryption and Key Exchange; Lab 7: PKI: Build Your Own Certificate Authority</w:t>
+            </w:r>
+          </w:p>
+        </w:tc>
+      </w:tr>
+      <w:tr>
+        <w:tc>
+          <w:tcPr>
+            <w:tcW w:type="dxa" w:w="1656"/>
+            <w:shd w:val="clear" w:color="auto" w:fill="F3F5F8"/>
           </w:tcPr>
           <w:p>
             <w:r/>
@@ -1492,15 +1718,14 @@
                 <w:b w:val="0"/>
                 <w:sz w:val="19"/>
               </w:rPr>
-              <w:t>Tea break</w:t>
-            </w:r>
-          </w:p>
-        </w:tc>
-      </w:tr>
-      <w:tr>
-        <w:tc>
-          <w:tcPr>
-            <w:tcW w:type="dxa" w:w="1656"/>
+              <w:t>17:45–18:30</w:t>
+            </w:r>
+          </w:p>
+        </w:tc>
+        <w:tc>
+          <w:tcPr>
+            <w:tcW w:type="dxa" w:w="1296"/>
+            <w:shd w:val="clear" w:color="auto" w:fill="F3F5F8"/>
           </w:tcPr>
           <w:p>
             <w:r/>
@@ -1510,13 +1735,14 @@
                 <w:b w:val="0"/>
                 <w:sz w:val="19"/>
               </w:rPr>
-              <w:t>16:30–18:15</w:t>
-            </w:r>
-          </w:p>
-        </w:tc>
-        <w:tc>
-          <w:tcPr>
-            <w:tcW w:type="dxa" w:w="1296"/>
+              <w:t>45 min</w:t>
+            </w:r>
+          </w:p>
+        </w:tc>
+        <w:tc>
+          <w:tcPr>
+            <w:tcW w:type="dxa" w:w="6840"/>
+            <w:shd w:val="clear" w:color="auto" w:fill="F3F5F8"/>
           </w:tcPr>
           <w:p>
             <w:r/>
@@ -1526,76 +1752,7 @@
                 <w:b w:val="0"/>
                 <w:sz w:val="19"/>
               </w:rPr>
-              <w:t>105 min</w:t>
-            </w:r>
-          </w:p>
-        </w:tc>
-        <w:tc>
-          <w:tcPr>
-            <w:tcW w:type="dxa" w:w="6840"/>
-          </w:tcPr>
-          <w:p>
-            <w:r/>
-            <w:r>
-              <w:rPr>
-                <w:rFonts w:ascii="Arial" w:hAnsi="Arial"/>
-                <w:b w:val="0"/>
-                <w:sz w:val="19"/>
-              </w:rPr>
-              <w:t>Hands-on: Lab 4: Symmetric vs. Asymmetric Encryption; Lab 5: PKI: Build Your Own Certificate Authority</w:t>
-            </w:r>
-          </w:p>
-        </w:tc>
-      </w:tr>
-      <w:tr>
-        <w:tc>
-          <w:tcPr>
-            <w:tcW w:type="dxa" w:w="1656"/>
-            <w:shd w:val="clear" w:color="auto" w:fill="F3F5F8"/>
-          </w:tcPr>
-          <w:p>
-            <w:r/>
-            <w:r>
-              <w:rPr>
-                <w:rFonts w:ascii="Arial" w:hAnsi="Arial"/>
-                <w:b w:val="0"/>
-                <w:sz w:val="19"/>
-              </w:rPr>
-              <w:t>18:15–18:30</w:t>
-            </w:r>
-          </w:p>
-        </w:tc>
-        <w:tc>
-          <w:tcPr>
-            <w:tcW w:type="dxa" w:w="1296"/>
-            <w:shd w:val="clear" w:color="auto" w:fill="F3F5F8"/>
-          </w:tcPr>
-          <w:p>
-            <w:r/>
-            <w:r>
-              <w:rPr>
-                <w:rFonts w:ascii="Arial" w:hAnsi="Arial"/>
-                <w:b w:val="0"/>
-                <w:sz w:val="19"/>
-              </w:rPr>
-              <w:t>15 min</w:t>
-            </w:r>
-          </w:p>
-        </w:tc>
-        <w:tc>
-          <w:tcPr>
-            <w:tcW w:type="dxa" w:w="6840"/>
-            <w:shd w:val="clear" w:color="auto" w:fill="F3F5F8"/>
-          </w:tcPr>
-          <w:p>
-            <w:r/>
-            <w:r>
-              <w:rPr>
-                <w:rFonts w:ascii="Arial" w:hAnsi="Arial"/>
-                <w:b w:val="0"/>
-                <w:sz w:val="19"/>
-              </w:rPr>
-              <w:t>Day 1 recap, Q&amp;A and PM digital attendance</w:t>
+              <w:t>Domain 1 recap, exam-style practice questions, Q&amp;A and PM digital attendance</w:t>
             </w:r>
           </w:p>
         </w:tc>
@@ -1608,7 +1765,7 @@
           <w:color w:val="555B66"/>
           <w:sz w:val="19"/>
         </w:rPr>
-        <w:t>Total training time: 480 minutes (8 hours).</w:t>
+        <w:t>Total scheduled time: 480 minutes (8 hours) excluding lunch — of which 450 minutes (7.5 hours) are instructional, plus 30 minutes of tea breaks.</w:t>
       </w:r>
     </w:p>
     <w:p>
@@ -1616,7 +1773,7 @@
         <w:pStyle w:val="Heading2"/>
       </w:pPr>
       <w:r>
-        <w:t>Day 2 — Domain 2 — Threats, Vulnerabilities &amp; Mitigations (22%)</w:t>
+        <w:t>Day 2 — Domain 2 — Threats, Vulnerabilities and Mitigations (22%)</w:t>
       </w:r>
     </w:p>
     <w:tbl>
@@ -1624,12 +1781,13 @@
         <w:tblStyle w:val="TableGrid"/>
         <w:tblW w:type="auto" w:w="0"/>
         <w:jc w:val="center"/>
+        <w:tblLayout w:type="fixed"/>
         <w:tblLook w:firstColumn="1" w:firstRow="1" w:lastColumn="0" w:lastRow="0" w:noHBand="0" w:noVBand="1" w:val="04A0"/>
       </w:tblPr>
       <w:tblGrid>
-        <w:gridCol w:w="2880"/>
-        <w:gridCol w:w="2880"/>
-        <w:gridCol w:w="2880"/>
+        <w:gridCol w:w="1656"/>
+        <w:gridCol w:w="1296"/>
+        <w:gridCol w:w="6840"/>
       </w:tblGrid>
       <w:tr>
         <w:tc>
@@ -1735,7 +1893,7 @@
                 <w:b w:val="0"/>
                 <w:sz w:val="19"/>
               </w:rPr>
-              <w:t>Day 1 recap and mandatory digital attendance (AM)</w:t>
+              <w:t>Day 1 review, warm-up questions and mandatory digital attendance (AM)</w:t>
             </w:r>
           </w:p>
         </w:tc>
@@ -1754,7 +1912,7 @@
                 <w:b/>
                 <w:sz w:val="19"/>
               </w:rPr>
-              <w:t>9:45–11:00</w:t>
+              <w:t>9:45–10:30</w:t>
             </w:r>
           </w:p>
         </w:tc>
@@ -1771,7 +1929,7 @@
                 <w:b w:val="0"/>
                 <w:sz w:val="19"/>
               </w:rPr>
-              <w:t>75 min</w:t>
+              <w:t>45 min</w:t>
             </w:r>
           </w:p>
         </w:tc>
@@ -1788,7 +1946,7 @@
                 <w:b/>
                 <w:sz w:val="19"/>
               </w:rPr>
-              <w:t>Domain 2 concepts: threat actors &amp; motivations, vectors &amp; attack surface; malware, DoS/DDoS, network &amp; application attacks (Obj 2.1–2.2)</w:t>
+              <w:t>Domain 2 Threats, Vulnerabilities and Mitigations — Objective 2.1 threat actors and motivations, 2.2 threat vectors, attack surfaces and social engineering</w:t>
             </w:r>
           </w:p>
         </w:tc>
@@ -1797,7 +1955,6 @@
         <w:tc>
           <w:tcPr>
             <w:tcW w:type="dxa" w:w="1656"/>
-            <w:shd w:val="clear" w:color="auto" w:fill="FFF4E5"/>
           </w:tcPr>
           <w:p>
             <w:r/>
@@ -1807,14 +1964,13 @@
                 <w:b w:val="0"/>
                 <w:sz w:val="19"/>
               </w:rPr>
-              <w:t>11:00–11:15</w:t>
+              <w:t>10:30–11:15</w:t>
             </w:r>
           </w:p>
         </w:tc>
         <w:tc>
           <w:tcPr>
             <w:tcW w:type="dxa" w:w="1296"/>
-            <w:shd w:val="clear" w:color="auto" w:fill="FFF4E5"/>
           </w:tcPr>
           <w:p>
             <w:r/>
@@ -1824,14 +1980,13 @@
                 <w:b w:val="0"/>
                 <w:sz w:val="19"/>
               </w:rPr>
-              <w:t>15 min</w:t>
+              <w:t>45 min</w:t>
             </w:r>
           </w:p>
         </w:tc>
         <w:tc>
           <w:tcPr>
             <w:tcW w:type="dxa" w:w="6840"/>
-            <w:shd w:val="clear" w:color="auto" w:fill="FFF4E5"/>
           </w:tcPr>
           <w:p>
             <w:r/>
@@ -1841,6 +1996,59 @@
                 <w:b w:val="0"/>
                 <w:sz w:val="19"/>
               </w:rPr>
+              <w:t>Hands-on: Lab 8: Threat Actors &amp; the MITRE ATT&amp;CK Framework; Lab 9: Phishing Email Analysis (SPF / DKIM / DMARC)</w:t>
+            </w:r>
+          </w:p>
+        </w:tc>
+      </w:tr>
+      <w:tr>
+        <w:tc>
+          <w:tcPr>
+            <w:tcW w:type="dxa" w:w="1656"/>
+            <w:shd w:val="clear" w:color="auto" w:fill="FFF4E5"/>
+          </w:tcPr>
+          <w:p>
+            <w:r/>
+            <w:r>
+              <w:rPr>
+                <w:rFonts w:ascii="Arial" w:hAnsi="Arial"/>
+                <w:b w:val="0"/>
+                <w:sz w:val="19"/>
+              </w:rPr>
+              <w:t>11:15–11:30</w:t>
+            </w:r>
+          </w:p>
+        </w:tc>
+        <w:tc>
+          <w:tcPr>
+            <w:tcW w:type="dxa" w:w="1296"/>
+            <w:shd w:val="clear" w:color="auto" w:fill="FFF4E5"/>
+          </w:tcPr>
+          <w:p>
+            <w:r/>
+            <w:r>
+              <w:rPr>
+                <w:rFonts w:ascii="Arial" w:hAnsi="Arial"/>
+                <w:b w:val="0"/>
+                <w:sz w:val="19"/>
+              </w:rPr>
+              <w:t>15 min</w:t>
+            </w:r>
+          </w:p>
+        </w:tc>
+        <w:tc>
+          <w:tcPr>
+            <w:tcW w:type="dxa" w:w="6840"/>
+            <w:shd w:val="clear" w:color="auto" w:fill="FFF4E5"/>
+          </w:tcPr>
+          <w:p>
+            <w:r/>
+            <w:r>
+              <w:rPr>
+                <w:rFonts w:ascii="Arial" w:hAnsi="Arial"/>
+                <w:b w:val="0"/>
+                <w:sz w:val="19"/>
+              </w:rPr>
               <w:t>Tea break</w:t>
             </w:r>
           </w:p>
@@ -1860,7 +2068,7 @@
                 <w:b/>
                 <w:sz w:val="19"/>
               </w:rPr>
-              <w:t>11:15–13:00</w:t>
+              <w:t>11:30–12:00</w:t>
             </w:r>
           </w:p>
         </w:tc>
@@ -1877,7 +2085,7 @@
                 <w:b w:val="0"/>
                 <w:sz w:val="19"/>
               </w:rPr>
-              <w:t>105 min</w:t>
+              <w:t>30 min</w:t>
             </w:r>
           </w:p>
         </w:tc>
@@ -1894,7 +2102,7 @@
                 <w:b/>
                 <w:sz w:val="19"/>
               </w:rPr>
-              <w:t>Domain 2 concepts: social engineering, IOCs, password &amp; wireless attacks, vulnerability types &amp; mitigations (Obj 2.3–2.5). Hands-on: Lab 6: Phishing Email Header Analysis (SPF / DKIM / DMARC); Lab 7: Password Attacks: Spraying, Brute Force, Cracking</w:t>
+              <w:t>Objective 2.3 types of vulnerabilities (application, memory, web, OS, hardware, cloud, supply chain, zero-day)</w:t>
             </w:r>
           </w:p>
         </w:tc>
@@ -1903,7 +2111,6 @@
         <w:tc>
           <w:tcPr>
             <w:tcW w:type="dxa" w:w="1656"/>
-            <w:shd w:val="clear" w:color="auto" w:fill="FDE9D9"/>
           </w:tcPr>
           <w:p>
             <w:r/>
@@ -1913,14 +2120,13 @@
                 <w:b w:val="0"/>
                 <w:sz w:val="19"/>
               </w:rPr>
-              <w:t>13:00–14:00</w:t>
+              <w:t>12:00–13:00</w:t>
             </w:r>
           </w:p>
         </w:tc>
         <w:tc>
           <w:tcPr>
             <w:tcW w:type="dxa" w:w="1296"/>
-            <w:shd w:val="clear" w:color="auto" w:fill="FDE9D9"/>
           </w:tcPr>
           <w:p>
             <w:r/>
@@ -1937,7 +2143,6 @@
         <w:tc>
           <w:tcPr>
             <w:tcW w:type="dxa" w:w="6840"/>
-            <w:shd w:val="clear" w:color="auto" w:fill="FDE9D9"/>
           </w:tcPr>
           <w:p>
             <w:r/>
@@ -1947,7 +2152,7 @@
                 <w:b w:val="0"/>
                 <w:sz w:val="19"/>
               </w:rPr>
-              <w:t>Lunch break</w:t>
+              <w:t>Hands-on: Lab 10: SQL Injection (SQLi); Lab 11: Cross-Site Scripting (XSS); Lab 12: Memory Vulnerabilities &amp; Exploit Mitigations</w:t>
             </w:r>
           </w:p>
         </w:tc>
@@ -1956,6 +2161,7 @@
         <w:tc>
           <w:tcPr>
             <w:tcW w:type="dxa" w:w="1656"/>
+            <w:shd w:val="clear" w:color="auto" w:fill="FDE9D9"/>
           </w:tcPr>
           <w:p>
             <w:r/>
@@ -1965,13 +2171,14 @@
                 <w:b w:val="0"/>
                 <w:sz w:val="19"/>
               </w:rPr>
-              <w:t>14:00–16:15</w:t>
+              <w:t>13:00–14:00</w:t>
             </w:r>
           </w:p>
         </w:tc>
         <w:tc>
           <w:tcPr>
             <w:tcW w:type="dxa" w:w="1296"/>
+            <w:shd w:val="clear" w:color="auto" w:fill="FDE9D9"/>
           </w:tcPr>
           <w:p>
             <w:r/>
@@ -1981,13 +2188,14 @@
                 <w:b w:val="0"/>
                 <w:sz w:val="19"/>
               </w:rPr>
-              <w:t>135 min</w:t>
+              <w:t>60 min</w:t>
             </w:r>
           </w:p>
         </w:tc>
         <w:tc>
           <w:tcPr>
             <w:tcW w:type="dxa" w:w="6840"/>
+            <w:shd w:val="clear" w:color="auto" w:fill="FDE9D9"/>
           </w:tcPr>
           <w:p>
             <w:r/>
@@ -1997,7 +2205,7 @@
                 <w:b w:val="0"/>
                 <w:sz w:val="19"/>
               </w:rPr>
-              <w:t>Hands-on: Lab 8: Malware Static Analysis (Safe Sample); Lab 9: SQL Injection (SQLi); Lab 10: Cross-Site Scripting (XSS)</w:t>
+              <w:t>Lunch break</w:t>
             </w:r>
           </w:p>
         </w:tc>
@@ -2006,7 +2214,24 @@
         <w:tc>
           <w:tcPr>
             <w:tcW w:type="dxa" w:w="1656"/>
-            <w:shd w:val="clear" w:color="auto" w:fill="FFF4E5"/>
+            <w:shd w:val="clear" w:color="auto" w:fill="E8F0FE"/>
+          </w:tcPr>
+          <w:p>
+            <w:r/>
+            <w:r>
+              <w:rPr>
+                <w:rFonts w:ascii="Arial" w:hAnsi="Arial"/>
+                <w:b/>
+                <w:sz w:val="19"/>
+              </w:rPr>
+              <w:t>14:00–14:45</w:t>
+            </w:r>
+          </w:p>
+        </w:tc>
+        <w:tc>
+          <w:tcPr>
+            <w:tcW w:type="dxa" w:w="1296"/>
+            <w:shd w:val="clear" w:color="auto" w:fill="E8F0FE"/>
           </w:tcPr>
           <w:p>
             <w:r/>
@@ -2016,14 +2241,32 @@
                 <w:b w:val="0"/>
                 <w:sz w:val="19"/>
               </w:rPr>
-              <w:t>16:15–16:30</w:t>
-            </w:r>
-          </w:p>
-        </w:tc>
-        <w:tc>
-          <w:tcPr>
-            <w:tcW w:type="dxa" w:w="1296"/>
-            <w:shd w:val="clear" w:color="auto" w:fill="FFF4E5"/>
+              <w:t>45 min</w:t>
+            </w:r>
+          </w:p>
+        </w:tc>
+        <w:tc>
+          <w:tcPr>
+            <w:tcW w:type="dxa" w:w="6840"/>
+            <w:shd w:val="clear" w:color="auto" w:fill="E8F0FE"/>
+          </w:tcPr>
+          <w:p>
+            <w:r/>
+            <w:r>
+              <w:rPr>
+                <w:rFonts w:ascii="Arial" w:hAnsi="Arial"/>
+                <w:b/>
+                <w:sz w:val="19"/>
+              </w:rPr>
+              <w:t>Objective 2.4 indicators of malicious activity (malware, physical, network, application, cryptographic and password attacks)</w:t>
+            </w:r>
+          </w:p>
+        </w:tc>
+      </w:tr>
+      <w:tr>
+        <w:tc>
+          <w:tcPr>
+            <w:tcW w:type="dxa" w:w="1656"/>
           </w:tcPr>
           <w:p>
             <w:r/>
@@ -2033,14 +2276,13 @@
                 <w:b w:val="0"/>
                 <w:sz w:val="19"/>
               </w:rPr>
-              <w:t>15 min</w:t>
-            </w:r>
-          </w:p>
-        </w:tc>
-        <w:tc>
-          <w:tcPr>
-            <w:tcW w:type="dxa" w:w="6840"/>
-            <w:shd w:val="clear" w:color="auto" w:fill="FFF4E5"/>
+              <w:t>14:45–16:15</w:t>
+            </w:r>
+          </w:p>
+        </w:tc>
+        <w:tc>
+          <w:tcPr>
+            <w:tcW w:type="dxa" w:w="1296"/>
           </w:tcPr>
           <w:p>
             <w:r/>
@@ -2050,15 +2292,13 @@
                 <w:b w:val="0"/>
                 <w:sz w:val="19"/>
               </w:rPr>
-              <w:t>Tea break</w:t>
-            </w:r>
-          </w:p>
-        </w:tc>
-      </w:tr>
-      <w:tr>
-        <w:tc>
-          <w:tcPr>
-            <w:tcW w:type="dxa" w:w="1656"/>
+              <w:t>90 min</w:t>
+            </w:r>
+          </w:p>
+        </w:tc>
+        <w:tc>
+          <w:tcPr>
+            <w:tcW w:type="dxa" w:w="6840"/>
           </w:tcPr>
           <w:p>
             <w:r/>
@@ -2068,13 +2308,16 @@
                 <w:b w:val="0"/>
                 <w:sz w:val="19"/>
               </w:rPr>
-              <w:t>16:30–18:15</w:t>
-            </w:r>
-          </w:p>
-        </w:tc>
-        <w:tc>
-          <w:tcPr>
-            <w:tcW w:type="dxa" w:w="1296"/>
+              <w:t>Hands-on: Lab 13: Password Attacks: Spraying &amp; Brute Force; Lab 14: Malware Static Analysis &amp; Linux IOC Hunting; Lab 15: DoS Simulation and Detection</w:t>
+            </w:r>
+          </w:p>
+        </w:tc>
+      </w:tr>
+      <w:tr>
+        <w:tc>
+          <w:tcPr>
+            <w:tcW w:type="dxa" w:w="1656"/>
+            <w:shd w:val="clear" w:color="auto" w:fill="FFF4E5"/>
           </w:tcPr>
           <w:p>
             <w:r/>
@@ -2084,13 +2327,14 @@
                 <w:b w:val="0"/>
                 <w:sz w:val="19"/>
               </w:rPr>
-              <w:t>105 min</w:t>
-            </w:r>
-          </w:p>
-        </w:tc>
-        <w:tc>
-          <w:tcPr>
-            <w:tcW w:type="dxa" w:w="6840"/>
+              <w:t>16:15–16:30</w:t>
+            </w:r>
+          </w:p>
+        </w:tc>
+        <w:tc>
+          <w:tcPr>
+            <w:tcW w:type="dxa" w:w="1296"/>
+            <w:shd w:val="clear" w:color="auto" w:fill="FFF4E5"/>
           </w:tcPr>
           <w:p>
             <w:r/>
@@ -2100,16 +2344,14 @@
                 <w:b w:val="0"/>
                 <w:sz w:val="19"/>
               </w:rPr>
-              <w:t>Hands-on: Lab 11: DoS Simulation and Detection; Lab 12: Vulnerability Scanning with Nikto and Nuclei; Lab 13: Linux Hardening Baseline with Lynis</w:t>
-            </w:r>
-          </w:p>
-        </w:tc>
-      </w:tr>
-      <w:tr>
-        <w:tc>
-          <w:tcPr>
-            <w:tcW w:type="dxa" w:w="1656"/>
-            <w:shd w:val="clear" w:color="auto" w:fill="F3F5F8"/>
+              <w:t>15 min</w:t>
+            </w:r>
+          </w:p>
+        </w:tc>
+        <w:tc>
+          <w:tcPr>
+            <w:tcW w:type="dxa" w:w="6840"/>
+            <w:shd w:val="clear" w:color="auto" w:fill="FFF4E5"/>
           </w:tcPr>
           <w:p>
             <w:r/>
@@ -2119,14 +2361,33 @@
                 <w:b w:val="0"/>
                 <w:sz w:val="19"/>
               </w:rPr>
-              <w:t>18:15–18:30</w:t>
+              <w:t>Tea break</w:t>
+            </w:r>
+          </w:p>
+        </w:tc>
+      </w:tr>
+      <w:tr>
+        <w:tc>
+          <w:tcPr>
+            <w:tcW w:type="dxa" w:w="1656"/>
+            <w:shd w:val="clear" w:color="auto" w:fill="E8F0FE"/>
+          </w:tcPr>
+          <w:p>
+            <w:r/>
+            <w:r>
+              <w:rPr>
+                <w:rFonts w:ascii="Arial" w:hAnsi="Arial"/>
+                <w:b/>
+                <w:sz w:val="19"/>
+              </w:rPr>
+              <w:t>16:30–16:50</w:t>
             </w:r>
           </w:p>
         </w:tc>
         <w:tc>
           <w:tcPr>
             <w:tcW w:type="dxa" w:w="1296"/>
-            <w:shd w:val="clear" w:color="auto" w:fill="F3F5F8"/>
+            <w:shd w:val="clear" w:color="auto" w:fill="E8F0FE"/>
           </w:tcPr>
           <w:p>
             <w:r/>
@@ -2136,14 +2397,32 @@
                 <w:b w:val="0"/>
                 <w:sz w:val="19"/>
               </w:rPr>
-              <w:t>15 min</w:t>
+              <w:t>20 min</w:t>
             </w:r>
           </w:p>
         </w:tc>
         <w:tc>
           <w:tcPr>
             <w:tcW w:type="dxa" w:w="6840"/>
-            <w:shd w:val="clear" w:color="auto" w:fill="F3F5F8"/>
+            <w:shd w:val="clear" w:color="auto" w:fill="E8F0FE"/>
+          </w:tcPr>
+          <w:p>
+            <w:r/>
+            <w:r>
+              <w:rPr>
+                <w:rFonts w:ascii="Arial" w:hAnsi="Arial"/>
+                <w:b/>
+                <w:sz w:val="19"/>
+              </w:rPr>
+              <w:t>Objective 2.5 mitigation techniques used to secure the enterprise</w:t>
+            </w:r>
+          </w:p>
+        </w:tc>
+      </w:tr>
+      <w:tr>
+        <w:tc>
+          <w:tcPr>
+            <w:tcW w:type="dxa" w:w="1656"/>
           </w:tcPr>
           <w:p>
             <w:r/>
@@ -2153,7 +2432,92 @@
                 <w:b w:val="0"/>
                 <w:sz w:val="19"/>
               </w:rPr>
-              <w:t>Day 2 recap, Q&amp;A and PM digital attendance</w:t>
+              <w:t>16:50–17:45</w:t>
+            </w:r>
+          </w:p>
+        </w:tc>
+        <w:tc>
+          <w:tcPr>
+            <w:tcW w:type="dxa" w:w="1296"/>
+          </w:tcPr>
+          <w:p>
+            <w:r/>
+            <w:r>
+              <w:rPr>
+                <w:rFonts w:ascii="Arial" w:hAnsi="Arial"/>
+                <w:b w:val="0"/>
+                <w:sz w:val="19"/>
+              </w:rPr>
+              <w:t>55 min</w:t>
+            </w:r>
+          </w:p>
+        </w:tc>
+        <w:tc>
+          <w:tcPr>
+            <w:tcW w:type="dxa" w:w="6840"/>
+          </w:tcPr>
+          <w:p>
+            <w:r/>
+            <w:r>
+              <w:rPr>
+                <w:rFonts w:ascii="Arial" w:hAnsi="Arial"/>
+                <w:b w:val="0"/>
+                <w:sz w:val="19"/>
+              </w:rPr>
+              <w:t>Hands-on: Lab 16: Linux Hardening Baseline with Lynis</w:t>
+            </w:r>
+          </w:p>
+        </w:tc>
+      </w:tr>
+      <w:tr>
+        <w:tc>
+          <w:tcPr>
+            <w:tcW w:type="dxa" w:w="1656"/>
+            <w:shd w:val="clear" w:color="auto" w:fill="F3F5F8"/>
+          </w:tcPr>
+          <w:p>
+            <w:r/>
+            <w:r>
+              <w:rPr>
+                <w:rFonts w:ascii="Arial" w:hAnsi="Arial"/>
+                <w:b w:val="0"/>
+                <w:sz w:val="19"/>
+              </w:rPr>
+              <w:t>17:45–18:30</w:t>
+            </w:r>
+          </w:p>
+        </w:tc>
+        <w:tc>
+          <w:tcPr>
+            <w:tcW w:type="dxa" w:w="1296"/>
+            <w:shd w:val="clear" w:color="auto" w:fill="F3F5F8"/>
+          </w:tcPr>
+          <w:p>
+            <w:r/>
+            <w:r>
+              <w:rPr>
+                <w:rFonts w:ascii="Arial" w:hAnsi="Arial"/>
+                <w:b w:val="0"/>
+                <w:sz w:val="19"/>
+              </w:rPr>
+              <w:t>45 min</w:t>
+            </w:r>
+          </w:p>
+        </w:tc>
+        <w:tc>
+          <w:tcPr>
+            <w:tcW w:type="dxa" w:w="6840"/>
+            <w:shd w:val="clear" w:color="auto" w:fill="F3F5F8"/>
+          </w:tcPr>
+          <w:p>
+            <w:r/>
+            <w:r>
+              <w:rPr>
+                <w:rFonts w:ascii="Arial" w:hAnsi="Arial"/>
+                <w:b w:val="0"/>
+                <w:sz w:val="19"/>
+              </w:rPr>
+              <w:t>Domain 2 recap, exam-style practice questions, Q&amp;A and PM digital attendance</w:t>
             </w:r>
           </w:p>
         </w:tc>
@@ -2166,7 +2530,7 @@
           <w:color w:val="555B66"/>
           <w:sz w:val="19"/>
         </w:rPr>
-        <w:t>Total training time: 480 minutes (8 hours).</w:t>
+        <w:t>Total scheduled time: 480 minutes (8 hours) excluding lunch — of which 450 minutes (7.5 hours) are instructional, plus 30 minutes of tea breaks.</w:t>
       </w:r>
     </w:p>
     <w:p>
@@ -2182,12 +2546,13 @@
         <w:tblStyle w:val="TableGrid"/>
         <w:tblW w:type="auto" w:w="0"/>
         <w:jc w:val="center"/>
+        <w:tblLayout w:type="fixed"/>
         <w:tblLook w:firstColumn="1" w:firstRow="1" w:lastColumn="0" w:lastRow="0" w:noHBand="0" w:noVBand="1" w:val="04A0"/>
       </w:tblPr>
       <w:tblGrid>
-        <w:gridCol w:w="2880"/>
-        <w:gridCol w:w="2880"/>
-        <w:gridCol w:w="2880"/>
+        <w:gridCol w:w="1656"/>
+        <w:gridCol w:w="1296"/>
+        <w:gridCol w:w="6840"/>
       </w:tblGrid>
       <w:tr>
         <w:tc>
@@ -2293,7 +2658,7 @@
                 <w:b w:val="0"/>
                 <w:sz w:val="19"/>
               </w:rPr>
-              <w:t>Day 2 recap and mandatory digital attendance (AM)</w:t>
+              <w:t>Day 2 review, warm-up questions and mandatory digital attendance (AM)</w:t>
             </w:r>
           </w:p>
         </w:tc>
@@ -2312,7 +2677,7 @@
                 <w:b/>
                 <w:sz w:val="19"/>
               </w:rPr>
-              <w:t>9:45–11:00</w:t>
+              <w:t>9:45–10:20</w:t>
             </w:r>
           </w:p>
         </w:tc>
@@ -2329,7 +2694,7 @@
                 <w:b w:val="0"/>
                 <w:sz w:val="19"/>
               </w:rPr>
-              <w:t>75 min</w:t>
+              <w:t>35 min</w:t>
             </w:r>
           </w:p>
         </w:tc>
@@ -2346,7 +2711,7 @@
                 <w:b/>
                 <w:sz w:val="19"/>
               </w:rPr>
-              <w:t>Domain 3 concepts: architecture models, cloud shared responsibility, IoT/OT; enterprise infrastructure, segmentation, firewalls, WAF, IDS/IPS, VPN (Obj 3.1–3.2)</w:t>
+              <w:t>Domain 3 Security Architecture — Objective 3.1 architecture models (cloud, IaC, serverless, containers, IoT, ICS/SCADA)</w:t>
             </w:r>
           </w:p>
         </w:tc>
@@ -2355,7 +2720,6 @@
         <w:tc>
           <w:tcPr>
             <w:tcW w:type="dxa" w:w="1656"/>
-            <w:shd w:val="clear" w:color="auto" w:fill="FFF4E5"/>
           </w:tcPr>
           <w:p>
             <w:r/>
@@ -2365,14 +2729,13 @@
                 <w:b w:val="0"/>
                 <w:sz w:val="19"/>
               </w:rPr>
-              <w:t>11:00–11:15</w:t>
+              <w:t>10:20–11:15</w:t>
             </w:r>
           </w:p>
         </w:tc>
         <w:tc>
           <w:tcPr>
             <w:tcW w:type="dxa" w:w="1296"/>
-            <w:shd w:val="clear" w:color="auto" w:fill="FFF4E5"/>
           </w:tcPr>
           <w:p>
             <w:r/>
@@ -2382,14 +2745,13 @@
                 <w:b w:val="0"/>
                 <w:sz w:val="19"/>
               </w:rPr>
-              <w:t>15 min</w:t>
+              <w:t>55 min</w:t>
             </w:r>
           </w:p>
         </w:tc>
         <w:tc>
           <w:tcPr>
             <w:tcW w:type="dxa" w:w="6840"/>
-            <w:shd w:val="clear" w:color="auto" w:fill="FFF4E5"/>
           </w:tcPr>
           <w:p>
             <w:r/>
@@ -2399,6 +2761,59 @@
                 <w:b w:val="0"/>
                 <w:sz w:val="19"/>
               </w:rPr>
+              <w:t>Hands-on: Lab 17: Cloud Shared Responsibility and IAM Least Privilege; Lab 18: Container Security with Docker</w:t>
+            </w:r>
+          </w:p>
+        </w:tc>
+      </w:tr>
+      <w:tr>
+        <w:tc>
+          <w:tcPr>
+            <w:tcW w:type="dxa" w:w="1656"/>
+            <w:shd w:val="clear" w:color="auto" w:fill="FFF4E5"/>
+          </w:tcPr>
+          <w:p>
+            <w:r/>
+            <w:r>
+              <w:rPr>
+                <w:rFonts w:ascii="Arial" w:hAnsi="Arial"/>
+                <w:b w:val="0"/>
+                <w:sz w:val="19"/>
+              </w:rPr>
+              <w:t>11:15–11:30</w:t>
+            </w:r>
+          </w:p>
+        </w:tc>
+        <w:tc>
+          <w:tcPr>
+            <w:tcW w:type="dxa" w:w="1296"/>
+            <w:shd w:val="clear" w:color="auto" w:fill="FFF4E5"/>
+          </w:tcPr>
+          <w:p>
+            <w:r/>
+            <w:r>
+              <w:rPr>
+                <w:rFonts w:ascii="Arial" w:hAnsi="Arial"/>
+                <w:b w:val="0"/>
+                <w:sz w:val="19"/>
+              </w:rPr>
+              <w:t>15 min</w:t>
+            </w:r>
+          </w:p>
+        </w:tc>
+        <w:tc>
+          <w:tcPr>
+            <w:tcW w:type="dxa" w:w="6840"/>
+            <w:shd w:val="clear" w:color="auto" w:fill="FFF4E5"/>
+          </w:tcPr>
+          <w:p>
+            <w:r/>
+            <w:r>
+              <w:rPr>
+                <w:rFonts w:ascii="Arial" w:hAnsi="Arial"/>
+                <w:b w:val="0"/>
+                <w:sz w:val="19"/>
+              </w:rPr>
               <w:t>Tea break</w:t>
             </w:r>
           </w:p>
@@ -2418,7 +2833,7 @@
                 <w:b/>
                 <w:sz w:val="19"/>
               </w:rPr>
-              <w:t>11:15–13:00</w:t>
+              <w:t>11:30–12:10</w:t>
             </w:r>
           </w:p>
         </w:tc>
@@ -2435,7 +2850,7 @@
                 <w:b w:val="0"/>
                 <w:sz w:val="19"/>
               </w:rPr>
-              <w:t>105 min</w:t>
+              <w:t>40 min</w:t>
             </w:r>
           </w:p>
         </w:tc>
@@ -2452,7 +2867,7 @@
                 <w:b/>
                 <w:sz w:val="19"/>
               </w:rPr>
-              <w:t>Domain 3 concepts: data protection &amp; states, encryption, DLP; resilience, RAID, backup 3-2-1 (Obj 3.3–3.4). Hands-on: Lab 14: Network Segmentation with Linux Namespaces; Lab 15: Stateful Firewall with UFW and nftables</w:t>
+              <w:t>Objective 3.2 secure enterprise infrastructure (zones, appliances, port security, firewall types, VPN, SD-WAN, SASE)</w:t>
             </w:r>
           </w:p>
         </w:tc>
@@ -2461,7 +2876,6 @@
         <w:tc>
           <w:tcPr>
             <w:tcW w:type="dxa" w:w="1656"/>
-            <w:shd w:val="clear" w:color="auto" w:fill="FDE9D9"/>
           </w:tcPr>
           <w:p>
             <w:r/>
@@ -2471,14 +2885,13 @@
                 <w:b w:val="0"/>
                 <w:sz w:val="19"/>
               </w:rPr>
-              <w:t>13:00–14:00</w:t>
+              <w:t>12:10–13:00</w:t>
             </w:r>
           </w:p>
         </w:tc>
         <w:tc>
           <w:tcPr>
             <w:tcW w:type="dxa" w:w="1296"/>
-            <w:shd w:val="clear" w:color="auto" w:fill="FDE9D9"/>
           </w:tcPr>
           <w:p>
             <w:r/>
@@ -2488,14 +2901,13 @@
                 <w:b w:val="0"/>
                 <w:sz w:val="19"/>
               </w:rPr>
-              <w:t>60 min</w:t>
+              <w:t>50 min</w:t>
             </w:r>
           </w:p>
         </w:tc>
         <w:tc>
           <w:tcPr>
             <w:tcW w:type="dxa" w:w="6840"/>
-            <w:shd w:val="clear" w:color="auto" w:fill="FDE9D9"/>
           </w:tcPr>
           <w:p>
             <w:r/>
@@ -2505,7 +2917,7 @@
                 <w:b w:val="0"/>
                 <w:sz w:val="19"/>
               </w:rPr>
-              <w:t>Lunch break</w:t>
+              <w:t>Hands-on: Lab 19: Network Segmentation and Security Zones; Lab 20: Stateful Firewall with UFW and nftables</w:t>
             </w:r>
           </w:p>
         </w:tc>
@@ -2514,6 +2926,7 @@
         <w:tc>
           <w:tcPr>
             <w:tcW w:type="dxa" w:w="1656"/>
+            <w:shd w:val="clear" w:color="auto" w:fill="FDE9D9"/>
           </w:tcPr>
           <w:p>
             <w:r/>
@@ -2523,13 +2936,14 @@
                 <w:b w:val="0"/>
                 <w:sz w:val="19"/>
               </w:rPr>
-              <w:t>14:00–16:15</w:t>
+              <w:t>13:00–14:00</w:t>
             </w:r>
           </w:p>
         </w:tc>
         <w:tc>
           <w:tcPr>
             <w:tcW w:type="dxa" w:w="1296"/>
+            <w:shd w:val="clear" w:color="auto" w:fill="FDE9D9"/>
           </w:tcPr>
           <w:p>
             <w:r/>
@@ -2539,13 +2953,14 @@
                 <w:b w:val="0"/>
                 <w:sz w:val="19"/>
               </w:rPr>
-              <w:t>135 min</w:t>
+              <w:t>60 min</w:t>
             </w:r>
           </w:p>
         </w:tc>
         <w:tc>
           <w:tcPr>
             <w:tcW w:type="dxa" w:w="6840"/>
+            <w:shd w:val="clear" w:color="auto" w:fill="FDE9D9"/>
           </w:tcPr>
           <w:p>
             <w:r/>
@@ -2555,7 +2970,7 @@
                 <w:b w:val="0"/>
                 <w:sz w:val="19"/>
               </w:rPr>
-              <w:t>Hands-on: Lab 16: Web Application Firewall with ModSecurity; Lab 17: Site-to-Site VPN with WireGuard; Lab 18: Data at Rest: LUKS Full-Disk Encryption; Lab 19: TLS Hardening and Cipher Audit</w:t>
+              <w:t>Lunch break</w:t>
             </w:r>
           </w:p>
         </w:tc>
@@ -2564,7 +2979,6 @@
         <w:tc>
           <w:tcPr>
             <w:tcW w:type="dxa" w:w="1656"/>
-            <w:shd w:val="clear" w:color="auto" w:fill="FFF4E5"/>
           </w:tcPr>
           <w:p>
             <w:r/>
@@ -2574,14 +2988,13 @@
                 <w:b w:val="0"/>
                 <w:sz w:val="19"/>
               </w:rPr>
-              <w:t>16:15–16:30</w:t>
+              <w:t>14:00–14:50</w:t>
             </w:r>
           </w:p>
         </w:tc>
         <w:tc>
           <w:tcPr>
             <w:tcW w:type="dxa" w:w="1296"/>
-            <w:shd w:val="clear" w:color="auto" w:fill="FFF4E5"/>
           </w:tcPr>
           <w:p>
             <w:r/>
@@ -2591,14 +3004,13 @@
                 <w:b w:val="0"/>
                 <w:sz w:val="19"/>
               </w:rPr>
-              <w:t>15 min</w:t>
+              <w:t>50 min</w:t>
             </w:r>
           </w:p>
         </w:tc>
         <w:tc>
           <w:tcPr>
             <w:tcW w:type="dxa" w:w="6840"/>
-            <w:shd w:val="clear" w:color="auto" w:fill="FFF4E5"/>
           </w:tcPr>
           <w:p>
             <w:r/>
@@ -2608,7 +3020,7 @@
                 <w:b w:val="0"/>
                 <w:sz w:val="19"/>
               </w:rPr>
-              <w:t>Tea break</w:t>
+              <w:t>Hands-on: Lab 21: Web Application Firewall with ModSecurity and the OWASP CRS; Lab 22: Site-to-Site VPN with WireGuard</w:t>
             </w:r>
           </w:p>
         </w:tc>
@@ -2617,6 +3029,24 @@
         <w:tc>
           <w:tcPr>
             <w:tcW w:type="dxa" w:w="1656"/>
+            <w:shd w:val="clear" w:color="auto" w:fill="E8F0FE"/>
+          </w:tcPr>
+          <w:p>
+            <w:r/>
+            <w:r>
+              <w:rPr>
+                <w:rFonts w:ascii="Arial" w:hAnsi="Arial"/>
+                <w:b/>
+                <w:sz w:val="19"/>
+              </w:rPr>
+              <w:t>14:50–15:30</w:t>
+            </w:r>
+          </w:p>
+        </w:tc>
+        <w:tc>
+          <w:tcPr>
+            <w:tcW w:type="dxa" w:w="1296"/>
+            <w:shd w:val="clear" w:color="auto" w:fill="E8F0FE"/>
           </w:tcPr>
           <w:p>
             <w:r/>
@@ -2626,13 +3056,32 @@
                 <w:b w:val="0"/>
                 <w:sz w:val="19"/>
               </w:rPr>
-              <w:t>16:30–18:15</w:t>
-            </w:r>
-          </w:p>
-        </w:tc>
-        <w:tc>
-          <w:tcPr>
-            <w:tcW w:type="dxa" w:w="1296"/>
+              <w:t>40 min</w:t>
+            </w:r>
+          </w:p>
+        </w:tc>
+        <w:tc>
+          <w:tcPr>
+            <w:tcW w:type="dxa" w:w="6840"/>
+            <w:shd w:val="clear" w:color="auto" w:fill="E8F0FE"/>
+          </w:tcPr>
+          <w:p>
+            <w:r/>
+            <w:r>
+              <w:rPr>
+                <w:rFonts w:ascii="Arial" w:hAnsi="Arial"/>
+                <w:b/>
+                <w:sz w:val="19"/>
+              </w:rPr>
+              <w:t>Objective 3.3 data protection strategies and 3.4 resilience and recovery</w:t>
+            </w:r>
+          </w:p>
+        </w:tc>
+      </w:tr>
+      <w:tr>
+        <w:tc>
+          <w:tcPr>
+            <w:tcW w:type="dxa" w:w="1656"/>
           </w:tcPr>
           <w:p>
             <w:r/>
@@ -2642,13 +3091,13 @@
                 <w:b w:val="0"/>
                 <w:sz w:val="19"/>
               </w:rPr>
-              <w:t>105 min</w:t>
-            </w:r>
-          </w:p>
-        </w:tc>
-        <w:tc>
-          <w:tcPr>
-            <w:tcW w:type="dxa" w:w="6840"/>
+              <w:t>15:30–16:30</w:t>
+            </w:r>
+          </w:p>
+        </w:tc>
+        <w:tc>
+          <w:tcPr>
+            <w:tcW w:type="dxa" w:w="1296"/>
           </w:tcPr>
           <w:p>
             <w:r/>
@@ -2658,16 +3107,13 @@
                 <w:b w:val="0"/>
                 <w:sz w:val="19"/>
               </w:rPr>
-              <w:t>Hands-on: Lab 20: Backup and Recovery with restic; Lab 37: Cloud Shared Responsibility &amp; IAM Least Privilege; Lab 38: Container Security with Docker; Lab 39: Storage Resilience with Software RAID (mdadm)</w:t>
-            </w:r>
-          </w:p>
-        </w:tc>
-      </w:tr>
-      <w:tr>
-        <w:tc>
-          <w:tcPr>
-            <w:tcW w:type="dxa" w:w="1656"/>
-            <w:shd w:val="clear" w:color="auto" w:fill="F3F5F8"/>
+              <w:t>60 min</w:t>
+            </w:r>
+          </w:p>
+        </w:tc>
+        <w:tc>
+          <w:tcPr>
+            <w:tcW w:type="dxa" w:w="6840"/>
           </w:tcPr>
           <w:p>
             <w:r/>
@@ -2677,14 +3123,16 @@
                 <w:b w:val="0"/>
                 <w:sz w:val="19"/>
               </w:rPr>
-              <w:t>18:15–18:30</w:t>
-            </w:r>
-          </w:p>
-        </w:tc>
-        <w:tc>
-          <w:tcPr>
-            <w:tcW w:type="dxa" w:w="1296"/>
-            <w:shd w:val="clear" w:color="auto" w:fill="F3F5F8"/>
+              <w:t>Hands-on: Lab 23: Data Classification and Data Loss Prevention; Lab 24: Data at Rest: LUKS2 Disk Encryption; Lab 25: Data in Transit: TLS Hardening and Cipher Audit</w:t>
+            </w:r>
+          </w:p>
+        </w:tc>
+      </w:tr>
+      <w:tr>
+        <w:tc>
+          <w:tcPr>
+            <w:tcW w:type="dxa" w:w="1656"/>
+            <w:shd w:val="clear" w:color="auto" w:fill="FFF4E5"/>
           </w:tcPr>
           <w:p>
             <w:r/>
@@ -2694,14 +3142,14 @@
                 <w:b w:val="0"/>
                 <w:sz w:val="19"/>
               </w:rPr>
-              <w:t>15 min</w:t>
-            </w:r>
-          </w:p>
-        </w:tc>
-        <w:tc>
-          <w:tcPr>
-            <w:tcW w:type="dxa" w:w="6840"/>
-            <w:shd w:val="clear" w:color="auto" w:fill="F3F5F8"/>
+              <w:t>16:30–16:45</w:t>
+            </w:r>
+          </w:p>
+        </w:tc>
+        <w:tc>
+          <w:tcPr>
+            <w:tcW w:type="dxa" w:w="1296"/>
+            <w:shd w:val="clear" w:color="auto" w:fill="FFF4E5"/>
           </w:tcPr>
           <w:p>
             <w:r/>
@@ -2711,7 +3159,127 @@
                 <w:b w:val="0"/>
                 <w:sz w:val="19"/>
               </w:rPr>
-              <w:t>Day 3 recap, Q&amp;A and PM digital attendance</w:t>
+              <w:t>15 min</w:t>
+            </w:r>
+          </w:p>
+        </w:tc>
+        <w:tc>
+          <w:tcPr>
+            <w:tcW w:type="dxa" w:w="6840"/>
+            <w:shd w:val="clear" w:color="auto" w:fill="FFF4E5"/>
+          </w:tcPr>
+          <w:p>
+            <w:r/>
+            <w:r>
+              <w:rPr>
+                <w:rFonts w:ascii="Arial" w:hAnsi="Arial"/>
+                <w:b w:val="0"/>
+                <w:sz w:val="19"/>
+              </w:rPr>
+              <w:t>Tea break</w:t>
+            </w:r>
+          </w:p>
+        </w:tc>
+      </w:tr>
+      <w:tr>
+        <w:tc>
+          <w:tcPr>
+            <w:tcW w:type="dxa" w:w="1656"/>
+          </w:tcPr>
+          <w:p>
+            <w:r/>
+            <w:r>
+              <w:rPr>
+                <w:rFonts w:ascii="Arial" w:hAnsi="Arial"/>
+                <w:b w:val="0"/>
+                <w:sz w:val="19"/>
+              </w:rPr>
+              <w:t>16:45–17:45</w:t>
+            </w:r>
+          </w:p>
+        </w:tc>
+        <w:tc>
+          <w:tcPr>
+            <w:tcW w:type="dxa" w:w="1296"/>
+          </w:tcPr>
+          <w:p>
+            <w:r/>
+            <w:r>
+              <w:rPr>
+                <w:rFonts w:ascii="Arial" w:hAnsi="Arial"/>
+                <w:b w:val="0"/>
+                <w:sz w:val="19"/>
+              </w:rPr>
+              <w:t>60 min</w:t>
+            </w:r>
+          </w:p>
+        </w:tc>
+        <w:tc>
+          <w:tcPr>
+            <w:tcW w:type="dxa" w:w="6840"/>
+          </w:tcPr>
+          <w:p>
+            <w:r/>
+            <w:r>
+              <w:rPr>
+                <w:rFonts w:ascii="Arial" w:hAnsi="Arial"/>
+                <w:b w:val="0"/>
+                <w:sz w:val="19"/>
+              </w:rPr>
+              <w:t>Hands-on: Lab 26: Backup and Recovery with restic; Lab 27: Storage Resilience with Software RAID (mdadm)</w:t>
+            </w:r>
+          </w:p>
+        </w:tc>
+      </w:tr>
+      <w:tr>
+        <w:tc>
+          <w:tcPr>
+            <w:tcW w:type="dxa" w:w="1656"/>
+            <w:shd w:val="clear" w:color="auto" w:fill="F3F5F8"/>
+          </w:tcPr>
+          <w:p>
+            <w:r/>
+            <w:r>
+              <w:rPr>
+                <w:rFonts w:ascii="Arial" w:hAnsi="Arial"/>
+                <w:b w:val="0"/>
+                <w:sz w:val="19"/>
+              </w:rPr>
+              <w:t>17:45–18:30</w:t>
+            </w:r>
+          </w:p>
+        </w:tc>
+        <w:tc>
+          <w:tcPr>
+            <w:tcW w:type="dxa" w:w="1296"/>
+            <w:shd w:val="clear" w:color="auto" w:fill="F3F5F8"/>
+          </w:tcPr>
+          <w:p>
+            <w:r/>
+            <w:r>
+              <w:rPr>
+                <w:rFonts w:ascii="Arial" w:hAnsi="Arial"/>
+                <w:b w:val="0"/>
+                <w:sz w:val="19"/>
+              </w:rPr>
+              <w:t>45 min</w:t>
+            </w:r>
+          </w:p>
+        </w:tc>
+        <w:tc>
+          <w:tcPr>
+            <w:tcW w:type="dxa" w:w="6840"/>
+            <w:shd w:val="clear" w:color="auto" w:fill="F3F5F8"/>
+          </w:tcPr>
+          <w:p>
+            <w:r/>
+            <w:r>
+              <w:rPr>
+                <w:rFonts w:ascii="Arial" w:hAnsi="Arial"/>
+                <w:b w:val="0"/>
+                <w:sz w:val="19"/>
+              </w:rPr>
+              <w:t>Domain 3 recap, exam-style practice questions, Q&amp;A and PM digital attendance</w:t>
             </w:r>
           </w:p>
         </w:tc>
@@ -2724,7 +3292,7 @@
           <w:color w:val="555B66"/>
           <w:sz w:val="19"/>
         </w:rPr>
-        <w:t>Total training time: 480 minutes (8 hours).</w:t>
+        <w:t>Total scheduled time: 480 minutes (8 hours) excluding lunch — of which 450 minutes (7.5 hours) are instructional, plus 30 minutes of tea breaks.</w:t>
       </w:r>
     </w:p>
     <w:p>
@@ -2740,12 +3308,13 @@
         <w:tblStyle w:val="TableGrid"/>
         <w:tblW w:type="auto" w:w="0"/>
         <w:jc w:val="center"/>
+        <w:tblLayout w:type="fixed"/>
         <w:tblLook w:firstColumn="1" w:firstRow="1" w:lastColumn="0" w:lastRow="0" w:noHBand="0" w:noVBand="1" w:val="04A0"/>
       </w:tblPr>
       <w:tblGrid>
-        <w:gridCol w:w="2880"/>
-        <w:gridCol w:w="2880"/>
-        <w:gridCol w:w="2880"/>
+        <w:gridCol w:w="1656"/>
+        <w:gridCol w:w="1296"/>
+        <w:gridCol w:w="6840"/>
       </w:tblGrid>
       <w:tr>
         <w:tc>
@@ -2851,7 +3420,7 @@
                 <w:b w:val="0"/>
                 <w:sz w:val="19"/>
               </w:rPr>
-              <w:t>Day 3 recap and mandatory digital attendance (AM)</w:t>
+              <w:t>Day 3 review, warm-up questions and mandatory digital attendance (AM)</w:t>
             </w:r>
           </w:p>
         </w:tc>
@@ -2870,7 +3439,7 @@
                 <w:b/>
                 <w:sz w:val="19"/>
               </w:rPr>
-              <w:t>9:45–11:00</w:t>
+              <w:t>9:45–10:30</w:t>
             </w:r>
           </w:p>
         </w:tc>
@@ -2887,7 +3456,7 @@
                 <w:b w:val="0"/>
                 <w:sz w:val="19"/>
               </w:rPr>
-              <w:t>75 min</w:t>
+              <w:t>45 min</w:t>
             </w:r>
           </w:p>
         </w:tc>
@@ -2904,7 +3473,7 @@
                 <w:b/>
                 <w:sz w:val="19"/>
               </w:rPr>
-              <w:t>Domain 4 concepts: secure baselines &amp; hardening, asset management; monitoring stack — SIEM, IDS/IPS, EDR, FIM, packet analysis (Obj 4.1–4.4)</w:t>
+              <w:t>Domain 4 Security Operations — Objectives 4.1 secure computing resources, 4.2 asset management, 4.3 vulnerability management</w:t>
             </w:r>
           </w:p>
         </w:tc>
@@ -2913,7 +3482,6 @@
         <w:tc>
           <w:tcPr>
             <w:tcW w:type="dxa" w:w="1656"/>
-            <w:shd w:val="clear" w:color="auto" w:fill="FFF4E5"/>
           </w:tcPr>
           <w:p>
             <w:r/>
@@ -2923,14 +3491,13 @@
                 <w:b w:val="0"/>
                 <w:sz w:val="19"/>
               </w:rPr>
-              <w:t>11:00–11:15</w:t>
+              <w:t>10:30–11:30</w:t>
             </w:r>
           </w:p>
         </w:tc>
         <w:tc>
           <w:tcPr>
             <w:tcW w:type="dxa" w:w="1296"/>
-            <w:shd w:val="clear" w:color="auto" w:fill="FFF4E5"/>
           </w:tcPr>
           <w:p>
             <w:r/>
@@ -2940,14 +3507,13 @@
                 <w:b w:val="0"/>
                 <w:sz w:val="19"/>
               </w:rPr>
-              <w:t>15 min</w:t>
+              <w:t>60 min</w:t>
             </w:r>
           </w:p>
         </w:tc>
         <w:tc>
           <w:tcPr>
             <w:tcW w:type="dxa" w:w="6840"/>
-            <w:shd w:val="clear" w:color="auto" w:fill="FFF4E5"/>
           </w:tcPr>
           <w:p>
             <w:r/>
@@ -2957,7 +3523,7 @@
                 <w:b w:val="0"/>
                 <w:sz w:val="19"/>
               </w:rPr>
-              <w:t>Tea break</w:t>
+              <w:t>Hands-on: Lab 28: Mobile and Endpoint Hardening Baseline; Lab 29: Application Security: Validation, SAST and Code Signing; Lab 30: Asset Inventory, Media Sanitisation and Disposal Certificate; Lab 31: Vulnerability Scanning, Confirmation and Rescan; Lab 32: Vulnerability Management Pipeline with Trivy</w:t>
             </w:r>
           </w:p>
         </w:tc>
@@ -2966,6 +3532,7 @@
         <w:tc>
           <w:tcPr>
             <w:tcW w:type="dxa" w:w="1656"/>
+            <w:shd w:val="clear" w:color="auto" w:fill="FFF4E5"/>
           </w:tcPr>
           <w:p>
             <w:r/>
@@ -2975,13 +3542,14 @@
                 <w:b w:val="0"/>
                 <w:sz w:val="19"/>
               </w:rPr>
-              <w:t>11:15–13:00</w:t>
+              <w:t>11:30–11:45</w:t>
             </w:r>
           </w:p>
         </w:tc>
         <w:tc>
           <w:tcPr>
             <w:tcW w:type="dxa" w:w="1296"/>
+            <w:shd w:val="clear" w:color="auto" w:fill="FFF4E5"/>
           </w:tcPr>
           <w:p>
             <w:r/>
@@ -2991,13 +3559,14 @@
                 <w:b w:val="0"/>
                 <w:sz w:val="19"/>
               </w:rPr>
-              <w:t>105 min</w:t>
+              <w:t>15 min</w:t>
             </w:r>
           </w:p>
         </w:tc>
         <w:tc>
           <w:tcPr>
             <w:tcW w:type="dxa" w:w="6840"/>
+            <w:shd w:val="clear" w:color="auto" w:fill="FFF4E5"/>
           </w:tcPr>
           <w:p>
             <w:r/>
@@ -3007,7 +3576,7 @@
                 <w:b w:val="0"/>
                 <w:sz w:val="19"/>
               </w:rPr>
-              <w:t>Hands-on: Lab 21: SSH Hardening + Fail2ban; Lab 22: IAM with PAM and sudo; Lab 23: Multi-Factor Authentication with TOTP; Lab 24: SIEM Basics with Wazuh</w:t>
+              <w:t>Tea break</w:t>
             </w:r>
           </w:p>
         </w:tc>
@@ -3016,7 +3585,24 @@
         <w:tc>
           <w:tcPr>
             <w:tcW w:type="dxa" w:w="1656"/>
-            <w:shd w:val="clear" w:color="auto" w:fill="FDE9D9"/>
+            <w:shd w:val="clear" w:color="auto" w:fill="E8F0FE"/>
+          </w:tcPr>
+          <w:p>
+            <w:r/>
+            <w:r>
+              <w:rPr>
+                <w:rFonts w:ascii="Arial" w:hAnsi="Arial"/>
+                <w:b/>
+                <w:sz w:val="19"/>
+              </w:rPr>
+              <w:t>11:45–12:15</w:t>
+            </w:r>
+          </w:p>
+        </w:tc>
+        <w:tc>
+          <w:tcPr>
+            <w:tcW w:type="dxa" w:w="1296"/>
+            <w:shd w:val="clear" w:color="auto" w:fill="E8F0FE"/>
           </w:tcPr>
           <w:p>
             <w:r/>
@@ -3026,14 +3612,32 @@
                 <w:b w:val="0"/>
                 <w:sz w:val="19"/>
               </w:rPr>
-              <w:t>13:00–14:00</w:t>
-            </w:r>
-          </w:p>
-        </w:tc>
-        <w:tc>
-          <w:tcPr>
-            <w:tcW w:type="dxa" w:w="1296"/>
-            <w:shd w:val="clear" w:color="auto" w:fill="FDE9D9"/>
+              <w:t>30 min</w:t>
+            </w:r>
+          </w:p>
+        </w:tc>
+        <w:tc>
+          <w:tcPr>
+            <w:tcW w:type="dxa" w:w="6840"/>
+            <w:shd w:val="clear" w:color="auto" w:fill="E8F0FE"/>
+          </w:tcPr>
+          <w:p>
+            <w:r/>
+            <w:r>
+              <w:rPr>
+                <w:rFonts w:ascii="Arial" w:hAnsi="Arial"/>
+                <w:b/>
+                <w:sz w:val="19"/>
+              </w:rPr>
+              <w:t>Objective 4.4 alerting and monitoring and 4.5 enterprise security capabilities</w:t>
+            </w:r>
+          </w:p>
+        </w:tc>
+      </w:tr>
+      <w:tr>
+        <w:tc>
+          <w:tcPr>
+            <w:tcW w:type="dxa" w:w="1656"/>
           </w:tcPr>
           <w:p>
             <w:r/>
@@ -3043,14 +3647,13 @@
                 <w:b w:val="0"/>
                 <w:sz w:val="19"/>
               </w:rPr>
-              <w:t>60 min</w:t>
-            </w:r>
-          </w:p>
-        </w:tc>
-        <w:tc>
-          <w:tcPr>
-            <w:tcW w:type="dxa" w:w="6840"/>
-            <w:shd w:val="clear" w:color="auto" w:fill="FDE9D9"/>
+              <w:t>12:15–13:00</w:t>
+            </w:r>
+          </w:p>
+        </w:tc>
+        <w:tc>
+          <w:tcPr>
+            <w:tcW w:type="dxa" w:w="1296"/>
           </w:tcPr>
           <w:p>
             <w:r/>
@@ -3060,7 +3663,126 @@
                 <w:b w:val="0"/>
                 <w:sz w:val="19"/>
               </w:rPr>
+              <w:t>45 min</w:t>
+            </w:r>
+          </w:p>
+        </w:tc>
+        <w:tc>
+          <w:tcPr>
+            <w:tcW w:type="dxa" w:w="6840"/>
+          </w:tcPr>
+          <w:p>
+            <w:r/>
+            <w:r>
+              <w:rPr>
+                <w:rFonts w:ascii="Arial" w:hAnsi="Arial"/>
+                <w:b w:val="0"/>
+                <w:sz w:val="19"/>
+              </w:rPr>
+              <w:t>Hands-on: Lab 33: SIEM Alerting and Monitoring with Wazuh; Lab 34: File Integrity Monitoring with AIDE</w:t>
+            </w:r>
+          </w:p>
+        </w:tc>
+      </w:tr>
+      <w:tr>
+        <w:tc>
+          <w:tcPr>
+            <w:tcW w:type="dxa" w:w="1656"/>
+            <w:shd w:val="clear" w:color="auto" w:fill="FDE9D9"/>
+          </w:tcPr>
+          <w:p>
+            <w:r/>
+            <w:r>
+              <w:rPr>
+                <w:rFonts w:ascii="Arial" w:hAnsi="Arial"/>
+                <w:b w:val="0"/>
+                <w:sz w:val="19"/>
+              </w:rPr>
+              <w:t>13:00–14:00</w:t>
+            </w:r>
+          </w:p>
+        </w:tc>
+        <w:tc>
+          <w:tcPr>
+            <w:tcW w:type="dxa" w:w="1296"/>
+            <w:shd w:val="clear" w:color="auto" w:fill="FDE9D9"/>
+          </w:tcPr>
+          <w:p>
+            <w:r/>
+            <w:r>
+              <w:rPr>
+                <w:rFonts w:ascii="Arial" w:hAnsi="Arial"/>
+                <w:b w:val="0"/>
+                <w:sz w:val="19"/>
+              </w:rPr>
+              <w:t>60 min</w:t>
+            </w:r>
+          </w:p>
+        </w:tc>
+        <w:tc>
+          <w:tcPr>
+            <w:tcW w:type="dxa" w:w="6840"/>
+            <w:shd w:val="clear" w:color="auto" w:fill="FDE9D9"/>
+          </w:tcPr>
+          <w:p>
+            <w:r/>
+            <w:r>
+              <w:rPr>
+                <w:rFonts w:ascii="Arial" w:hAnsi="Arial"/>
+                <w:b w:val="0"/>
+                <w:sz w:val="19"/>
+              </w:rPr>
               <w:t>Lunch break</w:t>
+            </w:r>
+          </w:p>
+        </w:tc>
+      </w:tr>
+      <w:tr>
+        <w:tc>
+          <w:tcPr>
+            <w:tcW w:type="dxa" w:w="1656"/>
+          </w:tcPr>
+          <w:p>
+            <w:r/>
+            <w:r>
+              <w:rPr>
+                <w:rFonts w:ascii="Arial" w:hAnsi="Arial"/>
+                <w:b w:val="0"/>
+                <w:sz w:val="19"/>
+              </w:rPr>
+              <w:t>14:00–15:00</w:t>
+            </w:r>
+          </w:p>
+        </w:tc>
+        <w:tc>
+          <w:tcPr>
+            <w:tcW w:type="dxa" w:w="1296"/>
+          </w:tcPr>
+          <w:p>
+            <w:r/>
+            <w:r>
+              <w:rPr>
+                <w:rFonts w:ascii="Arial" w:hAnsi="Arial"/>
+                <w:b w:val="0"/>
+                <w:sz w:val="19"/>
+              </w:rPr>
+              <w:t>60 min</w:t>
+            </w:r>
+          </w:p>
+        </w:tc>
+        <w:tc>
+          <w:tcPr>
+            <w:tcW w:type="dxa" w:w="6840"/>
+          </w:tcPr>
+          <w:p>
+            <w:r/>
+            <w:r>
+              <w:rPr>
+                <w:rFonts w:ascii="Arial" w:hAnsi="Arial"/>
+                <w:b w:val="0"/>
+                <w:sz w:val="19"/>
+              </w:rPr>
+              <w:t>Hands-on: Lab 35: Secure Remote Access: SSH Hardening and Fail2ban; Lab 36: Network IDS with Suricata; Lab 37: Endpoint Detection and Response with osquery</w:t>
             </w:r>
           </w:p>
         </w:tc>
@@ -3079,7 +3801,7 @@
                 <w:b/>
                 <w:sz w:val="19"/>
               </w:rPr>
-              <w:t>14:00–14:45</w:t>
+              <w:t>15:00–15:40</w:t>
             </w:r>
           </w:p>
         </w:tc>
@@ -3096,7 +3818,7 @@
                 <w:b w:val="0"/>
                 <w:sz w:val="19"/>
               </w:rPr>
-              <w:t>45 min</w:t>
+              <w:t>40 min</w:t>
             </w:r>
           </w:p>
         </w:tc>
@@ -3113,7 +3835,7 @@
                 <w:b/>
                 <w:sz w:val="19"/>
               </w:rPr>
-              <w:t>Domain 4 concepts: vulnerability management &amp; CVSS, IAM/MFA &amp; authorization models, automation/SOAR, incident response &amp; forensics (Obj 4.3–4.8)</w:t>
+              <w:t>Objectives 4.6 identity and access management, 4.7 automation and orchestration, 4.8 incident response, 4.9 data sources for investigation</w:t>
             </w:r>
           </w:p>
         </w:tc>
@@ -3131,7 +3853,7 @@
                 <w:b w:val="0"/>
                 <w:sz w:val="19"/>
               </w:rPr>
-              <w:t>14:45–16:15</w:t>
+              <w:t>15:40–16:30</w:t>
             </w:r>
           </w:p>
         </w:tc>
@@ -3147,7 +3869,7 @@
                 <w:b w:val="0"/>
                 <w:sz w:val="19"/>
               </w:rPr>
-              <w:t>90 min</w:t>
+              <w:t>50 min</w:t>
             </w:r>
           </w:p>
         </w:tc>
@@ -3163,7 +3885,7 @@
                 <w:b w:val="0"/>
                 <w:sz w:val="19"/>
               </w:rPr>
-              <w:t>Hands-on: Lab 25: Network IDS with Suricata; Lab 26: Endpoint Detection with osquery; Lab 27: File Integrity Monitoring with AIDE; Lab 28: Vulnerability Management with Trivy</w:t>
+              <w:t>Hands-on: Lab 38: Identity &amp; Access Management with PAM and sudo; Lab 39: Multifactor Authentication with TOTP; Lab 40: Automation and Orchestration with a Mini-SOAR Playbook</w:t>
             </w:r>
           </w:p>
         </w:tc>
@@ -3182,7 +3904,7 @@
                 <w:b w:val="0"/>
                 <w:sz w:val="19"/>
               </w:rPr>
-              <w:t>16:15–16:30</w:t>
+              <w:t>16:30–16:45</w:t>
             </w:r>
           </w:p>
         </w:tc>
@@ -3234,7 +3956,7 @@
                 <w:b w:val="0"/>
                 <w:sz w:val="19"/>
               </w:rPr>
-              <w:t>16:30–18:15</w:t>
+              <w:t>16:45–17:50</w:t>
             </w:r>
           </w:p>
         </w:tc>
@@ -3250,7 +3972,7 @@
                 <w:b w:val="0"/>
                 <w:sz w:val="19"/>
               </w:rPr>
-              <w:t>105 min</w:t>
+              <w:t>65 min</w:t>
             </w:r>
           </w:p>
         </w:tc>
@@ -3266,7 +3988,7 @@
                 <w:b w:val="0"/>
                 <w:sz w:val="19"/>
               </w:rPr>
-              <w:t>Hands-on: Lab 29: Incident Response and Forensics; Lab 30: Automation and Orchestration (Mini-SOAR); Lab 40: Packet Capture &amp; Traffic Analysis; Lab 41: Mobile &amp; Endpoint Hardening Baseline; Lab 42: Secure Data Sanitisation (Media Disposal); Lab 43: Digital Forensics — Evidence Acquisition &amp; Hashing</w:t>
+              <w:t>Hands-on: Lab 41: Incident Response: Live Triage; Lab 42: Digital Forensics: Acquisition &amp; Chain of Custody; Lab 43: Packet Capture and Traffic Analysis with tcpdump and tshark; Lab 44: Log Investigation: Building an Attack Timeline</w:t>
             </w:r>
           </w:p>
         </w:tc>
@@ -3285,7 +4007,7 @@
                 <w:b w:val="0"/>
                 <w:sz w:val="19"/>
               </w:rPr>
-              <w:t>18:15–18:30</w:t>
+              <w:t>17:50–18:30</w:t>
             </w:r>
           </w:p>
         </w:tc>
@@ -3302,7 +4024,7 @@
                 <w:b w:val="0"/>
                 <w:sz w:val="19"/>
               </w:rPr>
-              <w:t>15 min</w:t>
+              <w:t>40 min</w:t>
             </w:r>
           </w:p>
         </w:tc>
@@ -3319,7 +4041,7 @@
                 <w:b w:val="0"/>
                 <w:sz w:val="19"/>
               </w:rPr>
-              <w:t>Day 4 recap, Q&amp;A and PM digital attendance</w:t>
+              <w:t>Domain 4 recap, exam-style practice questions, Q&amp;A and PM digital attendance</w:t>
             </w:r>
           </w:p>
         </w:tc>
@@ -3332,7 +4054,7 @@
           <w:color w:val="555B66"/>
           <w:sz w:val="19"/>
         </w:rPr>
-        <w:t>Total training time: 480 minutes (8 hours).</w:t>
+        <w:t>Total scheduled time: 480 minutes (8 hours) excluding lunch — of which 450 minutes (7.5 hours) are instructional, plus 30 minutes of tea breaks.</w:t>
       </w:r>
     </w:p>
     <w:p>
@@ -3340,7 +4062,7 @@
         <w:pStyle w:val="Heading2"/>
       </w:pPr>
       <w:r>
-        <w:t>Day 5 — Domain 5 — Program Management, Oversight &amp; Assessment (20%)</w:t>
+        <w:t>Day 5 — Domain 5 — Security Program Management and Oversight (20%), Exam Readiness &amp; Assessment</w:t>
       </w:r>
     </w:p>
     <w:tbl>
@@ -3348,12 +4070,13 @@
         <w:tblStyle w:val="TableGrid"/>
         <w:tblW w:type="auto" w:w="0"/>
         <w:jc w:val="center"/>
+        <w:tblLayout w:type="fixed"/>
         <w:tblLook w:firstColumn="1" w:firstRow="1" w:lastColumn="0" w:lastRow="0" w:noHBand="0" w:noVBand="1" w:val="04A0"/>
       </w:tblPr>
       <w:tblGrid>
-        <w:gridCol w:w="2880"/>
-        <w:gridCol w:w="2880"/>
-        <w:gridCol w:w="2880"/>
+        <w:gridCol w:w="1656"/>
+        <w:gridCol w:w="1296"/>
+        <w:gridCol w:w="6840"/>
       </w:tblGrid>
       <w:tr>
         <w:tc>
@@ -3459,7 +4182,7 @@
                 <w:b w:val="0"/>
                 <w:sz w:val="19"/>
               </w:rPr>
-              <w:t>Day 4 recap and mandatory digital attendance (AM)</w:t>
+              <w:t>Day 4 review, warm-up questions and mandatory digital attendance (AM)</w:t>
             </w:r>
           </w:p>
         </w:tc>
@@ -3478,7 +4201,7 @@
                 <w:b/>
                 <w:sz w:val="19"/>
               </w:rPr>
-              <w:t>9:45–11:15</w:t>
+              <w:t>9:45–10:30</w:t>
             </w:r>
           </w:p>
         </w:tc>
@@ -3495,7 +4218,7 @@
                 <w:b w:val="0"/>
                 <w:sz w:val="19"/>
               </w:rPr>
-              <w:t>90 min</w:t>
+              <w:t>45 min</w:t>
             </w:r>
           </w:p>
         </w:tc>
@@ -3512,7 +4235,7 @@
                 <w:b/>
                 <w:sz w:val="19"/>
               </w:rPr>
-              <w:t>Domain 5 concepts: governance, policies/standards/procedures; risk management &amp; CVSS, third-party risk (Obj 5.1–5.3). Hands-on: Lab 31: Risk Register, CVSS Scoring, and Quantitative Risk</w:t>
+              <w:t>Domain 5 Security Program Management and Oversight — Objectives 5.1 governance, 5.2 risk management, 5.3 third-party risk</w:t>
             </w:r>
           </w:p>
         </w:tc>
@@ -3521,7 +4244,6 @@
         <w:tc>
           <w:tcPr>
             <w:tcW w:type="dxa" w:w="1656"/>
-            <w:shd w:val="clear" w:color="auto" w:fill="FFF4E5"/>
           </w:tcPr>
           <w:p>
             <w:r/>
@@ -3531,14 +4253,13 @@
                 <w:b w:val="0"/>
                 <w:sz w:val="19"/>
               </w:rPr>
-              <w:t>11:15–11:30</w:t>
+              <w:t>10:30–11:30</w:t>
             </w:r>
           </w:p>
         </w:tc>
         <w:tc>
           <w:tcPr>
             <w:tcW w:type="dxa" w:w="1296"/>
-            <w:shd w:val="clear" w:color="auto" w:fill="FFF4E5"/>
           </w:tcPr>
           <w:p>
             <w:r/>
@@ -3548,14 +4269,13 @@
                 <w:b w:val="0"/>
                 <w:sz w:val="19"/>
               </w:rPr>
-              <w:t>15 min</w:t>
+              <w:t>60 min</w:t>
             </w:r>
           </w:p>
         </w:tc>
         <w:tc>
           <w:tcPr>
             <w:tcW w:type="dxa" w:w="6840"/>
-            <w:shd w:val="clear" w:color="auto" w:fill="FFF4E5"/>
           </w:tcPr>
           <w:p>
             <w:r/>
@@ -3565,6 +4285,59 @@
                 <w:b w:val="0"/>
                 <w:sz w:val="19"/>
               </w:rPr>
+              <w:t>Hands-on: Lab 45: Governance: Policies, Standards, Procedures; Lab 46: Risk Register, CVSS Scoring, and Quantitative Risk; Lab 47: Supply Chain Security: SBOM and Vendor Trust</w:t>
+            </w:r>
+          </w:p>
+        </w:tc>
+      </w:tr>
+      <w:tr>
+        <w:tc>
+          <w:tcPr>
+            <w:tcW w:type="dxa" w:w="1656"/>
+            <w:shd w:val="clear" w:color="auto" w:fill="FFF4E5"/>
+          </w:tcPr>
+          <w:p>
+            <w:r/>
+            <w:r>
+              <w:rPr>
+                <w:rFonts w:ascii="Arial" w:hAnsi="Arial"/>
+                <w:b w:val="0"/>
+                <w:sz w:val="19"/>
+              </w:rPr>
+              <w:t>11:30–11:45</w:t>
+            </w:r>
+          </w:p>
+        </w:tc>
+        <w:tc>
+          <w:tcPr>
+            <w:tcW w:type="dxa" w:w="1296"/>
+            <w:shd w:val="clear" w:color="auto" w:fill="FFF4E5"/>
+          </w:tcPr>
+          <w:p>
+            <w:r/>
+            <w:r>
+              <w:rPr>
+                <w:rFonts w:ascii="Arial" w:hAnsi="Arial"/>
+                <w:b w:val="0"/>
+                <w:sz w:val="19"/>
+              </w:rPr>
+              <w:t>15 min</w:t>
+            </w:r>
+          </w:p>
+        </w:tc>
+        <w:tc>
+          <w:tcPr>
+            <w:tcW w:type="dxa" w:w="6840"/>
+            <w:shd w:val="clear" w:color="auto" w:fill="FFF4E5"/>
+          </w:tcPr>
+          <w:p>
+            <w:r/>
+            <w:r>
+              <w:rPr>
+                <w:rFonts w:ascii="Arial" w:hAnsi="Arial"/>
+                <w:b w:val="0"/>
+                <w:sz w:val="19"/>
+              </w:rPr>
               <w:t>Tea break</w:t>
             </w:r>
           </w:p>
@@ -3584,7 +4357,7 @@
                 <w:b/>
                 <w:sz w:val="19"/>
               </w:rPr>
-              <w:t>11:30–13:00</w:t>
+              <w:t>11:45–12:20</w:t>
             </w:r>
           </w:p>
         </w:tc>
@@ -3601,7 +4374,7 @@
                 <w:b w:val="0"/>
                 <w:sz w:val="19"/>
               </w:rPr>
-              <w:t>90 min</w:t>
+              <w:t>35 min</w:t>
             </w:r>
           </w:p>
         </w:tc>
@@ -3618,7 +4391,7 @@
                 <w:b/>
                 <w:sz w:val="19"/>
               </w:rPr>
-              <w:t>Domain 5 concepts: audits &amp; assessments, penetration testing, reconnaissance, security awareness &amp; compliance (Obj 5.4–5.6). Hands-on: Lab 32: Passive Reconnaissance / OSINT; Lab 33: Active Reconnaissance with Nmap</w:t>
+              <w:t>Objectives 5.4 compliance, 5.5 audits, assessments and penetration testing, 5.6 security awareness</w:t>
             </w:r>
           </w:p>
         </w:tc>
@@ -3627,7 +4400,6 @@
         <w:tc>
           <w:tcPr>
             <w:tcW w:type="dxa" w:w="1656"/>
-            <w:shd w:val="clear" w:color="auto" w:fill="FDE9D9"/>
           </w:tcPr>
           <w:p>
             <w:r/>
@@ -3637,14 +4409,13 @@
                 <w:b w:val="0"/>
                 <w:sz w:val="19"/>
               </w:rPr>
-              <w:t>13:00–14:00</w:t>
+              <w:t>12:20–13:00</w:t>
             </w:r>
           </w:p>
         </w:tc>
         <w:tc>
           <w:tcPr>
             <w:tcW w:type="dxa" w:w="1296"/>
-            <w:shd w:val="clear" w:color="auto" w:fill="FDE9D9"/>
           </w:tcPr>
           <w:p>
             <w:r/>
@@ -3654,14 +4425,13 @@
                 <w:b w:val="0"/>
                 <w:sz w:val="19"/>
               </w:rPr>
-              <w:t>60 min</w:t>
+              <w:t>40 min</w:t>
             </w:r>
           </w:p>
         </w:tc>
         <w:tc>
           <w:tcPr>
             <w:tcW w:type="dxa" w:w="6840"/>
-            <w:shd w:val="clear" w:color="auto" w:fill="FDE9D9"/>
           </w:tcPr>
           <w:p>
             <w:r/>
@@ -3671,7 +4441,7 @@
                 <w:b w:val="0"/>
                 <w:sz w:val="19"/>
               </w:rPr>
-              <w:t>Lunch break</w:t>
+              <w:t>Hands-on: Lab 48: Compliance Audit with OpenSCAP</w:t>
             </w:r>
           </w:p>
         </w:tc>
@@ -3680,6 +4450,7 @@
         <w:tc>
           <w:tcPr>
             <w:tcW w:type="dxa" w:w="1656"/>
+            <w:shd w:val="clear" w:color="auto" w:fill="FDE9D9"/>
           </w:tcPr>
           <w:p>
             <w:r/>
@@ -3689,13 +4460,14 @@
                 <w:b w:val="0"/>
                 <w:sz w:val="19"/>
               </w:rPr>
-              <w:t>14:00–15:45</w:t>
+              <w:t>13:00–14:00</w:t>
             </w:r>
           </w:p>
         </w:tc>
         <w:tc>
           <w:tcPr>
             <w:tcW w:type="dxa" w:w="1296"/>
+            <w:shd w:val="clear" w:color="auto" w:fill="FDE9D9"/>
           </w:tcPr>
           <w:p>
             <w:r/>
@@ -3705,13 +4477,14 @@
                 <w:b w:val="0"/>
                 <w:sz w:val="19"/>
               </w:rPr>
-              <w:t>105 min</w:t>
+              <w:t>60 min</w:t>
             </w:r>
           </w:p>
         </w:tc>
         <w:tc>
           <w:tcPr>
             <w:tcW w:type="dxa" w:w="6840"/>
+            <w:shd w:val="clear" w:color="auto" w:fill="FDE9D9"/>
           </w:tcPr>
           <w:p>
             <w:r/>
@@ -3721,7 +4494,7 @@
                 <w:b w:val="0"/>
                 <w:sz w:val="19"/>
               </w:rPr>
-              <w:t>Hands-on: Lab 34: Penetration Testing with Metasploit (Authorised Lab); Lab 35: Compliance Audit with OpenSCAP; Lab 36: Security Awareness: Run a Phishing Simulation with GoPhish</w:t>
+              <w:t>Lunch break</w:t>
             </w:r>
           </w:p>
         </w:tc>
@@ -3730,7 +4503,6 @@
         <w:tc>
           <w:tcPr>
             <w:tcW w:type="dxa" w:w="1656"/>
-            <w:shd w:val="clear" w:color="auto" w:fill="FFF4E5"/>
           </w:tcPr>
           <w:p>
             <w:r/>
@@ -3740,14 +4512,13 @@
                 <w:b w:val="0"/>
                 <w:sz w:val="19"/>
               </w:rPr>
-              <w:t>15:45–16:00</w:t>
+              <w:t>14:00–15:15</w:t>
             </w:r>
           </w:p>
         </w:tc>
         <w:tc>
           <w:tcPr>
             <w:tcW w:type="dxa" w:w="1296"/>
-            <w:shd w:val="clear" w:color="auto" w:fill="FFF4E5"/>
           </w:tcPr>
           <w:p>
             <w:r/>
@@ -3757,14 +4528,13 @@
                 <w:b w:val="0"/>
                 <w:sz w:val="19"/>
               </w:rPr>
-              <w:t>15 min</w:t>
+              <w:t>75 min</w:t>
             </w:r>
           </w:p>
         </w:tc>
         <w:tc>
           <w:tcPr>
             <w:tcW w:type="dxa" w:w="6840"/>
-            <w:shd w:val="clear" w:color="auto" w:fill="FFF4E5"/>
           </w:tcPr>
           <w:p>
             <w:r/>
@@ -3774,7 +4544,113 @@
                 <w:b w:val="0"/>
                 <w:sz w:val="19"/>
               </w:rPr>
+              <w:t>Hands-on: Lab 49: Passive Reconnaissance / OSINT; Lab 50: Active Reconnaissance with Nmap; Lab 51: Penetration Testing in an Authorised Lab; Lab 52: Security Awareness: Phishing Simulation</w:t>
+            </w:r>
+          </w:p>
+        </w:tc>
+      </w:tr>
+      <w:tr>
+        <w:tc>
+          <w:tcPr>
+            <w:tcW w:type="dxa" w:w="1656"/>
+            <w:shd w:val="clear" w:color="auto" w:fill="FFF4E5"/>
+          </w:tcPr>
+          <w:p>
+            <w:r/>
+            <w:r>
+              <w:rPr>
+                <w:rFonts w:ascii="Arial" w:hAnsi="Arial"/>
+                <w:b w:val="0"/>
+                <w:sz w:val="19"/>
+              </w:rPr>
+              <w:t>15:15–15:30</w:t>
+            </w:r>
+          </w:p>
+        </w:tc>
+        <w:tc>
+          <w:tcPr>
+            <w:tcW w:type="dxa" w:w="1296"/>
+            <w:shd w:val="clear" w:color="auto" w:fill="FFF4E5"/>
+          </w:tcPr>
+          <w:p>
+            <w:r/>
+            <w:r>
+              <w:rPr>
+                <w:rFonts w:ascii="Arial" w:hAnsi="Arial"/>
+                <w:b w:val="0"/>
+                <w:sz w:val="19"/>
+              </w:rPr>
+              <w:t>15 min</w:t>
+            </w:r>
+          </w:p>
+        </w:tc>
+        <w:tc>
+          <w:tcPr>
+            <w:tcW w:type="dxa" w:w="6840"/>
+            <w:shd w:val="clear" w:color="auto" w:fill="FFF4E5"/>
+          </w:tcPr>
+          <w:p>
+            <w:r/>
+            <w:r>
+              <w:rPr>
+                <w:rFonts w:ascii="Arial" w:hAnsi="Arial"/>
+                <w:b w:val="0"/>
+                <w:sz w:val="19"/>
+              </w:rPr>
               <w:t>Tea break</w:t>
+            </w:r>
+          </w:p>
+        </w:tc>
+      </w:tr>
+      <w:tr>
+        <w:tc>
+          <w:tcPr>
+            <w:tcW w:type="dxa" w:w="1656"/>
+            <w:shd w:val="clear" w:color="auto" w:fill="F3F5F8"/>
+          </w:tcPr>
+          <w:p>
+            <w:r/>
+            <w:r>
+              <w:rPr>
+                <w:rFonts w:ascii="Arial" w:hAnsi="Arial"/>
+                <w:b w:val="0"/>
+                <w:sz w:val="19"/>
+              </w:rPr>
+              <w:t>15:30–16:00</w:t>
+            </w:r>
+          </w:p>
+        </w:tc>
+        <w:tc>
+          <w:tcPr>
+            <w:tcW w:type="dxa" w:w="1296"/>
+            <w:shd w:val="clear" w:color="auto" w:fill="F3F5F8"/>
+          </w:tcPr>
+          <w:p>
+            <w:r/>
+            <w:r>
+              <w:rPr>
+                <w:rFonts w:ascii="Arial" w:hAnsi="Arial"/>
+                <w:b w:val="0"/>
+                <w:sz w:val="19"/>
+              </w:rPr>
+              <w:t>30 min</w:t>
+            </w:r>
+          </w:p>
+        </w:tc>
+        <w:tc>
+          <w:tcPr>
+            <w:tcW w:type="dxa" w:w="6840"/>
+            <w:shd w:val="clear" w:color="auto" w:fill="F3F5F8"/>
+          </w:tcPr>
+          <w:p>
+            <w:r/>
+            <w:r>
+              <w:rPr>
+                <w:rFonts w:ascii="Arial" w:hAnsi="Arial"/>
+                <w:b w:val="0"/>
+                <w:sz w:val="19"/>
+              </w:rPr>
+              <w:t>Domain 5 recap, full-course review of all 28 SY0-701 objectives, practice-exam walkthrough and exam-registration guidance</w:t>
             </w:r>
           </w:p>
         </w:tc>
@@ -3827,7 +4703,7 @@
                 <w:b/>
                 <w:sz w:val="19"/>
               </w:rPr>
-              <w:t>Briefing for Assessment and exam-registration walkthrough</w:t>
+              <w:t>Briefing for Assessment</w:t>
             </w:r>
           </w:p>
         </w:tc>
@@ -3946,7 +4822,7 @@
           <w:color w:val="555B66"/>
           <w:sz w:val="19"/>
         </w:rPr>
-        <w:t>Total training time: 480 minutes (8 hours).</w:t>
+        <w:t>Total scheduled time: 480 minutes (8 hours) excluding lunch — of which 450 minutes (7.5 hours) are instructional, plus 30 minutes of tea breaks.</w:t>
       </w:r>
     </w:p>
     <w:p>
@@ -3954,24 +4830,25 @@
         <w:pStyle w:val="Heading1"/>
       </w:pPr>
       <w:r>
-        <w:t>Lab Reference (aligned to exam domains)</w:t>
+        <w:t>Lab Reference (aligned to the exam domains)</w:t>
       </w:r>
     </w:p>
     <w:tbl>
       <w:tblPr>
         <w:tblStyle w:val="TableGrid"/>
         <w:tblW w:type="auto" w:w="0"/>
+        <w:tblLayout w:type="fixed"/>
         <w:tblLook w:firstColumn="1" w:firstRow="1" w:lastColumn="0" w:lastRow="0" w:noHBand="0" w:noVBand="1" w:val="04A0"/>
       </w:tblPr>
       <w:tblGrid>
-        <w:gridCol w:w="2880"/>
-        <w:gridCol w:w="2880"/>
-        <w:gridCol w:w="2880"/>
+        <w:gridCol w:w="3744"/>
+        <w:gridCol w:w="1728"/>
+        <w:gridCol w:w="4320"/>
       </w:tblGrid>
       <w:tr>
         <w:tc>
           <w:tcPr>
-            <w:tcW w:type="dxa" w:w="2880"/>
+            <w:tcW w:type="dxa" w:w="3744"/>
             <w:shd w:val="clear" w:color="auto" w:fill="1F6FEB"/>
           </w:tcPr>
           <w:p>
@@ -3983,13 +4860,13 @@
                 <w:color w:val="FFFFFF"/>
                 <w:sz w:val="20"/>
               </w:rPr>
-              <w:t>Domain / exam area</w:t>
-            </w:r>
-          </w:p>
-        </w:tc>
-        <w:tc>
-          <w:tcPr>
-            <w:tcW w:type="dxa" w:w="2880"/>
+              <w:t>Exam domain</w:t>
+            </w:r>
+          </w:p>
+        </w:tc>
+        <w:tc>
+          <w:tcPr>
+            <w:tcW w:type="dxa" w:w="1728"/>
             <w:shd w:val="clear" w:color="auto" w:fill="1F6FEB"/>
           </w:tcPr>
           <w:p>
@@ -4001,13 +4878,13 @@
                 <w:color w:val="FFFFFF"/>
                 <w:sz w:val="20"/>
               </w:rPr>
-              <w:t>Weighting</w:t>
-            </w:r>
-          </w:p>
-        </w:tc>
-        <w:tc>
-          <w:tcPr>
-            <w:tcW w:type="dxa" w:w="2880"/>
+              <w:t>Exam weighting</w:t>
+            </w:r>
+          </w:p>
+        </w:tc>
+        <w:tc>
+          <w:tcPr>
+            <w:tcW w:type="dxa" w:w="4320"/>
             <w:shd w:val="clear" w:color="auto" w:fill="1F6FEB"/>
           </w:tcPr>
           <w:p>
@@ -4027,7 +4904,7 @@
       <w:tr>
         <w:tc>
           <w:tcPr>
-            <w:tcW w:type="dxa" w:w="2880"/>
+            <w:tcW w:type="dxa" w:w="3744"/>
             <w:shd w:val="clear" w:color="auto" w:fill="E8F0FE"/>
           </w:tcPr>
           <w:p>
@@ -4038,13 +4915,13 @@
                 <w:b/>
                 <w:sz w:val="19"/>
               </w:rPr>
-              <w:t>Domain 01: General Security Concepts</w:t>
-            </w:r>
-          </w:p>
-        </w:tc>
-        <w:tc>
-          <w:tcPr>
-            <w:tcW w:type="dxa" w:w="2880"/>
+              <w:t>Domain 1: General Security Concepts</w:t>
+            </w:r>
+          </w:p>
+        </w:tc>
+        <w:tc>
+          <w:tcPr>
+            <w:tcW w:type="dxa" w:w="1728"/>
             <w:shd w:val="clear" w:color="auto" w:fill="E8F0FE"/>
           </w:tcPr>
           <w:p>
@@ -4061,7 +4938,7 @@
         </w:tc>
         <w:tc>
           <w:tcPr>
-            <w:tcW w:type="dxa" w:w="2880"/>
+            <w:tcW w:type="dxa" w:w="4320"/>
           </w:tcPr>
           <w:p>
             <w:r/>
@@ -4071,7 +4948,7 @@
                 <w:b w:val="0"/>
                 <w:sz w:val="19"/>
               </w:rPr>
-              <w:t>Lab 1, Lab 2, Lab 3, Lab 4, Lab 5</w:t>
+              <w:t>Lab 1, Lab 2, Lab 3, Lab 4, Lab 5, Lab 6, Lab 7</w:t>
             </w:r>
           </w:p>
         </w:tc>
@@ -4079,7 +4956,7 @@
       <w:tr>
         <w:tc>
           <w:tcPr>
-            <w:tcW w:type="dxa" w:w="2880"/>
+            <w:tcW w:type="dxa" w:w="3744"/>
             <w:shd w:val="clear" w:color="auto" w:fill="E8F0FE"/>
           </w:tcPr>
           <w:p>
@@ -4090,13 +4967,13 @@
                 <w:b/>
                 <w:sz w:val="19"/>
               </w:rPr>
-              <w:t>Domain 02: Threats, Vulnerabilities &amp; Mitigations</w:t>
-            </w:r>
-          </w:p>
-        </w:tc>
-        <w:tc>
-          <w:tcPr>
-            <w:tcW w:type="dxa" w:w="2880"/>
+              <w:t>Domain 2: Threats, Vulnerabilities &amp; Mitigations</w:t>
+            </w:r>
+          </w:p>
+        </w:tc>
+        <w:tc>
+          <w:tcPr>
+            <w:tcW w:type="dxa" w:w="1728"/>
             <w:shd w:val="clear" w:color="auto" w:fill="E8F0FE"/>
           </w:tcPr>
           <w:p>
@@ -4113,7 +4990,7 @@
         </w:tc>
         <w:tc>
           <w:tcPr>
-            <w:tcW w:type="dxa" w:w="2880"/>
+            <w:tcW w:type="dxa" w:w="4320"/>
           </w:tcPr>
           <w:p>
             <w:r/>
@@ -4123,7 +5000,7 @@
                 <w:b w:val="0"/>
                 <w:sz w:val="19"/>
               </w:rPr>
-              <w:t>Lab 6, Lab 7, Lab 8, Lab 9, Lab 10, Lab 11, Lab 12, Lab 13</w:t>
+              <w:t>Lab 8, Lab 9, Lab 10, Lab 11, Lab 12, Lab 13, Lab 14, Lab 15, Lab 16</w:t>
             </w:r>
           </w:p>
         </w:tc>
@@ -4131,7 +5008,7 @@
       <w:tr>
         <w:tc>
           <w:tcPr>
-            <w:tcW w:type="dxa" w:w="2880"/>
+            <w:tcW w:type="dxa" w:w="3744"/>
             <w:shd w:val="clear" w:color="auto" w:fill="E8F0FE"/>
           </w:tcPr>
           <w:p>
@@ -4142,13 +5019,13 @@
                 <w:b/>
                 <w:sz w:val="19"/>
               </w:rPr>
-              <w:t>Domain 03: Security Architecture</w:t>
-            </w:r>
-          </w:p>
-        </w:tc>
-        <w:tc>
-          <w:tcPr>
-            <w:tcW w:type="dxa" w:w="2880"/>
+              <w:t>Domain 3: Security Architecture</w:t>
+            </w:r>
+          </w:p>
+        </w:tc>
+        <w:tc>
+          <w:tcPr>
+            <w:tcW w:type="dxa" w:w="1728"/>
             <w:shd w:val="clear" w:color="auto" w:fill="E8F0FE"/>
           </w:tcPr>
           <w:p>
@@ -4165,7 +5042,7 @@
         </w:tc>
         <w:tc>
           <w:tcPr>
-            <w:tcW w:type="dxa" w:w="2880"/>
+            <w:tcW w:type="dxa" w:w="4320"/>
           </w:tcPr>
           <w:p>
             <w:r/>
@@ -4175,7 +5052,7 @@
                 <w:b w:val="0"/>
                 <w:sz w:val="19"/>
               </w:rPr>
-              <w:t>Lab 14, Lab 15, Lab 16, Lab 17, Lab 18, Lab 19, Lab 20, Lab 37, Lab 38, Lab 39</w:t>
+              <w:t>Lab 17, Lab 18, Lab 19, Lab 20, Lab 21, Lab 22, Lab 23, Lab 24, Lab 25, Lab 26, Lab 27</w:t>
             </w:r>
           </w:p>
         </w:tc>
@@ -4183,7 +5060,7 @@
       <w:tr>
         <w:tc>
           <w:tcPr>
-            <w:tcW w:type="dxa" w:w="2880"/>
+            <w:tcW w:type="dxa" w:w="3744"/>
             <w:shd w:val="clear" w:color="auto" w:fill="E8F0FE"/>
           </w:tcPr>
           <w:p>
@@ -4194,13 +5071,13 @@
                 <w:b/>
                 <w:sz w:val="19"/>
               </w:rPr>
-              <w:t>Domain 04: Security Operations</w:t>
-            </w:r>
-          </w:p>
-        </w:tc>
-        <w:tc>
-          <w:tcPr>
-            <w:tcW w:type="dxa" w:w="2880"/>
+              <w:t>Domain 4: Security Operations</w:t>
+            </w:r>
+          </w:p>
+        </w:tc>
+        <w:tc>
+          <w:tcPr>
+            <w:tcW w:type="dxa" w:w="1728"/>
             <w:shd w:val="clear" w:color="auto" w:fill="E8F0FE"/>
           </w:tcPr>
           <w:p>
@@ -4217,7 +5094,7 @@
         </w:tc>
         <w:tc>
           <w:tcPr>
-            <w:tcW w:type="dxa" w:w="2880"/>
+            <w:tcW w:type="dxa" w:w="4320"/>
           </w:tcPr>
           <w:p>
             <w:r/>
@@ -4227,7 +5104,7 @@
                 <w:b w:val="0"/>
                 <w:sz w:val="19"/>
               </w:rPr>
-              <w:t>Lab 21, Lab 22, Lab 23, Lab 24, Lab 25, Lab 26, Lab 27, Lab 28, Lab 29, Lab 30, Lab 40, Lab 41, Lab 42, Lab 43</w:t>
+              <w:t>Lab 28, Lab 29, Lab 30, Lab 31, Lab 32, Lab 33, Lab 34, Lab 35, Lab 36, Lab 37, Lab 38, Lab 39, Lab 40, Lab 41, Lab 42, Lab 43, Lab 44</w:t>
             </w:r>
           </w:p>
         </w:tc>
@@ -4235,7 +5112,7 @@
       <w:tr>
         <w:tc>
           <w:tcPr>
-            <w:tcW w:type="dxa" w:w="2880"/>
+            <w:tcW w:type="dxa" w:w="3744"/>
             <w:shd w:val="clear" w:color="auto" w:fill="E8F0FE"/>
           </w:tcPr>
           <w:p>
@@ -4246,13 +5123,13 @@
                 <w:b/>
                 <w:sz w:val="19"/>
               </w:rPr>
-              <w:t>Domain 05: Security Program Management &amp; Oversight</w:t>
-            </w:r>
-          </w:p>
-        </w:tc>
-        <w:tc>
-          <w:tcPr>
-            <w:tcW w:type="dxa" w:w="2880"/>
+              <w:t>Domain 5: Security Program Management &amp; Oversight</w:t>
+            </w:r>
+          </w:p>
+        </w:tc>
+        <w:tc>
+          <w:tcPr>
+            <w:tcW w:type="dxa" w:w="1728"/>
             <w:shd w:val="clear" w:color="auto" w:fill="E8F0FE"/>
           </w:tcPr>
           <w:p>
@@ -4269,7 +5146,7 @@
         </w:tc>
         <w:tc>
           <w:tcPr>
-            <w:tcW w:type="dxa" w:w="2880"/>
+            <w:tcW w:type="dxa" w:w="4320"/>
           </w:tcPr>
           <w:p>
             <w:r/>
@@ -4279,7 +5156,1517 @@
                 <w:b w:val="0"/>
                 <w:sz w:val="19"/>
               </w:rPr>
-              <w:t>Lab 31, Lab 32, Lab 33, Lab 34, Lab 35, Lab 36</w:t>
+              <w:t>Lab 45, Lab 46, Lab 47, Lab 48, Lab 49, Lab 50, Lab 51, Lab 52</w:t>
+            </w:r>
+          </w:p>
+        </w:tc>
+      </w:tr>
+    </w:tbl>
+    <w:p>
+      <w:pPr>
+        <w:pStyle w:val="Heading1"/>
+      </w:pPr>
+      <w:r>
+        <w:t>SY0-701 Exam Objective Coverage</w:t>
+      </w:r>
+    </w:p>
+    <w:p>
+      <w:r>
+        <w:t>The course follows the official CompTIA Security+ SY0-701 blueprint in order. Every exam objective is taught and then practised in at least one hands-on lab.</w:t>
+      </w:r>
+    </w:p>
+    <w:tbl>
+      <w:tblPr>
+        <w:tblStyle w:val="TableGrid"/>
+        <w:tblW w:type="auto" w:w="0"/>
+        <w:tblLayout w:type="fixed"/>
+        <w:tblLook w:firstColumn="1" w:firstRow="1" w:lastColumn="0" w:lastRow="0" w:noHBand="0" w:noVBand="1" w:val="04A0"/>
+      </w:tblPr>
+      <w:tblGrid>
+        <w:gridCol w:w="1296"/>
+        <w:gridCol w:w="6624"/>
+        <w:gridCol w:w="1872"/>
+      </w:tblGrid>
+      <w:tr>
+        <w:tc>
+          <w:tcPr>
+            <w:tcW w:type="dxa" w:w="1296"/>
+            <w:shd w:val="clear" w:color="auto" w:fill="1F6FEB"/>
+          </w:tcPr>
+          <w:p>
+            <w:r/>
+            <w:r>
+              <w:rPr>
+                <w:rFonts w:ascii="Arial" w:hAnsi="Arial"/>
+                <w:b/>
+                <w:color w:val="FFFFFF"/>
+                <w:sz w:val="20"/>
+              </w:rPr>
+              <w:t>Objective</w:t>
+            </w:r>
+          </w:p>
+        </w:tc>
+        <w:tc>
+          <w:tcPr>
+            <w:tcW w:type="dxa" w:w="6624"/>
+            <w:shd w:val="clear" w:color="auto" w:fill="1F6FEB"/>
+          </w:tcPr>
+          <w:p>
+            <w:r/>
+            <w:r>
+              <w:rPr>
+                <w:rFonts w:ascii="Arial" w:hAnsi="Arial"/>
+                <w:b/>
+                <w:color w:val="FFFFFF"/>
+                <w:sz w:val="20"/>
+              </w:rPr>
+              <w:t>Exam objective (official wording)</w:t>
+            </w:r>
+          </w:p>
+        </w:tc>
+        <w:tc>
+          <w:tcPr>
+            <w:tcW w:type="dxa" w:w="1872"/>
+            <w:shd w:val="clear" w:color="auto" w:fill="1F6FEB"/>
+          </w:tcPr>
+          <w:p>
+            <w:r/>
+            <w:r>
+              <w:rPr>
+                <w:rFonts w:ascii="Arial" w:hAnsi="Arial"/>
+                <w:b/>
+                <w:color w:val="FFFFFF"/>
+                <w:sz w:val="20"/>
+              </w:rPr>
+              <w:t>Labs</w:t>
+            </w:r>
+          </w:p>
+        </w:tc>
+      </w:tr>
+      <w:tr>
+        <w:tc>
+          <w:tcPr>
+            <w:tcW w:type="dxa" w:w="1296"/>
+            <w:shd w:val="clear" w:color="auto" w:fill="E8F0FE"/>
+          </w:tcPr>
+          <w:p>
+            <w:r/>
+            <w:r>
+              <w:rPr>
+                <w:rFonts w:ascii="Arial" w:hAnsi="Arial"/>
+                <w:b/>
+                <w:sz w:val="19"/>
+              </w:rPr>
+              <w:t>1.1</w:t>
+            </w:r>
+          </w:p>
+        </w:tc>
+        <w:tc>
+          <w:tcPr>
+            <w:tcW w:type="dxa" w:w="6624"/>
+          </w:tcPr>
+          <w:p>
+            <w:r/>
+            <w:r>
+              <w:rPr>
+                <w:rFonts w:ascii="Arial" w:hAnsi="Arial"/>
+                <w:b w:val="0"/>
+                <w:sz w:val="19"/>
+              </w:rPr>
+              <w:t>Compare and contrast various types of security controls</w:t>
+            </w:r>
+          </w:p>
+        </w:tc>
+        <w:tc>
+          <w:tcPr>
+            <w:tcW w:type="dxa" w:w="1872"/>
+          </w:tcPr>
+          <w:p>
+            <w:r/>
+            <w:r>
+              <w:rPr>
+                <w:rFonts w:ascii="Arial" w:hAnsi="Arial"/>
+                <w:b w:val="0"/>
+                <w:sz w:val="19"/>
+              </w:rPr>
+              <w:t>Lab 1</w:t>
+            </w:r>
+          </w:p>
+        </w:tc>
+      </w:tr>
+      <w:tr>
+        <w:tc>
+          <w:tcPr>
+            <w:tcW w:type="dxa" w:w="1296"/>
+            <w:shd w:val="clear" w:color="auto" w:fill="E8F0FE"/>
+          </w:tcPr>
+          <w:p>
+            <w:r/>
+            <w:r>
+              <w:rPr>
+                <w:rFonts w:ascii="Arial" w:hAnsi="Arial"/>
+                <w:b/>
+                <w:sz w:val="19"/>
+              </w:rPr>
+              <w:t>1.2</w:t>
+            </w:r>
+          </w:p>
+        </w:tc>
+        <w:tc>
+          <w:tcPr>
+            <w:tcW w:type="dxa" w:w="6624"/>
+          </w:tcPr>
+          <w:p>
+            <w:r/>
+            <w:r>
+              <w:rPr>
+                <w:rFonts w:ascii="Arial" w:hAnsi="Arial"/>
+                <w:b w:val="0"/>
+                <w:sz w:val="19"/>
+              </w:rPr>
+              <w:t>Summarize fundamental security concepts</w:t>
+            </w:r>
+          </w:p>
+        </w:tc>
+        <w:tc>
+          <w:tcPr>
+            <w:tcW w:type="dxa" w:w="1872"/>
+          </w:tcPr>
+          <w:p>
+            <w:r/>
+            <w:r>
+              <w:rPr>
+                <w:rFonts w:ascii="Arial" w:hAnsi="Arial"/>
+                <w:b w:val="0"/>
+                <w:sz w:val="19"/>
+              </w:rPr>
+              <w:t>Lab 2, Lab 3</w:t>
+            </w:r>
+          </w:p>
+        </w:tc>
+      </w:tr>
+      <w:tr>
+        <w:tc>
+          <w:tcPr>
+            <w:tcW w:type="dxa" w:w="1296"/>
+            <w:shd w:val="clear" w:color="auto" w:fill="E8F0FE"/>
+          </w:tcPr>
+          <w:p>
+            <w:r/>
+            <w:r>
+              <w:rPr>
+                <w:rFonts w:ascii="Arial" w:hAnsi="Arial"/>
+                <w:b/>
+                <w:sz w:val="19"/>
+              </w:rPr>
+              <w:t>1.3</w:t>
+            </w:r>
+          </w:p>
+        </w:tc>
+        <w:tc>
+          <w:tcPr>
+            <w:tcW w:type="dxa" w:w="6624"/>
+          </w:tcPr>
+          <w:p>
+            <w:r/>
+            <w:r>
+              <w:rPr>
+                <w:rFonts w:ascii="Arial" w:hAnsi="Arial"/>
+                <w:b w:val="0"/>
+                <w:sz w:val="19"/>
+              </w:rPr>
+              <w:t>Explain the importance of change management processes and the impact to security</w:t>
+            </w:r>
+          </w:p>
+        </w:tc>
+        <w:tc>
+          <w:tcPr>
+            <w:tcW w:type="dxa" w:w="1872"/>
+          </w:tcPr>
+          <w:p>
+            <w:r/>
+            <w:r>
+              <w:rPr>
+                <w:rFonts w:ascii="Arial" w:hAnsi="Arial"/>
+                <w:b w:val="0"/>
+                <w:sz w:val="19"/>
+              </w:rPr>
+              <w:t>Lab 4</w:t>
+            </w:r>
+          </w:p>
+        </w:tc>
+      </w:tr>
+      <w:tr>
+        <w:tc>
+          <w:tcPr>
+            <w:tcW w:type="dxa" w:w="1296"/>
+            <w:shd w:val="clear" w:color="auto" w:fill="E8F0FE"/>
+          </w:tcPr>
+          <w:p>
+            <w:r/>
+            <w:r>
+              <w:rPr>
+                <w:rFonts w:ascii="Arial" w:hAnsi="Arial"/>
+                <w:b/>
+                <w:sz w:val="19"/>
+              </w:rPr>
+              <w:t>1.4</w:t>
+            </w:r>
+          </w:p>
+        </w:tc>
+        <w:tc>
+          <w:tcPr>
+            <w:tcW w:type="dxa" w:w="6624"/>
+          </w:tcPr>
+          <w:p>
+            <w:r/>
+            <w:r>
+              <w:rPr>
+                <w:rFonts w:ascii="Arial" w:hAnsi="Arial"/>
+                <w:b w:val="0"/>
+                <w:sz w:val="19"/>
+              </w:rPr>
+              <w:t>Explain the importance of using appropriate cryptographic solutions</w:t>
+            </w:r>
+          </w:p>
+        </w:tc>
+        <w:tc>
+          <w:tcPr>
+            <w:tcW w:type="dxa" w:w="1872"/>
+          </w:tcPr>
+          <w:p>
+            <w:r/>
+            <w:r>
+              <w:rPr>
+                <w:rFonts w:ascii="Arial" w:hAnsi="Arial"/>
+                <w:b w:val="0"/>
+                <w:sz w:val="19"/>
+              </w:rPr>
+              <w:t>Lab 5, Lab 6, Lab 7</w:t>
+            </w:r>
+          </w:p>
+        </w:tc>
+      </w:tr>
+      <w:tr>
+        <w:tc>
+          <w:tcPr>
+            <w:tcW w:type="dxa" w:w="1296"/>
+            <w:shd w:val="clear" w:color="auto" w:fill="E8F0FE"/>
+          </w:tcPr>
+          <w:p>
+            <w:r/>
+            <w:r>
+              <w:rPr>
+                <w:rFonts w:ascii="Arial" w:hAnsi="Arial"/>
+                <w:b/>
+                <w:sz w:val="19"/>
+              </w:rPr>
+              <w:t>2.1</w:t>
+            </w:r>
+          </w:p>
+        </w:tc>
+        <w:tc>
+          <w:tcPr>
+            <w:tcW w:type="dxa" w:w="6624"/>
+          </w:tcPr>
+          <w:p>
+            <w:r/>
+            <w:r>
+              <w:rPr>
+                <w:rFonts w:ascii="Arial" w:hAnsi="Arial"/>
+                <w:b w:val="0"/>
+                <w:sz w:val="19"/>
+              </w:rPr>
+              <w:t>Compare and contrast common threat actors and motivations</w:t>
+            </w:r>
+          </w:p>
+        </w:tc>
+        <w:tc>
+          <w:tcPr>
+            <w:tcW w:type="dxa" w:w="1872"/>
+          </w:tcPr>
+          <w:p>
+            <w:r/>
+            <w:r>
+              <w:rPr>
+                <w:rFonts w:ascii="Arial" w:hAnsi="Arial"/>
+                <w:b w:val="0"/>
+                <w:sz w:val="19"/>
+              </w:rPr>
+              <w:t>Lab 8</w:t>
+            </w:r>
+          </w:p>
+        </w:tc>
+      </w:tr>
+      <w:tr>
+        <w:tc>
+          <w:tcPr>
+            <w:tcW w:type="dxa" w:w="1296"/>
+            <w:shd w:val="clear" w:color="auto" w:fill="E8F0FE"/>
+          </w:tcPr>
+          <w:p>
+            <w:r/>
+            <w:r>
+              <w:rPr>
+                <w:rFonts w:ascii="Arial" w:hAnsi="Arial"/>
+                <w:b/>
+                <w:sz w:val="19"/>
+              </w:rPr>
+              <w:t>2.2</w:t>
+            </w:r>
+          </w:p>
+        </w:tc>
+        <w:tc>
+          <w:tcPr>
+            <w:tcW w:type="dxa" w:w="6624"/>
+          </w:tcPr>
+          <w:p>
+            <w:r/>
+            <w:r>
+              <w:rPr>
+                <w:rFonts w:ascii="Arial" w:hAnsi="Arial"/>
+                <w:b w:val="0"/>
+                <w:sz w:val="19"/>
+              </w:rPr>
+              <w:t>Explain common threat vectors and attack surfaces</w:t>
+            </w:r>
+          </w:p>
+        </w:tc>
+        <w:tc>
+          <w:tcPr>
+            <w:tcW w:type="dxa" w:w="1872"/>
+          </w:tcPr>
+          <w:p>
+            <w:r/>
+            <w:r>
+              <w:rPr>
+                <w:rFonts w:ascii="Arial" w:hAnsi="Arial"/>
+                <w:b w:val="0"/>
+                <w:sz w:val="19"/>
+              </w:rPr>
+              <w:t>Lab 9</w:t>
+            </w:r>
+          </w:p>
+        </w:tc>
+      </w:tr>
+      <w:tr>
+        <w:tc>
+          <w:tcPr>
+            <w:tcW w:type="dxa" w:w="1296"/>
+            <w:shd w:val="clear" w:color="auto" w:fill="E8F0FE"/>
+          </w:tcPr>
+          <w:p>
+            <w:r/>
+            <w:r>
+              <w:rPr>
+                <w:rFonts w:ascii="Arial" w:hAnsi="Arial"/>
+                <w:b/>
+                <w:sz w:val="19"/>
+              </w:rPr>
+              <w:t>2.3</w:t>
+            </w:r>
+          </w:p>
+        </w:tc>
+        <w:tc>
+          <w:tcPr>
+            <w:tcW w:type="dxa" w:w="6624"/>
+          </w:tcPr>
+          <w:p>
+            <w:r/>
+            <w:r>
+              <w:rPr>
+                <w:rFonts w:ascii="Arial" w:hAnsi="Arial"/>
+                <w:b w:val="0"/>
+                <w:sz w:val="19"/>
+              </w:rPr>
+              <w:t>Explain various types of vulnerabilities</w:t>
+            </w:r>
+          </w:p>
+        </w:tc>
+        <w:tc>
+          <w:tcPr>
+            <w:tcW w:type="dxa" w:w="1872"/>
+          </w:tcPr>
+          <w:p>
+            <w:r/>
+            <w:r>
+              <w:rPr>
+                <w:rFonts w:ascii="Arial" w:hAnsi="Arial"/>
+                <w:b w:val="0"/>
+                <w:sz w:val="19"/>
+              </w:rPr>
+              <w:t>Lab 10, Lab 11, Lab 12</w:t>
+            </w:r>
+          </w:p>
+        </w:tc>
+      </w:tr>
+      <w:tr>
+        <w:tc>
+          <w:tcPr>
+            <w:tcW w:type="dxa" w:w="1296"/>
+            <w:shd w:val="clear" w:color="auto" w:fill="E8F0FE"/>
+          </w:tcPr>
+          <w:p>
+            <w:r/>
+            <w:r>
+              <w:rPr>
+                <w:rFonts w:ascii="Arial" w:hAnsi="Arial"/>
+                <w:b/>
+                <w:sz w:val="19"/>
+              </w:rPr>
+              <w:t>2.4</w:t>
+            </w:r>
+          </w:p>
+        </w:tc>
+        <w:tc>
+          <w:tcPr>
+            <w:tcW w:type="dxa" w:w="6624"/>
+          </w:tcPr>
+          <w:p>
+            <w:r/>
+            <w:r>
+              <w:rPr>
+                <w:rFonts w:ascii="Arial" w:hAnsi="Arial"/>
+                <w:b w:val="0"/>
+                <w:sz w:val="19"/>
+              </w:rPr>
+              <w:t>Given a scenario, analyze indicators of malicious activity</w:t>
+            </w:r>
+          </w:p>
+        </w:tc>
+        <w:tc>
+          <w:tcPr>
+            <w:tcW w:type="dxa" w:w="1872"/>
+          </w:tcPr>
+          <w:p>
+            <w:r/>
+            <w:r>
+              <w:rPr>
+                <w:rFonts w:ascii="Arial" w:hAnsi="Arial"/>
+                <w:b w:val="0"/>
+                <w:sz w:val="19"/>
+              </w:rPr>
+              <w:t>Lab 13, Lab 14, Lab 15</w:t>
+            </w:r>
+          </w:p>
+        </w:tc>
+      </w:tr>
+      <w:tr>
+        <w:tc>
+          <w:tcPr>
+            <w:tcW w:type="dxa" w:w="1296"/>
+            <w:shd w:val="clear" w:color="auto" w:fill="E8F0FE"/>
+          </w:tcPr>
+          <w:p>
+            <w:r/>
+            <w:r>
+              <w:rPr>
+                <w:rFonts w:ascii="Arial" w:hAnsi="Arial"/>
+                <w:b/>
+                <w:sz w:val="19"/>
+              </w:rPr>
+              <w:t>2.5</w:t>
+            </w:r>
+          </w:p>
+        </w:tc>
+        <w:tc>
+          <w:tcPr>
+            <w:tcW w:type="dxa" w:w="6624"/>
+          </w:tcPr>
+          <w:p>
+            <w:r/>
+            <w:r>
+              <w:rPr>
+                <w:rFonts w:ascii="Arial" w:hAnsi="Arial"/>
+                <w:b w:val="0"/>
+                <w:sz w:val="19"/>
+              </w:rPr>
+              <w:t>Explain the purpose of mitigation techniques used to secure the enterprise</w:t>
+            </w:r>
+          </w:p>
+        </w:tc>
+        <w:tc>
+          <w:tcPr>
+            <w:tcW w:type="dxa" w:w="1872"/>
+          </w:tcPr>
+          <w:p>
+            <w:r/>
+            <w:r>
+              <w:rPr>
+                <w:rFonts w:ascii="Arial" w:hAnsi="Arial"/>
+                <w:b w:val="0"/>
+                <w:sz w:val="19"/>
+              </w:rPr>
+              <w:t>Lab 16</w:t>
+            </w:r>
+          </w:p>
+        </w:tc>
+      </w:tr>
+      <w:tr>
+        <w:tc>
+          <w:tcPr>
+            <w:tcW w:type="dxa" w:w="1296"/>
+            <w:shd w:val="clear" w:color="auto" w:fill="E8F0FE"/>
+          </w:tcPr>
+          <w:p>
+            <w:r/>
+            <w:r>
+              <w:rPr>
+                <w:rFonts w:ascii="Arial" w:hAnsi="Arial"/>
+                <w:b/>
+                <w:sz w:val="19"/>
+              </w:rPr>
+              <w:t>3.1</w:t>
+            </w:r>
+          </w:p>
+        </w:tc>
+        <w:tc>
+          <w:tcPr>
+            <w:tcW w:type="dxa" w:w="6624"/>
+          </w:tcPr>
+          <w:p>
+            <w:r/>
+            <w:r>
+              <w:rPr>
+                <w:rFonts w:ascii="Arial" w:hAnsi="Arial"/>
+                <w:b w:val="0"/>
+                <w:sz w:val="19"/>
+              </w:rPr>
+              <w:t>Compare and contrast security implications of different architecture models</w:t>
+            </w:r>
+          </w:p>
+        </w:tc>
+        <w:tc>
+          <w:tcPr>
+            <w:tcW w:type="dxa" w:w="1872"/>
+          </w:tcPr>
+          <w:p>
+            <w:r/>
+            <w:r>
+              <w:rPr>
+                <w:rFonts w:ascii="Arial" w:hAnsi="Arial"/>
+                <w:b w:val="0"/>
+                <w:sz w:val="19"/>
+              </w:rPr>
+              <w:t>Lab 17, Lab 18</w:t>
+            </w:r>
+          </w:p>
+        </w:tc>
+      </w:tr>
+      <w:tr>
+        <w:tc>
+          <w:tcPr>
+            <w:tcW w:type="dxa" w:w="1296"/>
+            <w:shd w:val="clear" w:color="auto" w:fill="E8F0FE"/>
+          </w:tcPr>
+          <w:p>
+            <w:r/>
+            <w:r>
+              <w:rPr>
+                <w:rFonts w:ascii="Arial" w:hAnsi="Arial"/>
+                <w:b/>
+                <w:sz w:val="19"/>
+              </w:rPr>
+              <w:t>3.2</w:t>
+            </w:r>
+          </w:p>
+        </w:tc>
+        <w:tc>
+          <w:tcPr>
+            <w:tcW w:type="dxa" w:w="6624"/>
+          </w:tcPr>
+          <w:p>
+            <w:r/>
+            <w:r>
+              <w:rPr>
+                <w:rFonts w:ascii="Arial" w:hAnsi="Arial"/>
+                <w:b w:val="0"/>
+                <w:sz w:val="19"/>
+              </w:rPr>
+              <w:t>Given a scenario, apply security principles to secure enterprise infrastructure</w:t>
+            </w:r>
+          </w:p>
+        </w:tc>
+        <w:tc>
+          <w:tcPr>
+            <w:tcW w:type="dxa" w:w="1872"/>
+          </w:tcPr>
+          <w:p>
+            <w:r/>
+            <w:r>
+              <w:rPr>
+                <w:rFonts w:ascii="Arial" w:hAnsi="Arial"/>
+                <w:b w:val="0"/>
+                <w:sz w:val="19"/>
+              </w:rPr>
+              <w:t>Lab 19, Lab 20, Lab 21, Lab 22</w:t>
+            </w:r>
+          </w:p>
+        </w:tc>
+      </w:tr>
+      <w:tr>
+        <w:tc>
+          <w:tcPr>
+            <w:tcW w:type="dxa" w:w="1296"/>
+            <w:shd w:val="clear" w:color="auto" w:fill="E8F0FE"/>
+          </w:tcPr>
+          <w:p>
+            <w:r/>
+            <w:r>
+              <w:rPr>
+                <w:rFonts w:ascii="Arial" w:hAnsi="Arial"/>
+                <w:b/>
+                <w:sz w:val="19"/>
+              </w:rPr>
+              <w:t>3.3</w:t>
+            </w:r>
+          </w:p>
+        </w:tc>
+        <w:tc>
+          <w:tcPr>
+            <w:tcW w:type="dxa" w:w="6624"/>
+          </w:tcPr>
+          <w:p>
+            <w:r/>
+            <w:r>
+              <w:rPr>
+                <w:rFonts w:ascii="Arial" w:hAnsi="Arial"/>
+                <w:b w:val="0"/>
+                <w:sz w:val="19"/>
+              </w:rPr>
+              <w:t>Compare and contrast concepts and strategies to protect data</w:t>
+            </w:r>
+          </w:p>
+        </w:tc>
+        <w:tc>
+          <w:tcPr>
+            <w:tcW w:type="dxa" w:w="1872"/>
+          </w:tcPr>
+          <w:p>
+            <w:r/>
+            <w:r>
+              <w:rPr>
+                <w:rFonts w:ascii="Arial" w:hAnsi="Arial"/>
+                <w:b w:val="0"/>
+                <w:sz w:val="19"/>
+              </w:rPr>
+              <w:t>Lab 23, Lab 24, Lab 25</w:t>
+            </w:r>
+          </w:p>
+        </w:tc>
+      </w:tr>
+      <w:tr>
+        <w:tc>
+          <w:tcPr>
+            <w:tcW w:type="dxa" w:w="1296"/>
+            <w:shd w:val="clear" w:color="auto" w:fill="E8F0FE"/>
+          </w:tcPr>
+          <w:p>
+            <w:r/>
+            <w:r>
+              <w:rPr>
+                <w:rFonts w:ascii="Arial" w:hAnsi="Arial"/>
+                <w:b/>
+                <w:sz w:val="19"/>
+              </w:rPr>
+              <w:t>3.4</w:t>
+            </w:r>
+          </w:p>
+        </w:tc>
+        <w:tc>
+          <w:tcPr>
+            <w:tcW w:type="dxa" w:w="6624"/>
+          </w:tcPr>
+          <w:p>
+            <w:r/>
+            <w:r>
+              <w:rPr>
+                <w:rFonts w:ascii="Arial" w:hAnsi="Arial"/>
+                <w:b w:val="0"/>
+                <w:sz w:val="19"/>
+              </w:rPr>
+              <w:t>Explain the importance of resilience and recovery in security architecture</w:t>
+            </w:r>
+          </w:p>
+        </w:tc>
+        <w:tc>
+          <w:tcPr>
+            <w:tcW w:type="dxa" w:w="1872"/>
+          </w:tcPr>
+          <w:p>
+            <w:r/>
+            <w:r>
+              <w:rPr>
+                <w:rFonts w:ascii="Arial" w:hAnsi="Arial"/>
+                <w:b w:val="0"/>
+                <w:sz w:val="19"/>
+              </w:rPr>
+              <w:t>Lab 26, Lab 27</w:t>
+            </w:r>
+          </w:p>
+        </w:tc>
+      </w:tr>
+      <w:tr>
+        <w:tc>
+          <w:tcPr>
+            <w:tcW w:type="dxa" w:w="1296"/>
+            <w:shd w:val="clear" w:color="auto" w:fill="E8F0FE"/>
+          </w:tcPr>
+          <w:p>
+            <w:r/>
+            <w:r>
+              <w:rPr>
+                <w:rFonts w:ascii="Arial" w:hAnsi="Arial"/>
+                <w:b/>
+                <w:sz w:val="19"/>
+              </w:rPr>
+              <w:t>4.1</w:t>
+            </w:r>
+          </w:p>
+        </w:tc>
+        <w:tc>
+          <w:tcPr>
+            <w:tcW w:type="dxa" w:w="6624"/>
+          </w:tcPr>
+          <w:p>
+            <w:r/>
+            <w:r>
+              <w:rPr>
+                <w:rFonts w:ascii="Arial" w:hAnsi="Arial"/>
+                <w:b w:val="0"/>
+                <w:sz w:val="19"/>
+              </w:rPr>
+              <w:t>Given a scenario, apply common security techniques to computing resources</w:t>
+            </w:r>
+          </w:p>
+        </w:tc>
+        <w:tc>
+          <w:tcPr>
+            <w:tcW w:type="dxa" w:w="1872"/>
+          </w:tcPr>
+          <w:p>
+            <w:r/>
+            <w:r>
+              <w:rPr>
+                <w:rFonts w:ascii="Arial" w:hAnsi="Arial"/>
+                <w:b w:val="0"/>
+                <w:sz w:val="19"/>
+              </w:rPr>
+              <w:t>Lab 28, Lab 29</w:t>
+            </w:r>
+          </w:p>
+        </w:tc>
+      </w:tr>
+      <w:tr>
+        <w:tc>
+          <w:tcPr>
+            <w:tcW w:type="dxa" w:w="1296"/>
+            <w:shd w:val="clear" w:color="auto" w:fill="E8F0FE"/>
+          </w:tcPr>
+          <w:p>
+            <w:r/>
+            <w:r>
+              <w:rPr>
+                <w:rFonts w:ascii="Arial" w:hAnsi="Arial"/>
+                <w:b/>
+                <w:sz w:val="19"/>
+              </w:rPr>
+              <w:t>4.2</w:t>
+            </w:r>
+          </w:p>
+        </w:tc>
+        <w:tc>
+          <w:tcPr>
+            <w:tcW w:type="dxa" w:w="6624"/>
+          </w:tcPr>
+          <w:p>
+            <w:r/>
+            <w:r>
+              <w:rPr>
+                <w:rFonts w:ascii="Arial" w:hAnsi="Arial"/>
+                <w:b w:val="0"/>
+                <w:sz w:val="19"/>
+              </w:rPr>
+              <w:t>Explain the security implications of proper hardware, software, and data asset management</w:t>
+            </w:r>
+          </w:p>
+        </w:tc>
+        <w:tc>
+          <w:tcPr>
+            <w:tcW w:type="dxa" w:w="1872"/>
+          </w:tcPr>
+          <w:p>
+            <w:r/>
+            <w:r>
+              <w:rPr>
+                <w:rFonts w:ascii="Arial" w:hAnsi="Arial"/>
+                <w:b w:val="0"/>
+                <w:sz w:val="19"/>
+              </w:rPr>
+              <w:t>Lab 30</w:t>
+            </w:r>
+          </w:p>
+        </w:tc>
+      </w:tr>
+      <w:tr>
+        <w:tc>
+          <w:tcPr>
+            <w:tcW w:type="dxa" w:w="1296"/>
+            <w:shd w:val="clear" w:color="auto" w:fill="E8F0FE"/>
+          </w:tcPr>
+          <w:p>
+            <w:r/>
+            <w:r>
+              <w:rPr>
+                <w:rFonts w:ascii="Arial" w:hAnsi="Arial"/>
+                <w:b/>
+                <w:sz w:val="19"/>
+              </w:rPr>
+              <w:t>4.3</w:t>
+            </w:r>
+          </w:p>
+        </w:tc>
+        <w:tc>
+          <w:tcPr>
+            <w:tcW w:type="dxa" w:w="6624"/>
+          </w:tcPr>
+          <w:p>
+            <w:r/>
+            <w:r>
+              <w:rPr>
+                <w:rFonts w:ascii="Arial" w:hAnsi="Arial"/>
+                <w:b w:val="0"/>
+                <w:sz w:val="19"/>
+              </w:rPr>
+              <w:t>Explain various activities associated with vulnerability management</w:t>
+            </w:r>
+          </w:p>
+        </w:tc>
+        <w:tc>
+          <w:tcPr>
+            <w:tcW w:type="dxa" w:w="1872"/>
+          </w:tcPr>
+          <w:p>
+            <w:r/>
+            <w:r>
+              <w:rPr>
+                <w:rFonts w:ascii="Arial" w:hAnsi="Arial"/>
+                <w:b w:val="0"/>
+                <w:sz w:val="19"/>
+              </w:rPr>
+              <w:t>Lab 31, Lab 32</w:t>
+            </w:r>
+          </w:p>
+        </w:tc>
+      </w:tr>
+      <w:tr>
+        <w:tc>
+          <w:tcPr>
+            <w:tcW w:type="dxa" w:w="1296"/>
+            <w:shd w:val="clear" w:color="auto" w:fill="E8F0FE"/>
+          </w:tcPr>
+          <w:p>
+            <w:r/>
+            <w:r>
+              <w:rPr>
+                <w:rFonts w:ascii="Arial" w:hAnsi="Arial"/>
+                <w:b/>
+                <w:sz w:val="19"/>
+              </w:rPr>
+              <w:t>4.4</w:t>
+            </w:r>
+          </w:p>
+        </w:tc>
+        <w:tc>
+          <w:tcPr>
+            <w:tcW w:type="dxa" w:w="6624"/>
+          </w:tcPr>
+          <w:p>
+            <w:r/>
+            <w:r>
+              <w:rPr>
+                <w:rFonts w:ascii="Arial" w:hAnsi="Arial"/>
+                <w:b w:val="0"/>
+                <w:sz w:val="19"/>
+              </w:rPr>
+              <w:t>Explain security alerting and monitoring concepts and tools</w:t>
+            </w:r>
+          </w:p>
+        </w:tc>
+        <w:tc>
+          <w:tcPr>
+            <w:tcW w:type="dxa" w:w="1872"/>
+          </w:tcPr>
+          <w:p>
+            <w:r/>
+            <w:r>
+              <w:rPr>
+                <w:rFonts w:ascii="Arial" w:hAnsi="Arial"/>
+                <w:b w:val="0"/>
+                <w:sz w:val="19"/>
+              </w:rPr>
+              <w:t>Lab 33, Lab 34</w:t>
+            </w:r>
+          </w:p>
+        </w:tc>
+      </w:tr>
+      <w:tr>
+        <w:tc>
+          <w:tcPr>
+            <w:tcW w:type="dxa" w:w="1296"/>
+            <w:shd w:val="clear" w:color="auto" w:fill="E8F0FE"/>
+          </w:tcPr>
+          <w:p>
+            <w:r/>
+            <w:r>
+              <w:rPr>
+                <w:rFonts w:ascii="Arial" w:hAnsi="Arial"/>
+                <w:b/>
+                <w:sz w:val="19"/>
+              </w:rPr>
+              <w:t>4.5</w:t>
+            </w:r>
+          </w:p>
+        </w:tc>
+        <w:tc>
+          <w:tcPr>
+            <w:tcW w:type="dxa" w:w="6624"/>
+          </w:tcPr>
+          <w:p>
+            <w:r/>
+            <w:r>
+              <w:rPr>
+                <w:rFonts w:ascii="Arial" w:hAnsi="Arial"/>
+                <w:b w:val="0"/>
+                <w:sz w:val="19"/>
+              </w:rPr>
+              <w:t>Given a scenario, modify enterprise capabilities to enhance security</w:t>
+            </w:r>
+          </w:p>
+        </w:tc>
+        <w:tc>
+          <w:tcPr>
+            <w:tcW w:type="dxa" w:w="1872"/>
+          </w:tcPr>
+          <w:p>
+            <w:r/>
+            <w:r>
+              <w:rPr>
+                <w:rFonts w:ascii="Arial" w:hAnsi="Arial"/>
+                <w:b w:val="0"/>
+                <w:sz w:val="19"/>
+              </w:rPr>
+              <w:t>Lab 35, Lab 36, Lab 37</w:t>
+            </w:r>
+          </w:p>
+        </w:tc>
+      </w:tr>
+      <w:tr>
+        <w:tc>
+          <w:tcPr>
+            <w:tcW w:type="dxa" w:w="1296"/>
+            <w:shd w:val="clear" w:color="auto" w:fill="E8F0FE"/>
+          </w:tcPr>
+          <w:p>
+            <w:r/>
+            <w:r>
+              <w:rPr>
+                <w:rFonts w:ascii="Arial" w:hAnsi="Arial"/>
+                <w:b/>
+                <w:sz w:val="19"/>
+              </w:rPr>
+              <w:t>4.6</w:t>
+            </w:r>
+          </w:p>
+        </w:tc>
+        <w:tc>
+          <w:tcPr>
+            <w:tcW w:type="dxa" w:w="6624"/>
+          </w:tcPr>
+          <w:p>
+            <w:r/>
+            <w:r>
+              <w:rPr>
+                <w:rFonts w:ascii="Arial" w:hAnsi="Arial"/>
+                <w:b w:val="0"/>
+                <w:sz w:val="19"/>
+              </w:rPr>
+              <w:t>Given a scenario, implement and maintain identity and access management</w:t>
+            </w:r>
+          </w:p>
+        </w:tc>
+        <w:tc>
+          <w:tcPr>
+            <w:tcW w:type="dxa" w:w="1872"/>
+          </w:tcPr>
+          <w:p>
+            <w:r/>
+            <w:r>
+              <w:rPr>
+                <w:rFonts w:ascii="Arial" w:hAnsi="Arial"/>
+                <w:b w:val="0"/>
+                <w:sz w:val="19"/>
+              </w:rPr>
+              <w:t>Lab 38, Lab 39</w:t>
+            </w:r>
+          </w:p>
+        </w:tc>
+      </w:tr>
+      <w:tr>
+        <w:tc>
+          <w:tcPr>
+            <w:tcW w:type="dxa" w:w="1296"/>
+            <w:shd w:val="clear" w:color="auto" w:fill="E8F0FE"/>
+          </w:tcPr>
+          <w:p>
+            <w:r/>
+            <w:r>
+              <w:rPr>
+                <w:rFonts w:ascii="Arial" w:hAnsi="Arial"/>
+                <w:b/>
+                <w:sz w:val="19"/>
+              </w:rPr>
+              <w:t>4.7</w:t>
+            </w:r>
+          </w:p>
+        </w:tc>
+        <w:tc>
+          <w:tcPr>
+            <w:tcW w:type="dxa" w:w="6624"/>
+          </w:tcPr>
+          <w:p>
+            <w:r/>
+            <w:r>
+              <w:rPr>
+                <w:rFonts w:ascii="Arial" w:hAnsi="Arial"/>
+                <w:b w:val="0"/>
+                <w:sz w:val="19"/>
+              </w:rPr>
+              <w:t>Explain the importance of automation and orchestration related to secure operations</w:t>
+            </w:r>
+          </w:p>
+        </w:tc>
+        <w:tc>
+          <w:tcPr>
+            <w:tcW w:type="dxa" w:w="1872"/>
+          </w:tcPr>
+          <w:p>
+            <w:r/>
+            <w:r>
+              <w:rPr>
+                <w:rFonts w:ascii="Arial" w:hAnsi="Arial"/>
+                <w:b w:val="0"/>
+                <w:sz w:val="19"/>
+              </w:rPr>
+              <w:t>Lab 40</w:t>
+            </w:r>
+          </w:p>
+        </w:tc>
+      </w:tr>
+      <w:tr>
+        <w:tc>
+          <w:tcPr>
+            <w:tcW w:type="dxa" w:w="1296"/>
+            <w:shd w:val="clear" w:color="auto" w:fill="E8F0FE"/>
+          </w:tcPr>
+          <w:p>
+            <w:r/>
+            <w:r>
+              <w:rPr>
+                <w:rFonts w:ascii="Arial" w:hAnsi="Arial"/>
+                <w:b/>
+                <w:sz w:val="19"/>
+              </w:rPr>
+              <w:t>4.8</w:t>
+            </w:r>
+          </w:p>
+        </w:tc>
+        <w:tc>
+          <w:tcPr>
+            <w:tcW w:type="dxa" w:w="6624"/>
+          </w:tcPr>
+          <w:p>
+            <w:r/>
+            <w:r>
+              <w:rPr>
+                <w:rFonts w:ascii="Arial" w:hAnsi="Arial"/>
+                <w:b w:val="0"/>
+                <w:sz w:val="19"/>
+              </w:rPr>
+              <w:t>Explain appropriate incident response activities</w:t>
+            </w:r>
+          </w:p>
+        </w:tc>
+        <w:tc>
+          <w:tcPr>
+            <w:tcW w:type="dxa" w:w="1872"/>
+          </w:tcPr>
+          <w:p>
+            <w:r/>
+            <w:r>
+              <w:rPr>
+                <w:rFonts w:ascii="Arial" w:hAnsi="Arial"/>
+                <w:b w:val="0"/>
+                <w:sz w:val="19"/>
+              </w:rPr>
+              <w:t>Lab 41, Lab 42</w:t>
+            </w:r>
+          </w:p>
+        </w:tc>
+      </w:tr>
+      <w:tr>
+        <w:tc>
+          <w:tcPr>
+            <w:tcW w:type="dxa" w:w="1296"/>
+            <w:shd w:val="clear" w:color="auto" w:fill="E8F0FE"/>
+          </w:tcPr>
+          <w:p>
+            <w:r/>
+            <w:r>
+              <w:rPr>
+                <w:rFonts w:ascii="Arial" w:hAnsi="Arial"/>
+                <w:b/>
+                <w:sz w:val="19"/>
+              </w:rPr>
+              <w:t>4.9</w:t>
+            </w:r>
+          </w:p>
+        </w:tc>
+        <w:tc>
+          <w:tcPr>
+            <w:tcW w:type="dxa" w:w="6624"/>
+          </w:tcPr>
+          <w:p>
+            <w:r/>
+            <w:r>
+              <w:rPr>
+                <w:rFonts w:ascii="Arial" w:hAnsi="Arial"/>
+                <w:b w:val="0"/>
+                <w:sz w:val="19"/>
+              </w:rPr>
+              <w:t>Given a scenario, use data sources to support an investigation</w:t>
+            </w:r>
+          </w:p>
+        </w:tc>
+        <w:tc>
+          <w:tcPr>
+            <w:tcW w:type="dxa" w:w="1872"/>
+          </w:tcPr>
+          <w:p>
+            <w:r/>
+            <w:r>
+              <w:rPr>
+                <w:rFonts w:ascii="Arial" w:hAnsi="Arial"/>
+                <w:b w:val="0"/>
+                <w:sz w:val="19"/>
+              </w:rPr>
+              <w:t>Lab 43, Lab 44</w:t>
+            </w:r>
+          </w:p>
+        </w:tc>
+      </w:tr>
+      <w:tr>
+        <w:tc>
+          <w:tcPr>
+            <w:tcW w:type="dxa" w:w="1296"/>
+            <w:shd w:val="clear" w:color="auto" w:fill="E8F0FE"/>
+          </w:tcPr>
+          <w:p>
+            <w:r/>
+            <w:r>
+              <w:rPr>
+                <w:rFonts w:ascii="Arial" w:hAnsi="Arial"/>
+                <w:b/>
+                <w:sz w:val="19"/>
+              </w:rPr>
+              <w:t>5.1</w:t>
+            </w:r>
+          </w:p>
+        </w:tc>
+        <w:tc>
+          <w:tcPr>
+            <w:tcW w:type="dxa" w:w="6624"/>
+          </w:tcPr>
+          <w:p>
+            <w:r/>
+            <w:r>
+              <w:rPr>
+                <w:rFonts w:ascii="Arial" w:hAnsi="Arial"/>
+                <w:b w:val="0"/>
+                <w:sz w:val="19"/>
+              </w:rPr>
+              <w:t>Summarize elements of effective security governance</w:t>
+            </w:r>
+          </w:p>
+        </w:tc>
+        <w:tc>
+          <w:tcPr>
+            <w:tcW w:type="dxa" w:w="1872"/>
+          </w:tcPr>
+          <w:p>
+            <w:r/>
+            <w:r>
+              <w:rPr>
+                <w:rFonts w:ascii="Arial" w:hAnsi="Arial"/>
+                <w:b w:val="0"/>
+                <w:sz w:val="19"/>
+              </w:rPr>
+              <w:t>Lab 45</w:t>
+            </w:r>
+          </w:p>
+        </w:tc>
+      </w:tr>
+      <w:tr>
+        <w:tc>
+          <w:tcPr>
+            <w:tcW w:type="dxa" w:w="1296"/>
+            <w:shd w:val="clear" w:color="auto" w:fill="E8F0FE"/>
+          </w:tcPr>
+          <w:p>
+            <w:r/>
+            <w:r>
+              <w:rPr>
+                <w:rFonts w:ascii="Arial" w:hAnsi="Arial"/>
+                <w:b/>
+                <w:sz w:val="19"/>
+              </w:rPr>
+              <w:t>5.2</w:t>
+            </w:r>
+          </w:p>
+        </w:tc>
+        <w:tc>
+          <w:tcPr>
+            <w:tcW w:type="dxa" w:w="6624"/>
+          </w:tcPr>
+          <w:p>
+            <w:r/>
+            <w:r>
+              <w:rPr>
+                <w:rFonts w:ascii="Arial" w:hAnsi="Arial"/>
+                <w:b w:val="0"/>
+                <w:sz w:val="19"/>
+              </w:rPr>
+              <w:t>Explain elements of the risk management process</w:t>
+            </w:r>
+          </w:p>
+        </w:tc>
+        <w:tc>
+          <w:tcPr>
+            <w:tcW w:type="dxa" w:w="1872"/>
+          </w:tcPr>
+          <w:p>
+            <w:r/>
+            <w:r>
+              <w:rPr>
+                <w:rFonts w:ascii="Arial" w:hAnsi="Arial"/>
+                <w:b w:val="0"/>
+                <w:sz w:val="19"/>
+              </w:rPr>
+              <w:t>Lab 46</w:t>
+            </w:r>
+          </w:p>
+        </w:tc>
+      </w:tr>
+      <w:tr>
+        <w:tc>
+          <w:tcPr>
+            <w:tcW w:type="dxa" w:w="1296"/>
+            <w:shd w:val="clear" w:color="auto" w:fill="E8F0FE"/>
+          </w:tcPr>
+          <w:p>
+            <w:r/>
+            <w:r>
+              <w:rPr>
+                <w:rFonts w:ascii="Arial" w:hAnsi="Arial"/>
+                <w:b/>
+                <w:sz w:val="19"/>
+              </w:rPr>
+              <w:t>5.3</w:t>
+            </w:r>
+          </w:p>
+        </w:tc>
+        <w:tc>
+          <w:tcPr>
+            <w:tcW w:type="dxa" w:w="6624"/>
+          </w:tcPr>
+          <w:p>
+            <w:r/>
+            <w:r>
+              <w:rPr>
+                <w:rFonts w:ascii="Arial" w:hAnsi="Arial"/>
+                <w:b w:val="0"/>
+                <w:sz w:val="19"/>
+              </w:rPr>
+              <w:t>Explain the processes associated with third-party risk assessment and management</w:t>
+            </w:r>
+          </w:p>
+        </w:tc>
+        <w:tc>
+          <w:tcPr>
+            <w:tcW w:type="dxa" w:w="1872"/>
+          </w:tcPr>
+          <w:p>
+            <w:r/>
+            <w:r>
+              <w:rPr>
+                <w:rFonts w:ascii="Arial" w:hAnsi="Arial"/>
+                <w:b w:val="0"/>
+                <w:sz w:val="19"/>
+              </w:rPr>
+              <w:t>Lab 47</w:t>
+            </w:r>
+          </w:p>
+        </w:tc>
+      </w:tr>
+      <w:tr>
+        <w:tc>
+          <w:tcPr>
+            <w:tcW w:type="dxa" w:w="1296"/>
+            <w:shd w:val="clear" w:color="auto" w:fill="E8F0FE"/>
+          </w:tcPr>
+          <w:p>
+            <w:r/>
+            <w:r>
+              <w:rPr>
+                <w:rFonts w:ascii="Arial" w:hAnsi="Arial"/>
+                <w:b/>
+                <w:sz w:val="19"/>
+              </w:rPr>
+              <w:t>5.4</w:t>
+            </w:r>
+          </w:p>
+        </w:tc>
+        <w:tc>
+          <w:tcPr>
+            <w:tcW w:type="dxa" w:w="6624"/>
+          </w:tcPr>
+          <w:p>
+            <w:r/>
+            <w:r>
+              <w:rPr>
+                <w:rFonts w:ascii="Arial" w:hAnsi="Arial"/>
+                <w:b w:val="0"/>
+                <w:sz w:val="19"/>
+              </w:rPr>
+              <w:t>Summarize elements of effective security compliance</w:t>
+            </w:r>
+          </w:p>
+        </w:tc>
+        <w:tc>
+          <w:tcPr>
+            <w:tcW w:type="dxa" w:w="1872"/>
+          </w:tcPr>
+          <w:p>
+            <w:r/>
+            <w:r>
+              <w:rPr>
+                <w:rFonts w:ascii="Arial" w:hAnsi="Arial"/>
+                <w:b w:val="0"/>
+                <w:sz w:val="19"/>
+              </w:rPr>
+              <w:t>Lab 48</w:t>
+            </w:r>
+          </w:p>
+        </w:tc>
+      </w:tr>
+      <w:tr>
+        <w:tc>
+          <w:tcPr>
+            <w:tcW w:type="dxa" w:w="1296"/>
+            <w:shd w:val="clear" w:color="auto" w:fill="E8F0FE"/>
+          </w:tcPr>
+          <w:p>
+            <w:r/>
+            <w:r>
+              <w:rPr>
+                <w:rFonts w:ascii="Arial" w:hAnsi="Arial"/>
+                <w:b/>
+                <w:sz w:val="19"/>
+              </w:rPr>
+              <w:t>5.5</w:t>
+            </w:r>
+          </w:p>
+        </w:tc>
+        <w:tc>
+          <w:tcPr>
+            <w:tcW w:type="dxa" w:w="6624"/>
+          </w:tcPr>
+          <w:p>
+            <w:r/>
+            <w:r>
+              <w:rPr>
+                <w:rFonts w:ascii="Arial" w:hAnsi="Arial"/>
+                <w:b w:val="0"/>
+                <w:sz w:val="19"/>
+              </w:rPr>
+              <w:t>Explain types and purposes of audits and assessments</w:t>
+            </w:r>
+          </w:p>
+        </w:tc>
+        <w:tc>
+          <w:tcPr>
+            <w:tcW w:type="dxa" w:w="1872"/>
+          </w:tcPr>
+          <w:p>
+            <w:r/>
+            <w:r>
+              <w:rPr>
+                <w:rFonts w:ascii="Arial" w:hAnsi="Arial"/>
+                <w:b w:val="0"/>
+                <w:sz w:val="19"/>
+              </w:rPr>
+              <w:t>Lab 49, Lab 50, Lab 51</w:t>
+            </w:r>
+          </w:p>
+        </w:tc>
+      </w:tr>
+      <w:tr>
+        <w:tc>
+          <w:tcPr>
+            <w:tcW w:type="dxa" w:w="1296"/>
+            <w:shd w:val="clear" w:color="auto" w:fill="E8F0FE"/>
+          </w:tcPr>
+          <w:p>
+            <w:r/>
+            <w:r>
+              <w:rPr>
+                <w:rFonts w:ascii="Arial" w:hAnsi="Arial"/>
+                <w:b/>
+                <w:sz w:val="19"/>
+              </w:rPr>
+              <w:t>5.6</w:t>
+            </w:r>
+          </w:p>
+        </w:tc>
+        <w:tc>
+          <w:tcPr>
+            <w:tcW w:type="dxa" w:w="6624"/>
+          </w:tcPr>
+          <w:p>
+            <w:r/>
+            <w:r>
+              <w:rPr>
+                <w:rFonts w:ascii="Arial" w:hAnsi="Arial"/>
+                <w:b w:val="0"/>
+                <w:sz w:val="19"/>
+              </w:rPr>
+              <w:t>Given a scenario, implement security awareness practices</w:t>
+            </w:r>
+          </w:p>
+        </w:tc>
+        <w:tc>
+          <w:tcPr>
+            <w:tcW w:type="dxa" w:w="1872"/>
+          </w:tcPr>
+          <w:p>
+            <w:r/>
+            <w:r>
+              <w:rPr>
+                <w:rFonts w:ascii="Arial" w:hAnsi="Arial"/>
+                <w:b w:val="0"/>
+                <w:sz w:val="19"/>
+              </w:rPr>
+              <w:t>Lab 52</w:t>
             </w:r>
           </w:p>
         </w:tc>
